--- a/09-通信电路/02-调制电路/FM调制电路/FM调制电路.docx
+++ b/09-通信电路/02-调制电路/FM调制电路/FM调制电路.docx
@@ -2029,6 +2029,20 @@
     </w:p>
     <w:bookmarkEnd w:id="26"/>
     <w:bookmarkEnd w:id="27"/>
+    <w:p>
+      <w:pPr>
+        <w:spacing w:before="360"/>
+        <w:jc w:val="center"/>
+      </w:pPr>
+      <w:r>
+        <w:rPr>
+          <w:rFonts w:ascii="Times New Roman" w:hAnsi="Times New Roman"/>
+          <w:color w:val="555555"/>
+          <w:sz w:val="21"/>
+        </w:rPr>
+        <w:t>材料收集者：杜文杰</w:t>
+      </w:r>
+    </w:p>
     <w:sectPr>
       <w:headerReference r:id="rId9" w:type="default"/>
       <w:footerReference r:id="rId10" w:type="default"/>

--- a/09-通信电路/02-调制电路/FM调制电路/FM调制电路.docx
+++ b/09-通信电路/02-调制电路/FM调制电路/FM调制电路.docx
@@ -1,6 +1,6 @@
 
 <file path=word/document.xml><?xml version="1.0" encoding="utf-8"?>
-<w:document xmlns:w="http://schemas.openxmlformats.org/wordprocessingml/2006/main" xmlns:m="http://schemas.openxmlformats.org/officeDocument/2006/math" xmlns:r="http://schemas.openxmlformats.org/officeDocument/2006/relationships" xmlns:o="urn:schemas-microsoft-com:office:office" xmlns:v="urn:schemas-microsoft-com:vml" xmlns:w10="urn:schemas-microsoft-com:office:word" xmlns:a="http://schemas.openxmlformats.org/drawingml/2006/main" xmlns:pic="http://schemas.openxmlformats.org/drawingml/2006/picture" xmlns:wp="http://schemas.openxmlformats.org/drawingml/2006/wordprocessingDrawing">
+<w:document xmlns:m="http://schemas.openxmlformats.org/officeDocument/2006/math" xmlns:r="http://schemas.openxmlformats.org/officeDocument/2006/relationships" xmlns:w="http://schemas.openxmlformats.org/wordprocessingml/2006/main" xmlns:o="urn:schemas-microsoft-com:office:office" xmlns:v="urn:schemas-microsoft-com:vml" xmlns:w10="urn:schemas-microsoft-com:office:word" xmlns:a="http://schemas.openxmlformats.org/drawingml/2006/main" xmlns:pic="http://schemas.openxmlformats.org/drawingml/2006/picture" xmlns:wp="http://schemas.openxmlformats.org/drawingml/2006/wordprocessingDrawing">
   <w:body>
     <w:bookmarkStart w:id="27" w:name="fm-调制电路"/>
     <w:p>
@@ -8,11 +8,14 @@
         <w:pStyle w:val="Heading1"/>
       </w:pPr>
       <w:r>
+        <w:rPr>
+          <w:rFonts w:eastAsia="黑体"/>
+        </w:rPr>
         <w:t xml:space="preserve">FM </w:t>
       </w:r>
       <w:r>
         <w:rPr>
-          <w:rFonts w:hint="eastAsia"/>
+          <w:rFonts w:hint="eastAsia" w:eastAsia="黑体"/>
         </w:rPr>
         <w:t xml:space="preserve">调制电路</w:t>
       </w:r>
@@ -24,7 +27,7 @@
       </w:pPr>
       <w:r>
         <w:rPr>
-          <w:rFonts w:hint="eastAsia"/>
+          <w:rFonts w:hint="eastAsia" w:eastAsia="黑体"/>
         </w:rPr>
         <w:t xml:space="preserve">拓扑描述</w:t>
       </w:r>
@@ -35,71 +38,89 @@
       </w:pPr>
       <w:r>
         <w:rPr>
-          <w:rFonts w:hint="eastAsia"/>
+          <w:rFonts w:hint="eastAsia" w:eastAsia="黑体"/>
         </w:rPr>
         <w:t xml:space="preserve">由</w:t>
       </w:r>
       <w:r>
+        <w:rPr>
+          <w:rFonts w:eastAsia="黑体"/>
+        </w:rPr>
         <w:t xml:space="preserve"> </w:t>
       </w:r>
       <w:r>
         <w:rPr>
-          <w:rFonts w:hint="eastAsia"/>
+          <w:rFonts w:hint="eastAsia" w:eastAsia="黑体"/>
           <w:b/>
           <w:bCs/>
         </w:rPr>
         <w:t xml:space="preserve">压控振荡器（VCO）U1</w:t>
       </w:r>
       <w:r>
+        <w:rPr>
+          <w:rFonts w:eastAsia="黑体"/>
+        </w:rPr>
         <w:t xml:space="preserve"> </w:t>
       </w:r>
       <w:r>
         <w:rPr>
-          <w:rFonts w:hint="eastAsia"/>
+          <w:rFonts w:hint="eastAsia" w:eastAsia="黑体"/>
         </w:rPr>
         <w:t xml:space="preserve">与</w:t>
       </w:r>
       <w:r>
+        <w:rPr>
+          <w:rFonts w:eastAsia="黑体"/>
+        </w:rPr>
         <w:t xml:space="preserve"> </w:t>
       </w:r>
       <w:r>
         <w:rPr>
-          <w:rFonts w:hint="eastAsia"/>
+          <w:rFonts w:hint="eastAsia" w:eastAsia="黑体"/>
           <w:b/>
           <w:bCs/>
         </w:rPr>
         <w:t xml:space="preserve">调制信号输入回路</w:t>
       </w:r>
       <w:r>
+        <w:rPr>
+          <w:rFonts w:eastAsia="黑体"/>
+        </w:rPr>
         <w:t xml:space="preserve"> </w:t>
       </w:r>
       <w:r>
         <w:rPr>
-          <w:rFonts w:hint="eastAsia"/>
+          <w:rFonts w:hint="eastAsia" w:eastAsia="黑体"/>
         </w:rPr>
         <w:t xml:space="preserve">组成，按功能分为调制信号输入与频率调制两类，也可通过变容二极管接入</w:t>
       </w:r>
       <w:r>
+        <w:rPr>
+          <w:rFonts w:eastAsia="黑体"/>
+        </w:rPr>
         <w:t xml:space="preserve"> LC </w:t>
       </w:r>
       <w:r>
         <w:rPr>
-          <w:rFonts w:hint="eastAsia"/>
+          <w:rFonts w:hint="eastAsia" w:eastAsia="黑体"/>
         </w:rPr>
         <w:t xml:space="preserve">振荡回路实现。电路共有</w:t>
       </w:r>
       <w:r>
+        <w:rPr>
+          <w:rFonts w:eastAsia="黑体"/>
+        </w:rPr>
         <w:t xml:space="preserve"> 5 </w:t>
       </w:r>
       <w:r>
         <w:rPr>
-          <w:rFonts w:hint="eastAsia"/>
+          <w:rFonts w:hint="eastAsia" w:eastAsia="黑体"/>
         </w:rPr>
         <w:t xml:space="preserve">个关键节点：</w:t>
       </w:r>
       <w:r>
         <w:rPr>
-          <w:rFonts w:hint="eastAsia"/>
+          <w:rFonts w:hint="eastAsia" w:eastAsia="黑体"/>
           <w:b/>
           <w:bCs/>
         </w:rPr>
@@ -107,6 +128,7 @@
       </w:r>
       <w:r>
         <w:rPr>
+          <w:rFonts w:eastAsia="黑体"/>
           <w:b/>
           <w:bCs/>
         </w:rPr>
@@ -114,7 +136,7 @@
       </w:r>
       <w:r>
         <w:rPr>
-          <w:rFonts w:hint="eastAsia"/>
+          <w:rFonts w:hint="eastAsia" w:eastAsia="黑体"/>
           <w:b/>
           <w:bCs/>
         </w:rPr>
@@ -122,11 +144,14 @@
       </w:r>
       <w:r>
         <w:rPr>
-          <w:rFonts w:hint="eastAsia"/>
+          <w:rFonts w:hint="eastAsia" w:eastAsia="黑体"/>
         </w:rPr>
         <w:t xml:space="preserve">（调制信号</w:t>
       </w:r>
       <w:r>
+        <w:rPr>
+          <w:rFonts w:eastAsia="黑体"/>
+        </w:rPr>
         <w:t xml:space="preserve"> </w:t>
       </w:r>
       <m:oMath>
@@ -150,26 +175,32 @@
         </m:r>
       </m:oMath>
       <w:r>
+        <w:rPr>
+          <w:rFonts w:eastAsia="黑体"/>
+        </w:rPr>
         <w:t xml:space="preserve"> </w:t>
       </w:r>
       <w:r>
         <w:rPr>
-          <w:rFonts w:hint="eastAsia"/>
+          <w:rFonts w:hint="eastAsia" w:eastAsia="黑体"/>
         </w:rPr>
         <w:t xml:space="preserve">经输入回路送入</w:t>
       </w:r>
       <w:r>
+        <w:rPr>
+          <w:rFonts w:eastAsia="黑体"/>
+        </w:rPr>
         <w:t xml:space="preserve"> VCO </w:t>
       </w:r>
       <w:r>
         <w:rPr>
-          <w:rFonts w:hint="eastAsia"/>
+          <w:rFonts w:hint="eastAsia" w:eastAsia="黑体"/>
         </w:rPr>
         <w:t xml:space="preserve">的调制输入端）；</w:t>
       </w:r>
       <w:r>
         <w:rPr>
-          <w:rFonts w:hint="eastAsia"/>
+          <w:rFonts w:hint="eastAsia" w:eastAsia="黑体"/>
           <w:b/>
           <w:bCs/>
         </w:rPr>
@@ -177,6 +208,7 @@
       </w:r>
       <w:r>
         <w:rPr>
+          <w:rFonts w:eastAsia="黑体"/>
           <w:b/>
           <w:bCs/>
         </w:rPr>
@@ -184,7 +216,7 @@
       </w:r>
       <w:r>
         <w:rPr>
-          <w:rFonts w:hint="eastAsia"/>
+          <w:rFonts w:hint="eastAsia" w:eastAsia="黑体"/>
           <w:b/>
           <w:bCs/>
         </w:rPr>
@@ -192,31 +224,37 @@
       </w:r>
       <w:r>
         <w:rPr>
-          <w:rFonts w:hint="eastAsia"/>
+          <w:rFonts w:hint="eastAsia" w:eastAsia="黑体"/>
         </w:rPr>
         <w:t xml:space="preserve">（VCO</w:t>
       </w:r>
       <w:r>
+        <w:rPr>
+          <w:rFonts w:eastAsia="黑体"/>
+        </w:rPr>
         <w:t xml:space="preserve"> </w:t>
       </w:r>
       <w:r>
         <w:rPr>
-          <w:rFonts w:hint="eastAsia"/>
+          <w:rFonts w:hint="eastAsia" w:eastAsia="黑体"/>
         </w:rPr>
         <w:t xml:space="preserve">内部</w:t>
       </w:r>
       <w:r>
+        <w:rPr>
+          <w:rFonts w:eastAsia="黑体"/>
+        </w:rPr>
         <w:t xml:space="preserve"> </w:t>
       </w:r>
       <w:r>
         <w:rPr>
-          <w:rFonts w:hint="eastAsia"/>
+          <w:rFonts w:hint="eastAsia" w:eastAsia="黑体"/>
         </w:rPr>
         <w:t xml:space="preserve">LC/变容谐振回路与调制输入耦合处）；</w:t>
       </w:r>
       <w:r>
         <w:rPr>
-          <w:rFonts w:hint="eastAsia"/>
+          <w:rFonts w:hint="eastAsia" w:eastAsia="黑体"/>
           <w:b/>
           <w:bCs/>
         </w:rPr>
@@ -224,6 +262,7 @@
       </w:r>
       <w:r>
         <w:rPr>
+          <w:rFonts w:eastAsia="黑体"/>
           <w:b/>
           <w:bCs/>
         </w:rPr>
@@ -231,7 +270,7 @@
       </w:r>
       <w:r>
         <w:rPr>
-          <w:rFonts w:hint="eastAsia"/>
+          <w:rFonts w:hint="eastAsia" w:eastAsia="黑体"/>
           <w:b/>
           <w:bCs/>
         </w:rPr>
@@ -239,22 +278,25 @@
       </w:r>
       <w:r>
         <w:rPr>
-          <w:rFonts w:hint="eastAsia"/>
+          <w:rFonts w:hint="eastAsia" w:eastAsia="黑体"/>
         </w:rPr>
         <w:t xml:space="preserve">（U1</w:t>
       </w:r>
       <w:r>
+        <w:rPr>
+          <w:rFonts w:eastAsia="黑体"/>
+        </w:rPr>
         <w:t xml:space="preserve"> </w:t>
       </w:r>
       <w:r>
         <w:rPr>
-          <w:rFonts w:hint="eastAsia"/>
+          <w:rFonts w:hint="eastAsia" w:eastAsia="黑体"/>
         </w:rPr>
         <w:t xml:space="preserve">输出已调频波）；</w:t>
       </w:r>
       <w:r>
         <w:rPr>
-          <w:rFonts w:hint="eastAsia"/>
+          <w:rFonts w:hint="eastAsia" w:eastAsia="黑体"/>
           <w:b/>
           <w:bCs/>
         </w:rPr>
@@ -262,6 +304,7 @@
       </w:r>
       <w:r>
         <w:rPr>
+          <w:rFonts w:eastAsia="黑体"/>
           <w:b/>
           <w:bCs/>
         </w:rPr>
@@ -269,7 +312,7 @@
       </w:r>
       <w:r>
         <w:rPr>
-          <w:rFonts w:hint="eastAsia"/>
+          <w:rFonts w:hint="eastAsia" w:eastAsia="黑体"/>
           <w:b/>
           <w:bCs/>
         </w:rPr>
@@ -277,6 +320,7 @@
       </w:r>
       <w:r>
         <w:rPr>
+          <w:rFonts w:eastAsia="黑体"/>
           <w:b/>
           <w:bCs/>
         </w:rPr>
@@ -284,13 +328,13 @@
       </w:r>
       <w:r>
         <w:rPr>
-          <w:rFonts w:hint="eastAsia"/>
+          <w:rFonts w:hint="eastAsia" w:eastAsia="黑体"/>
         </w:rPr>
         <w:t xml:space="preserve">；</w:t>
       </w:r>
       <w:r>
         <w:rPr>
-          <w:rFonts w:hint="eastAsia"/>
+          <w:rFonts w:hint="eastAsia" w:eastAsia="黑体"/>
           <w:b/>
           <w:bCs/>
         </w:rPr>
@@ -298,6 +342,7 @@
       </w:r>
       <w:r>
         <w:rPr>
+          <w:rFonts w:eastAsia="黑体"/>
           <w:b/>
           <w:bCs/>
         </w:rPr>
@@ -305,7 +350,7 @@
       </w:r>
       <w:r>
         <w:rPr>
-          <w:rFonts w:hint="eastAsia"/>
+          <w:rFonts w:hint="eastAsia" w:eastAsia="黑体"/>
           <w:b/>
           <w:bCs/>
         </w:rPr>
@@ -313,12 +358,16 @@
       </w:r>
       <w:r>
         <w:rPr>
+          <w:rFonts w:eastAsia="黑体"/>
           <w:b/>
           <w:bCs/>
         </w:rPr>
         <w:t xml:space="preserve"> GND</w:t>
       </w:r>
       <w:r>
+        <w:rPr>
+          <w:rFonts w:eastAsia="黑体"/>
+        </w:rPr>
         <w:t xml:space="preserve">。</w:t>
       </w:r>
     </w:p>
@@ -326,66 +375,81 @@
       <w:pPr/>
       <w:r>
         <w:rPr>
-          <w:rFonts w:hint="eastAsia"/>
+          <w:rFonts w:hint="eastAsia" w:eastAsia="黑体"/>
         </w:rPr>
         <w:t xml:space="preserve">各元件管脚连接：</w:t>
       </w:r>
       <w:r>
         <w:rPr>
-          <w:rFonts w:hint="eastAsia"/>
+          <w:rFonts w:hint="eastAsia" w:eastAsia="黑体"/>
           <w:b/>
           <w:bCs/>
         </w:rPr>
         <w:t xml:space="preserve">U1（VCO）</w:t>
       </w:r>
       <w:r>
+        <w:rPr>
+          <w:rFonts w:eastAsia="黑体"/>
+        </w:rPr>
         <w:t xml:space="preserve"> </w:t>
       </w:r>
       <w:r>
         <w:rPr>
-          <w:rFonts w:hint="eastAsia"/>
+          <w:rFonts w:hint="eastAsia" w:eastAsia="黑体"/>
         </w:rPr>
         <w:t xml:space="preserve">的调制输入脚（如</w:t>
       </w:r>
       <w:r>
+        <w:rPr>
+          <w:rFonts w:eastAsia="黑体"/>
+        </w:rPr>
         <w:t xml:space="preserve"> VAR/MOD </w:t>
       </w:r>
       <w:r>
         <w:rPr>
-          <w:rFonts w:hint="eastAsia"/>
+          <w:rFonts w:hint="eastAsia" w:eastAsia="黑体"/>
         </w:rPr>
         <w:t xml:space="preserve">脚）接节点①，输出脚</w:t>
       </w:r>
       <w:r>
+        <w:rPr>
+          <w:rFonts w:eastAsia="黑体"/>
+        </w:rPr>
         <w:t xml:space="preserve"> OUT </w:t>
       </w:r>
       <w:r>
         <w:rPr>
-          <w:rFonts w:hint="eastAsia"/>
+          <w:rFonts w:hint="eastAsia" w:eastAsia="黑体"/>
         </w:rPr>
         <w:t xml:space="preserve">接节点③，电源脚</w:t>
       </w:r>
       <w:r>
+        <w:rPr>
+          <w:rFonts w:eastAsia="黑体"/>
+        </w:rPr>
         <w:t xml:space="preserve"> VCC </w:t>
       </w:r>
       <w:r>
         <w:rPr>
-          <w:rFonts w:hint="eastAsia"/>
+          <w:rFonts w:hint="eastAsia" w:eastAsia="黑体"/>
         </w:rPr>
         <w:t xml:space="preserve">接节点④、地脚</w:t>
       </w:r>
       <w:r>
+        <w:rPr>
+          <w:rFonts w:eastAsia="黑体"/>
+        </w:rPr>
         <w:t xml:space="preserve"> GND </w:t>
       </w:r>
       <w:r>
         <w:rPr>
-          <w:rFonts w:hint="eastAsia"/>
+          <w:rFonts w:hint="eastAsia" w:eastAsia="黑体"/>
         </w:rPr>
         <w:t xml:space="preserve">接节点⑤；</w:t>
       </w:r>
       <w:r>
         <w:rPr>
-          <w:rFonts w:hint="eastAsia"/>
+          <w:rFonts w:hint="eastAsia" w:eastAsia="黑体"/>
           <w:b/>
           <w:bCs/>
         </w:rPr>
@@ -393,6 +457,7 @@
       </w:r>
       <w:r>
         <w:rPr>
+          <w:rFonts w:eastAsia="黑体"/>
           <w:b/>
           <w:bCs/>
         </w:rPr>
@@ -400,13 +465,13 @@
       </w:r>
       <w:r>
         <w:rPr>
-          <w:rFonts w:hint="eastAsia"/>
+          <w:rFonts w:hint="eastAsia" w:eastAsia="黑体"/>
         </w:rPr>
         <w:t xml:space="preserve">（若采用）的阳极接射频地/节点⑤（交流地），阴极接节点②谐振回路，调制信号经输入回路加到其两端以改变反偏电容；</w:t>
       </w:r>
       <w:r>
         <w:rPr>
-          <w:rFonts w:hint="eastAsia"/>
+          <w:rFonts w:hint="eastAsia" w:eastAsia="黑体"/>
           <w:b/>
           <w:bCs/>
         </w:rPr>
@@ -414,7 +479,7 @@
       </w:r>
       <w:r>
         <w:rPr>
-          <w:rFonts w:hint="eastAsia"/>
+          <w:rFonts w:hint="eastAsia" w:eastAsia="黑体"/>
         </w:rPr>
         <w:t xml:space="preserve">一端接节点①、另一端接调制源（或地），用于把调制信号耦合进谐振回路并隔离直流。</w:t>
       </w:r>
@@ -423,16 +488,19 @@
       <w:pPr/>
       <w:r>
         <w:rPr>
-          <w:rFonts w:hint="eastAsia"/>
+          <w:rFonts w:hint="eastAsia" w:eastAsia="黑体"/>
         </w:rPr>
         <w:t xml:space="preserve">由此构成”调制信号经输入回路控制</w:t>
       </w:r>
       <w:r>
+        <w:rPr>
+          <w:rFonts w:eastAsia="黑体"/>
+        </w:rPr>
         <w:t xml:space="preserve"> VCO </w:t>
       </w:r>
       <w:r>
         <w:rPr>
-          <w:rFonts w:hint="eastAsia"/>
+          <w:rFonts w:hint="eastAsia" w:eastAsia="黑体"/>
         </w:rPr>
         <w:t xml:space="preserve">瞬时频率、输出恒包络调频波”的直接调频组态，频偏与调制信号幅度成正比，幅度保持恒定。</w:t>
       </w:r>
@@ -445,7 +513,7 @@
       </w:pPr>
       <w:r>
         <w:rPr>
-          <w:rFonts w:hint="eastAsia"/>
+          <w:rFonts w:hint="eastAsia" w:eastAsia="黑体"/>
         </w:rPr>
         <w:t xml:space="preserve">工作原理</w:t>
       </w:r>
@@ -456,11 +524,14 @@
       </w:pPr>
       <w:r>
         <w:rPr>
-          <w:rFonts w:hint="eastAsia"/>
+          <w:rFonts w:hint="eastAsia" w:eastAsia="黑体"/>
         </w:rPr>
         <w:t xml:space="preserve">瞬时频率围绕中心频率</w:t>
       </w:r>
       <w:r>
+        <w:rPr>
+          <w:rFonts w:eastAsia="黑体"/>
+        </w:rPr>
         <w:t xml:space="preserve"> </w:t>
       </w:r>
       <m:oMath>
@@ -478,11 +549,14 @@
         </m:sSub>
       </m:oMath>
       <w:r>
+        <w:rPr>
+          <w:rFonts w:eastAsia="黑体"/>
+        </w:rPr>
         <w:t xml:space="preserve"> </w:t>
       </w:r>
       <w:r>
         <w:rPr>
-          <w:rFonts w:hint="eastAsia"/>
+          <w:rFonts w:hint="eastAsia" w:eastAsia="黑体"/>
         </w:rPr>
         <w:t xml:space="preserve">随调制信号偏移，频偏大小与调制信号幅度成正比，与频率无关。已调波为恒包络信号，抗幅度干扰能力强，带宽由卡森公式估算。</w:t>
       </w:r>
@@ -495,7 +569,7 @@
       </w:pPr>
       <w:r>
         <w:rPr>
-          <w:rFonts w:hint="eastAsia"/>
+          <w:rFonts w:hint="eastAsia" w:eastAsia="黑体"/>
         </w:rPr>
         <w:t xml:space="preserve">关键计算公式</w:t>
       </w:r>
@@ -509,7 +583,7 @@
       </w:pPr>
       <w:r>
         <w:rPr>
-          <w:rFonts w:hint="eastAsia"/>
+          <w:rFonts w:hint="eastAsia" w:eastAsia="黑体"/>
         </w:rPr>
         <w:t xml:space="preserve">调频波瞬时频率：</w:t>
       </w:r>
@@ -608,7 +682,7 @@
       </w:pPr>
       <w:r>
         <w:rPr>
-          <w:rFonts w:hint="eastAsia"/>
+          <w:rFonts w:hint="eastAsia" w:eastAsia="黑体"/>
         </w:rPr>
         <w:t xml:space="preserve">峰值频偏：</w:t>
       </w:r>
@@ -707,7 +781,7 @@
       </w:pPr>
       <w:r>
         <w:rPr>
-          <w:rFonts w:hint="eastAsia"/>
+          <w:rFonts w:hint="eastAsia" w:eastAsia="黑体"/>
         </w:rPr>
         <w:t xml:space="preserve">调频指数：</w:t>
       </w:r>
@@ -773,7 +847,7 @@
       </w:pPr>
       <w:r>
         <w:rPr>
-          <w:rFonts w:hint="eastAsia"/>
+          <w:rFonts w:hint="eastAsia" w:eastAsia="黑体"/>
         </w:rPr>
         <w:t xml:space="preserve">卡森带宽：</w:t>
       </w:r>
@@ -921,7 +995,7 @@
             </w:pPr>
             <w:r>
               <w:rPr>
-                <w:rFonts w:hint="eastAsia"/>
+                <w:rFonts w:hint="eastAsia" w:eastAsia="黑体"/>
               </w:rPr>
               <w:t xml:space="preserve">符号</w:t>
             </w:r>
@@ -935,7 +1009,7 @@
             </w:pPr>
             <w:r>
               <w:rPr>
-                <w:rFonts w:hint="eastAsia"/>
+                <w:rFonts w:hint="eastAsia" w:eastAsia="黑体"/>
               </w:rPr>
               <w:t xml:space="preserve">含义</w:t>
             </w:r>
@@ -949,7 +1023,7 @@
             </w:pPr>
             <w:r>
               <w:rPr>
-                <w:rFonts w:hint="eastAsia"/>
+                <w:rFonts w:hint="eastAsia" w:eastAsia="黑体"/>
               </w:rPr>
               <w:t xml:space="preserve">单位</w:t>
             </w:r>
@@ -978,6 +1052,9 @@
               </m:sSub>
             </m:oMath>
             <w:r>
+              <w:rPr>
+                <w:rFonts w:eastAsia="黑体"/>
+              </w:rPr>
               <w:t xml:space="preserve">​</w:t>
             </w:r>
           </w:p>
@@ -990,7 +1067,7 @@
             </w:pPr>
             <w:r>
               <w:rPr>
-                <w:rFonts w:hint="eastAsia"/>
+                <w:rFonts w:hint="eastAsia" w:eastAsia="黑体"/>
               </w:rPr>
               <w:t xml:space="preserve">中心频率</w:t>
             </w:r>
@@ -1003,6 +1080,9 @@
               <w:pStyle w:val="Compact"/>
             </w:pPr>
             <w:r>
+              <w:rPr>
+                <w:rFonts w:eastAsia="黑体"/>
+              </w:rPr>
               <w:t xml:space="preserve">Hz</w:t>
             </w:r>
           </w:p>
@@ -1030,6 +1110,9 @@
               </m:sSub>
             </m:oMath>
             <w:r>
+              <w:rPr>
+                <w:rFonts w:eastAsia="黑体"/>
+              </w:rPr>
               <w:t xml:space="preserve">​</w:t>
             </w:r>
           </w:p>
@@ -1042,7 +1125,7 @@
             </w:pPr>
             <w:r>
               <w:rPr>
-                <w:rFonts w:hint="eastAsia"/>
+                <w:rFonts w:hint="eastAsia" w:eastAsia="黑体"/>
               </w:rPr>
               <w:t xml:space="preserve">调频灵敏度</w:t>
             </w:r>
@@ -1055,6 +1138,9 @@
               <w:pStyle w:val="Compact"/>
             </w:pPr>
             <w:r>
+              <w:rPr>
+                <w:rFonts w:eastAsia="黑体"/>
+              </w:rPr>
               <w:t xml:space="preserve">Hz/V</w:t>
             </w:r>
           </w:p>
@@ -1079,6 +1165,9 @@
               </m:r>
             </m:oMath>
             <w:r>
+              <w:rPr>
+                <w:rFonts w:eastAsia="黑体"/>
+              </w:rPr>
               <w:t xml:space="preserve">​</w:t>
             </w:r>
           </w:p>
@@ -1091,7 +1180,7 @@
             </w:pPr>
             <w:r>
               <w:rPr>
-                <w:rFonts w:hint="eastAsia"/>
+                <w:rFonts w:hint="eastAsia" w:eastAsia="黑体"/>
               </w:rPr>
               <w:t xml:space="preserve">峰值频偏</w:t>
             </w:r>
@@ -1104,6 +1193,9 @@
               <w:pStyle w:val="Compact"/>
             </w:pPr>
             <w:r>
+              <w:rPr>
+                <w:rFonts w:eastAsia="黑体"/>
+              </w:rPr>
               <w:t xml:space="preserve">Hz</w:t>
             </w:r>
           </w:p>
@@ -1131,6 +1223,9 @@
               </m:sSub>
             </m:oMath>
             <w:r>
+              <w:rPr>
+                <w:rFonts w:eastAsia="黑体"/>
+              </w:rPr>
               <w:t xml:space="preserve">​</w:t>
             </w:r>
           </w:p>
@@ -1143,7 +1238,7 @@
             </w:pPr>
             <w:r>
               <w:rPr>
-                <w:rFonts w:hint="eastAsia"/>
+                <w:rFonts w:hint="eastAsia" w:eastAsia="黑体"/>
               </w:rPr>
               <w:t xml:space="preserve">调制信号频率</w:t>
             </w:r>
@@ -1156,6 +1251,9 @@
               <w:pStyle w:val="Compact"/>
             </w:pPr>
             <w:r>
+              <w:rPr>
+                <w:rFonts w:eastAsia="黑体"/>
+              </w:rPr>
               <w:t xml:space="preserve">Hz</w:t>
             </w:r>
           </w:p>
@@ -1174,6 +1272,9 @@
               </m:r>
             </m:oMath>
             <w:r>
+              <w:rPr>
+                <w:rFonts w:eastAsia="黑体"/>
+              </w:rPr>
               <w:t xml:space="preserve">​</w:t>
             </w:r>
           </w:p>
@@ -1186,7 +1287,7 @@
             </w:pPr>
             <w:r>
               <w:rPr>
-                <w:rFonts w:hint="eastAsia"/>
+                <w:rFonts w:hint="eastAsia" w:eastAsia="黑体"/>
               </w:rPr>
               <w:t xml:space="preserve">调频指数</w:t>
             </w:r>
@@ -1199,6 +1300,9 @@
               <w:pStyle w:val="Compact"/>
             </w:pPr>
             <w:r>
+              <w:rPr>
+                <w:rFonts w:eastAsia="黑体"/>
+              </w:rPr>
               <w:t xml:space="preserve">—</w:t>
             </w:r>
           </w:p>
@@ -1220,6 +1324,9 @@
               </m:r>
             </m:oMath>
             <w:r>
+              <w:rPr>
+                <w:rFonts w:eastAsia="黑体"/>
+              </w:rPr>
               <w:t xml:space="preserve">​</w:t>
             </w:r>
           </w:p>
@@ -1232,7 +1339,7 @@
             </w:pPr>
             <w:r>
               <w:rPr>
-                <w:rFonts w:hint="eastAsia"/>
+                <w:rFonts w:hint="eastAsia" w:eastAsia="黑体"/>
               </w:rPr>
               <w:t xml:space="preserve">信号带宽</w:t>
             </w:r>
@@ -1245,6 +1352,9 @@
               <w:pStyle w:val="Compact"/>
             </w:pPr>
             <w:r>
+              <w:rPr>
+                <w:rFonts w:eastAsia="黑体"/>
+              </w:rPr>
               <w:t xml:space="preserve">Hz</w:t>
             </w:r>
           </w:p>
@@ -1259,7 +1369,7 @@
       </w:pPr>
       <w:r>
         <w:rPr>
-          <w:rFonts w:hint="eastAsia"/>
+          <w:rFonts w:hint="eastAsia" w:eastAsia="黑体"/>
         </w:rPr>
         <w:t xml:space="preserve">元件调整影响</w:t>
       </w:r>
@@ -1274,7 +1384,7 @@
       </w:pPr>
       <w:r>
         <w:rPr>
-          <w:rFonts w:hint="eastAsia"/>
+          <w:rFonts w:hint="eastAsia" w:eastAsia="黑体"/>
           <w:b/>
           <w:bCs/>
         </w:rPr>
@@ -1296,6 +1406,7 @@
       </m:oMath>
       <w:r>
         <w:rPr>
+          <w:rFonts w:eastAsia="黑体"/>
           <w:b/>
           <w:bCs/>
         </w:rPr>
@@ -1303,21 +1414,27 @@
       </w:r>
       <w:r>
         <w:rPr>
-          <w:rFonts w:hint="eastAsia"/>
+          <w:rFonts w:hint="eastAsia" w:eastAsia="黑体"/>
           <w:b/>
           <w:bCs/>
         </w:rPr>
         <w:t xml:space="preserve">增大）</w:t>
       </w:r>
       <w:r>
+        <w:rPr>
+          <w:rFonts w:eastAsia="黑体"/>
+        </w:rPr>
         <w:t xml:space="preserve"> </w:t>
       </w:r>
       <w:r>
+        <w:rPr>
+          <w:rFonts w:eastAsia="黑体"/>
+        </w:rPr>
         <w:t xml:space="preserve">→ </w:t>
       </w:r>
       <w:r>
         <w:rPr>
-          <w:rFonts w:hint="eastAsia"/>
+          <w:rFonts w:hint="eastAsia" w:eastAsia="黑体"/>
         </w:rPr>
         <w:t xml:space="preserve">频偏与带宽增大，抗噪能力增强但占用频谱变宽。</w:t>
       </w:r>
@@ -1332,6 +1449,7 @@
       </w:pPr>
       <w:r>
         <w:rPr>
+          <w:rFonts w:eastAsia="黑体"/>
           <w:b/>
           <w:bCs/>
         </w:rPr>
@@ -1339,21 +1457,27 @@
       </w:r>
       <w:r>
         <w:rPr>
-          <w:rFonts w:hint="eastAsia"/>
+          <w:rFonts w:hint="eastAsia" w:eastAsia="黑体"/>
           <w:b/>
           <w:bCs/>
         </w:rPr>
         <w:t xml:space="preserve">中心频率提高</w:t>
       </w:r>
       <w:r>
+        <w:rPr>
+          <w:rFonts w:eastAsia="黑体"/>
+        </w:rPr>
         <w:t xml:space="preserve"> </w:t>
       </w:r>
       <w:r>
+        <w:rPr>
+          <w:rFonts w:eastAsia="黑体"/>
+        </w:rPr>
         <w:t xml:space="preserve">→ </w:t>
       </w:r>
       <w:r>
         <w:rPr>
-          <w:rFonts w:hint="eastAsia"/>
+          <w:rFonts w:hint="eastAsia" w:eastAsia="黑体"/>
         </w:rPr>
         <w:t xml:space="preserve">工作频段上移，需相应调整谐振回路。</w:t>
       </w:r>
@@ -1368,30 +1492,39 @@
       </w:pPr>
       <w:r>
         <w:rPr>
-          <w:rFonts w:hint="eastAsia"/>
+          <w:rFonts w:hint="eastAsia" w:eastAsia="黑体"/>
           <w:b/>
           <w:bCs/>
         </w:rPr>
         <w:t xml:space="preserve">变容二极管反向偏压改变</w:t>
       </w:r>
       <w:r>
+        <w:rPr>
+          <w:rFonts w:eastAsia="黑体"/>
+        </w:rPr>
         <w:t xml:space="preserve"> </w:t>
       </w:r>
       <w:r>
+        <w:rPr>
+          <w:rFonts w:eastAsia="黑体"/>
+        </w:rPr>
         <w:t xml:space="preserve">→ </w:t>
       </w:r>
       <w:r>
         <w:rPr>
-          <w:rFonts w:hint="eastAsia"/>
+          <w:rFonts w:hint="eastAsia" w:eastAsia="黑体"/>
         </w:rPr>
         <w:t xml:space="preserve">改变</w:t>
       </w:r>
       <w:r>
+        <w:rPr>
+          <w:rFonts w:eastAsia="黑体"/>
+        </w:rPr>
         <w:t xml:space="preserve"> VCO </w:t>
       </w:r>
       <w:r>
         <w:rPr>
-          <w:rFonts w:hint="eastAsia"/>
+          <w:rFonts w:hint="eastAsia" w:eastAsia="黑体"/>
         </w:rPr>
         <w:t xml:space="preserve">中心频率与调频灵敏度。</w:t>
       </w:r>
@@ -1406,19 +1539,28 @@
       </w:pPr>
       <w:r>
         <w:rPr>
-          <w:rFonts w:hint="eastAsia"/>
+          <w:rFonts w:hint="eastAsia" w:eastAsia="黑体"/>
           <w:b/>
           <w:bCs/>
         </w:rPr>
         <w:t xml:space="preserve">调制信号频率升高</w:t>
       </w:r>
       <w:r>
+        <w:rPr>
+          <w:rFonts w:eastAsia="黑体"/>
+        </w:rPr>
         <w:t xml:space="preserve"> </w:t>
       </w:r>
       <w:r>
+        <w:rPr>
+          <w:rFonts w:eastAsia="黑体"/>
+        </w:rPr>
         <w:t xml:space="preserve">→</w:t>
       </w:r>
       <w:r>
+        <w:rPr>
+          <w:rFonts w:eastAsia="黑体"/>
+        </w:rPr>
         <w:t xml:space="preserve"> </w:t>
       </w:r>
       <m:oMath>
@@ -1427,11 +1569,14 @@
         </m:r>
       </m:oMath>
       <w:r>
+        <w:rPr>
+          <w:rFonts w:eastAsia="黑体"/>
+        </w:rPr>
         <w:t xml:space="preserve"> </w:t>
       </w:r>
       <w:r>
         <w:rPr>
-          <w:rFonts w:hint="eastAsia"/>
+          <w:rFonts w:hint="eastAsia" w:eastAsia="黑体"/>
         </w:rPr>
         <w:t xml:space="preserve">减小（频偏不变时），带宽略增。</w:t>
       </w:r>
@@ -1444,7 +1589,7 @@
       </w:pPr>
       <w:r>
         <w:rPr>
-          <w:rFonts w:hint="eastAsia"/>
+          <w:rFonts w:hint="eastAsia" w:eastAsia="黑体"/>
         </w:rPr>
         <w:t xml:space="preserve">典型参数示例</w:t>
       </w:r>
@@ -1459,11 +1604,14 @@
       </w:pPr>
       <w:r>
         <w:rPr>
-          <w:rFonts w:hint="eastAsia"/>
+          <w:rFonts w:hint="eastAsia" w:eastAsia="黑体"/>
         </w:rPr>
         <w:t xml:space="preserve">取</w:t>
       </w:r>
       <w:r>
+        <w:rPr>
+          <w:rFonts w:eastAsia="黑体"/>
+        </w:rPr>
         <w:t xml:space="preserve"> </w:t>
       </w:r>
       <m:oMath>
@@ -1497,6 +1645,9 @@
         </m:r>
       </m:oMath>
       <w:r>
+        <w:rPr>
+          <w:rFonts w:eastAsia="黑体"/>
+        </w:rPr>
         <w:t xml:space="preserve">、</w:t>
       </w:r>
       <m:oMath>
@@ -1534,7 +1685,7 @@
       </m:oMath>
       <w:r>
         <w:rPr>
-          <w:rFonts w:hint="eastAsia"/>
+          <w:rFonts w:hint="eastAsia" w:eastAsia="黑体"/>
         </w:rPr>
         <w:t xml:space="preserve">：</w:t>
       </w:r>
@@ -1572,7 +1723,7 @@
       </m:oMath>
       <w:r>
         <w:rPr>
-          <w:rFonts w:hint="eastAsia"/>
+          <w:rFonts w:hint="eastAsia" w:eastAsia="黑体"/>
         </w:rPr>
         <w:t xml:space="preserve">，</w:t>
       </w:r>
@@ -1638,7 +1789,7 @@
       </m:oMath>
       <w:r>
         <w:rPr>
-          <w:rFonts w:hint="eastAsia"/>
+          <w:rFonts w:hint="eastAsia" w:eastAsia="黑体"/>
         </w:rPr>
         <w:t xml:space="preserve">（调频广播单声道标称）。</w:t>
       </w:r>
@@ -1653,11 +1804,14 @@
       </w:pPr>
       <w:r>
         <w:rPr>
-          <w:rFonts w:hint="eastAsia"/>
+          <w:rFonts w:hint="eastAsia" w:eastAsia="黑体"/>
         </w:rPr>
         <w:t xml:space="preserve">取</w:t>
       </w:r>
       <w:r>
+        <w:rPr>
+          <w:rFonts w:eastAsia="黑体"/>
+        </w:rPr>
         <w:t xml:space="preserve"> </w:t>
       </w:r>
       <m:oMath>
@@ -1694,6 +1848,9 @@
         </m:r>
       </m:oMath>
       <w:r>
+        <w:rPr>
+          <w:rFonts w:eastAsia="黑体"/>
+        </w:rPr>
         <w:t xml:space="preserve">、</w:t>
       </w:r>
       <m:oMath>
@@ -1752,7 +1909,7 @@
       </m:oMath>
       <w:r>
         <w:rPr>
-          <w:rFonts w:hint="eastAsia"/>
+          <w:rFonts w:hint="eastAsia" w:eastAsia="黑体"/>
         </w:rPr>
         <w:t xml:space="preserve">：</w:t>
       </w:r>
@@ -1787,6 +1944,9 @@
         </m:r>
       </m:oMath>
       <w:r>
+        <w:rPr>
+          <w:rFonts w:eastAsia="黑体"/>
+        </w:rPr>
         <w:t xml:space="preserve">。</w:t>
       </w:r>
     </w:p>
@@ -1798,7 +1958,7 @@
       </w:pPr>
       <w:r>
         <w:rPr>
-          <w:rFonts w:hint="eastAsia"/>
+          <w:rFonts w:hint="eastAsia" w:eastAsia="黑体"/>
         </w:rPr>
         <w:t xml:space="preserve">常见器件型号</w:t>
       </w:r>
@@ -1813,16 +1973,19 @@
       </w:pPr>
       <w:r>
         <w:rPr>
-          <w:rFonts w:hint="eastAsia"/>
+          <w:rFonts w:hint="eastAsia" w:eastAsia="黑体"/>
         </w:rPr>
         <w:t xml:space="preserve">VCO：MC1648、MAX2606、NE564（含</w:t>
       </w:r>
       <w:r>
+        <w:rPr>
+          <w:rFonts w:eastAsia="黑体"/>
+        </w:rPr>
         <w:t xml:space="preserve"> </w:t>
       </w:r>
       <w:r>
         <w:rPr>
-          <w:rFonts w:hint="eastAsia"/>
+          <w:rFonts w:hint="eastAsia" w:eastAsia="黑体"/>
         </w:rPr>
         <w:t xml:space="preserve">VCO）。</w:t>
       </w:r>
@@ -1837,7 +2000,7 @@
       </w:pPr>
       <w:r>
         <w:rPr>
-          <w:rFonts w:hint="eastAsia"/>
+          <w:rFonts w:hint="eastAsia" w:eastAsia="黑体"/>
         </w:rPr>
         <w:t xml:space="preserve">变容二极管：BB910、1SV149。</w:t>
       </w:r>
@@ -1852,16 +2015,19 @@
       </w:pPr>
       <w:r>
         <w:rPr>
-          <w:rFonts w:hint="eastAsia"/>
+          <w:rFonts w:hint="eastAsia" w:eastAsia="黑体"/>
         </w:rPr>
         <w:t xml:space="preserve">晶体振荡器：可用于窄带</w:t>
       </w:r>
       <w:r>
+        <w:rPr>
+          <w:rFonts w:eastAsia="黑体"/>
+        </w:rPr>
         <w:t xml:space="preserve"> FM </w:t>
       </w:r>
       <w:r>
         <w:rPr>
-          <w:rFonts w:hint="eastAsia"/>
+          <w:rFonts w:hint="eastAsia" w:eastAsia="黑体"/>
         </w:rPr>
         <w:t xml:space="preserve">的温补晶振。</w:t>
       </w:r>
@@ -1874,7 +2040,7 @@
       </w:pPr>
       <w:r>
         <w:rPr>
-          <w:rFonts w:hint="eastAsia"/>
+          <w:rFonts w:hint="eastAsia" w:eastAsia="黑体"/>
         </w:rPr>
         <w:t xml:space="preserve">注意事项</w:t>
       </w:r>
@@ -1889,16 +2055,19 @@
       </w:pPr>
       <w:r>
         <w:rPr>
-          <w:rFonts w:hint="eastAsia"/>
+          <w:rFonts w:hint="eastAsia" w:eastAsia="黑体"/>
         </w:rPr>
         <w:t xml:space="preserve">恒包络特性使其对幅度噪声不敏感，但需注意</w:t>
       </w:r>
       <w:r>
+        <w:rPr>
+          <w:rFonts w:eastAsia="黑体"/>
+        </w:rPr>
         <w:t xml:space="preserve"> VCO </w:t>
       </w:r>
       <w:r>
         <w:rPr>
-          <w:rFonts w:hint="eastAsia"/>
+          <w:rFonts w:hint="eastAsia" w:eastAsia="黑体"/>
         </w:rPr>
         <w:t xml:space="preserve">频率稳定度与漂移。</w:t>
       </w:r>
@@ -1913,16 +2082,19 @@
       </w:pPr>
       <w:r>
         <w:rPr>
-          <w:rFonts w:hint="eastAsia"/>
+          <w:rFonts w:hint="eastAsia" w:eastAsia="黑体"/>
         </w:rPr>
         <w:t xml:space="preserve">宽带</w:t>
       </w:r>
       <w:r>
+        <w:rPr>
+          <w:rFonts w:eastAsia="黑体"/>
+        </w:rPr>
         <w:t xml:space="preserve"> FM </w:t>
       </w:r>
       <w:r>
         <w:rPr>
-          <w:rFonts w:hint="eastAsia"/>
+          <w:rFonts w:hint="eastAsia" w:eastAsia="黑体"/>
         </w:rPr>
         <w:t xml:space="preserve">占用频带较宽，需符合频谱法规对带宽和频偏的限制。</w:t>
       </w:r>
@@ -1937,7 +2109,7 @@
       </w:pPr>
       <w:r>
         <w:rPr>
-          <w:rFonts w:hint="eastAsia"/>
+          <w:rFonts w:hint="eastAsia" w:eastAsia="黑体"/>
         </w:rPr>
         <w:t xml:space="preserve">变容二极管非线性会引入失真，需限制频偏或做线性化。</w:t>
       </w:r>
@@ -1951,20 +2123,26 @@
         </w:numPr>
       </w:pPr>
       <w:r>
+        <w:rPr>
+          <w:rFonts w:eastAsia="黑体"/>
+        </w:rPr>
         <w:t xml:space="preserve">VCO </w:t>
       </w:r>
       <w:r>
         <w:rPr>
-          <w:rFonts w:hint="eastAsia"/>
+          <w:rFonts w:hint="eastAsia" w:eastAsia="黑体"/>
         </w:rPr>
         <w:t xml:space="preserve">中心频率受温度影响，广播级应用常配合</w:t>
       </w:r>
       <w:r>
+        <w:rPr>
+          <w:rFonts w:eastAsia="黑体"/>
+        </w:rPr>
         <w:t xml:space="preserve"> AFC </w:t>
       </w:r>
       <w:r>
         <w:rPr>
-          <w:rFonts w:hint="eastAsia"/>
+          <w:rFonts w:hint="eastAsia" w:eastAsia="黑体"/>
         </w:rPr>
         <w:t xml:space="preserve">环路稳频。</w:t>
       </w:r>
@@ -1977,7 +2155,7 @@
       </w:pPr>
       <w:r>
         <w:rPr>
-          <w:rFonts w:hint="eastAsia"/>
+          <w:rFonts w:hint="eastAsia" w:eastAsia="黑体"/>
         </w:rPr>
         <w:t xml:space="preserve">参考资料</w:t>
       </w:r>
@@ -1991,6 +2169,9 @@
         </w:numPr>
       </w:pPr>
       <w:r>
+        <w:rPr>
+          <w:rFonts w:eastAsia="黑体"/>
+        </w:rPr>
         <w:t xml:space="preserve">Wikipedia: Frequency modulation。</w:t>
       </w:r>
     </w:p>
@@ -2004,7 +2185,7 @@
       </w:pPr>
       <w:r>
         <w:rPr>
-          <w:rFonts w:hint="eastAsia"/>
+          <w:rFonts w:hint="eastAsia" w:eastAsia="黑体"/>
         </w:rPr>
         <w:t xml:space="preserve">《通信原理》（樊昌信）。</w:t>
       </w:r>
@@ -2018,11 +2199,14 @@
         </w:numPr>
       </w:pPr>
       <w:r>
+        <w:rPr>
+          <w:rFonts w:eastAsia="黑体"/>
+        </w:rPr>
         <w:t xml:space="preserve">ON Semiconductor MC1648 </w:t>
       </w:r>
       <w:r>
         <w:rPr>
-          <w:rFonts w:hint="eastAsia"/>
+          <w:rFonts w:hint="eastAsia" w:eastAsia="黑体"/>
         </w:rPr>
         <w:t xml:space="preserve">数据手册。</w:t>
       </w:r>
@@ -2036,11 +2220,11 @@
       </w:pPr>
       <w:r>
         <w:rPr>
-          <w:rFonts w:ascii="Times New Roman" w:hAnsi="Times New Roman"/>
+          <w:rFonts w:ascii="Times New Roman" w:hAnsi="Times New Roman" w:eastAsia="黑体"/>
           <w:color w:val="555555"/>
           <w:sz w:val="21"/>
         </w:rPr>
-        <w:t>材料收集者：杜文杰</w:t>
+        <w:t>材料收集者：杜文杰，WX手机：19519196569，QQ:3478827729</w:t>
       </w:r>
     </w:p>
     <w:sectPr>
@@ -2060,7 +2244,7 @@
 </file>
 
 <file path=word/footer1.xml><?xml version="1.0" encoding="utf-8"?>
-<w:ftr xmlns:m="http://schemas.openxmlformats.org/officeDocument/2006/math" xmlns:mc="http://schemas.openxmlformats.org/markup-compatibility/2006" xmlns:mo="http://schemas.microsoft.com/office/mac/office/2008/main" xmlns:mv="urn:schemas-microsoft-com:mac:vml" xmlns:o="urn:schemas-microsoft-com:office:office" xmlns:r="http://schemas.openxmlformats.org/officeDocument/2006/relationships" xmlns:v="urn:schemas-microsoft-com:vml" xmlns:w10="urn:schemas-microsoft-com:office:word" xmlns:w14="http://schemas.microsoft.com/office/word/2010/wordml" xmlns:w="http://schemas.openxmlformats.org/wordprocessingml/2006/main" xmlns:wne="http://schemas.microsoft.com/office/word/2006/wordml" xmlns:wp14="http://schemas.microsoft.com/office/word/2010/wordprocessingDrawing" xmlns:wp="http://schemas.openxmlformats.org/drawingml/2006/wordprocessingDrawing" xmlns:wpc="http://schemas.microsoft.com/office/word/2010/wordprocessingCanvas" xmlns:wpg="http://schemas.microsoft.com/office/word/2010/wordprocessingGroup" xmlns:wpi="http://schemas.microsoft.com/office/word/2010/wordprocessingInk" xmlns:wps="http://schemas.microsoft.com/office/word/2010/wordprocessingShape" mc:Ignorable="w14 wp14">
+<w:ftr xmlns:mc="http://schemas.openxmlformats.org/markup-compatibility/2006" xmlns:w="http://schemas.openxmlformats.org/wordprocessingml/2006/main" xmlns:m="http://schemas.openxmlformats.org/officeDocument/2006/math" xmlns:mo="http://schemas.microsoft.com/office/mac/office/2008/main" xmlns:mv="urn:schemas-microsoft-com:mac:vml" xmlns:o="urn:schemas-microsoft-com:office:office" xmlns:r="http://schemas.openxmlformats.org/officeDocument/2006/relationships" xmlns:v="urn:schemas-microsoft-com:vml" xmlns:w10="urn:schemas-microsoft-com:office:word" xmlns:w14="http://schemas.microsoft.com/office/word/2010/wordml" xmlns:wne="http://schemas.microsoft.com/office/word/2006/wordml" xmlns:wp14="http://schemas.microsoft.com/office/word/2010/wordprocessingDrawing" xmlns:wp="http://schemas.openxmlformats.org/drawingml/2006/wordprocessingDrawing" xmlns:wpc="http://schemas.microsoft.com/office/word/2010/wordprocessingCanvas" xmlns:wpg="http://schemas.microsoft.com/office/word/2010/wordprocessingGroup" xmlns:wpi="http://schemas.microsoft.com/office/word/2010/wordprocessingInk" xmlns:wps="http://schemas.microsoft.com/office/word/2010/wordprocessingShape" mc:Ignorable="w14 wp14">
   <w:p>
     <w:pPr>
       <w:pStyle w:val="Footer"/>
@@ -2068,12 +2252,14 @@
     </w:pPr>
     <w:r>
       <w:rPr>
+        <w:rFonts w:eastAsia="黑体"/>
         <w:sz w:val="18"/>
       </w:rPr>
       <w:t xml:space="preserve">第 </w:t>
     </w:r>
     <w:r>
       <w:rPr>
+        <w:rFonts w:eastAsia="黑体"/>
         <w:sz w:val="18"/>
       </w:rPr>
       <w:fldChar w:fldCharType="begin"/>
@@ -2082,6 +2268,7 @@
     </w:r>
     <w:r>
       <w:rPr>
+        <w:rFonts w:eastAsia="黑体"/>
         <w:sz w:val="18"/>
       </w:rPr>
       <w:t xml:space="preserve"> 页</w:t>
@@ -2095,6 +2282,9 @@
   <w:footnote w:type="continuationSeparator" w:id="0">
     <w:p>
       <w:r>
+        <w:rPr>
+          <w:rFonts w:eastAsia="黑体"/>
+        </w:rPr>
         <w:continuationSeparator/>
       </w:r>
     </w:p>
@@ -2102,6 +2292,9 @@
   <w:footnote w:type="separator" w:id="-1">
     <w:p>
       <w:r>
+        <w:rPr>
+          <w:rFonts w:eastAsia="黑体"/>
+        </w:rPr>
         <w:separator/>
       </w:r>
     </w:p>
@@ -2110,7 +2303,7 @@
 </file>
 
 <file path=word/header1.xml><?xml version="1.0" encoding="utf-8"?>
-<w:hdr xmlns:m="http://schemas.openxmlformats.org/officeDocument/2006/math" xmlns:mc="http://schemas.openxmlformats.org/markup-compatibility/2006" xmlns:mo="http://schemas.microsoft.com/office/mac/office/2008/main" xmlns:mv="urn:schemas-microsoft-com:mac:vml" xmlns:o="urn:schemas-microsoft-com:office:office" xmlns:r="http://schemas.openxmlformats.org/officeDocument/2006/relationships" xmlns:v="urn:schemas-microsoft-com:vml" xmlns:w10="urn:schemas-microsoft-com:office:word" xmlns:w14="http://schemas.microsoft.com/office/word/2010/wordml" xmlns:w="http://schemas.openxmlformats.org/wordprocessingml/2006/main" xmlns:wne="http://schemas.microsoft.com/office/word/2006/wordml" xmlns:wp14="http://schemas.microsoft.com/office/word/2010/wordprocessingDrawing" xmlns:wp="http://schemas.openxmlformats.org/drawingml/2006/wordprocessingDrawing" xmlns:wpc="http://schemas.microsoft.com/office/word/2010/wordprocessingCanvas" xmlns:wpg="http://schemas.microsoft.com/office/word/2010/wordprocessingGroup" xmlns:wpi="http://schemas.microsoft.com/office/word/2010/wordprocessingInk" xmlns:wps="http://schemas.microsoft.com/office/word/2010/wordprocessingShape" mc:Ignorable="w14 wp14">
+<w:hdr xmlns:mc="http://schemas.openxmlformats.org/markup-compatibility/2006" xmlns:w="http://schemas.openxmlformats.org/wordprocessingml/2006/main" xmlns:m="http://schemas.openxmlformats.org/officeDocument/2006/math" xmlns:mo="http://schemas.microsoft.com/office/mac/office/2008/main" xmlns:mv="urn:schemas-microsoft-com:mac:vml" xmlns:o="urn:schemas-microsoft-com:office:office" xmlns:r="http://schemas.openxmlformats.org/officeDocument/2006/relationships" xmlns:v="urn:schemas-microsoft-com:vml" xmlns:w10="urn:schemas-microsoft-com:office:word" xmlns:w14="http://schemas.microsoft.com/office/word/2010/wordml" xmlns:wne="http://schemas.microsoft.com/office/word/2006/wordml" xmlns:wp14="http://schemas.microsoft.com/office/word/2010/wordprocessingDrawing" xmlns:wp="http://schemas.openxmlformats.org/drawingml/2006/wordprocessingDrawing" xmlns:wpc="http://schemas.microsoft.com/office/word/2010/wordprocessingCanvas" xmlns:wpg="http://schemas.microsoft.com/office/word/2010/wordprocessingGroup" xmlns:wpi="http://schemas.microsoft.com/office/word/2010/wordprocessingInk" xmlns:wps="http://schemas.microsoft.com/office/word/2010/wordprocessingShape" mc:Ignorable="w14 wp14">
   <w:p>
     <w:pPr>
       <w:pStyle w:val="Header"/>
@@ -2118,7 +2311,7 @@
     </w:pPr>
     <w:r>
       <w:rPr>
-        <w:rFonts w:ascii="Times New Roman" w:hAnsi="Times New Roman"/>
+        <w:rFonts w:ascii="Times New Roman" w:hAnsi="Times New Roman" w:eastAsia="黑体"/>
         <w:sz w:val="18"/>
         <w:rFonts w:eastAsia="黑体"/>
         <w:rFonts w:eastAsia="黑体"/>
@@ -2130,7 +2323,7 @@
 </file>
 
 <file path=word/numbering.xml><?xml version="1.0" encoding="utf-8"?>
-<w:numbering xmlns:m="http://schemas.openxmlformats.org/officeDocument/2006/math" xmlns:mc="http://schemas.openxmlformats.org/markup-compatibility/2006" xmlns:mo="http://schemas.microsoft.com/office/mac/office/2008/main" xmlns:mv="urn:schemas-microsoft-com:mac:vml" xmlns:o="urn:schemas-microsoft-com:office:office" xmlns:r="http://schemas.openxmlformats.org/officeDocument/2006/relationships" xmlns:v="urn:schemas-microsoft-com:vml" xmlns:w="http://schemas.openxmlformats.org/wordprocessingml/2006/main" xmlns:w10="urn:schemas-microsoft-com:office:word" xmlns:w14="http://schemas.microsoft.com/office/word/2010/wordml" xmlns:wne="http://schemas.microsoft.com/office/word/2006/wordml" xmlns:wp="http://schemas.openxmlformats.org/drawingml/2006/wordprocessingDrawing" xmlns:wp14="http://schemas.microsoft.com/office/word/2010/wordprocessingDrawing" xmlns:wpc="http://schemas.microsoft.com/office/word/2010/wordprocessingCanvas" xmlns:wpg="http://schemas.microsoft.com/office/word/2010/wordprocessingGroup" xmlns:wpi="http://schemas.microsoft.com/office/word/2010/wordprocessingInk" xmlns:wps="http://schemas.microsoft.com/office/word/2010/wordprocessingShape" mc:Ignorable="w14 wp14">
+<w:numbering xmlns:mc="http://schemas.openxmlformats.org/markup-compatibility/2006" xmlns:w="http://schemas.openxmlformats.org/wordprocessingml/2006/main" xmlns:m="http://schemas.openxmlformats.org/officeDocument/2006/math" xmlns:mo="http://schemas.microsoft.com/office/mac/office/2008/main" xmlns:mv="urn:schemas-microsoft-com:mac:vml" xmlns:o="urn:schemas-microsoft-com:office:office" xmlns:r="http://schemas.openxmlformats.org/officeDocument/2006/relationships" xmlns:v="urn:schemas-microsoft-com:vml" xmlns:w10="urn:schemas-microsoft-com:office:word" xmlns:w14="http://schemas.microsoft.com/office/word/2010/wordml" xmlns:wne="http://schemas.microsoft.com/office/word/2006/wordml" xmlns:wp="http://schemas.openxmlformats.org/drawingml/2006/wordprocessingDrawing" xmlns:wp14="http://schemas.microsoft.com/office/word/2010/wordprocessingDrawing" xmlns:wpc="http://schemas.microsoft.com/office/word/2010/wordprocessingCanvas" xmlns:wpg="http://schemas.microsoft.com/office/word/2010/wordprocessingGroup" xmlns:wpi="http://schemas.microsoft.com/office/word/2010/wordprocessingInk" xmlns:wps="http://schemas.microsoft.com/office/word/2010/wordprocessingShape" mc:Ignorable="w14 wp14">
   <w:abstractNum w:abstractNumId="0">
     <w:nsid w:val="FFFFFF7C"/>
     <w:multiLevelType w:val="singleLevel"/>
@@ -2217,7 +2410,7 @@
         <w:ind w:hanging="360" w:left="1440"/>
       </w:pPr>
       <w:rPr>
-        <w:rFonts w:ascii="Symbol" w:hAnsi="Symbol" w:hint="default"/>
+        <w:rFonts w:ascii="Symbol" w:hAnsi="Symbol" w:hint="default" w:eastAsia="黑体"/>
       </w:rPr>
     </w:lvl>
   </w:abstractNum>
@@ -2238,7 +2431,7 @@
         <w:ind w:hanging="360" w:left="1080"/>
       </w:pPr>
       <w:rPr>
-        <w:rFonts w:ascii="Symbol" w:hAnsi="Symbol" w:hint="default"/>
+        <w:rFonts w:ascii="Symbol" w:hAnsi="Symbol" w:hint="default" w:eastAsia="黑体"/>
       </w:rPr>
     </w:lvl>
   </w:abstractNum>
@@ -2259,7 +2452,7 @@
         <w:ind w:hanging="360" w:left="720"/>
       </w:pPr>
       <w:rPr>
-        <w:rFonts w:ascii="Symbol" w:hAnsi="Symbol" w:hint="default"/>
+        <w:rFonts w:ascii="Symbol" w:hAnsi="Symbol" w:hint="default" w:eastAsia="黑体"/>
       </w:rPr>
     </w:lvl>
   </w:abstractNum>
@@ -2298,7 +2491,7 @@
         <w:ind w:hanging="360" w:left="360"/>
       </w:pPr>
       <w:rPr>
-        <w:rFonts w:ascii="Symbol" w:hAnsi="Symbol" w:hint="default"/>
+        <w:rFonts w:ascii="Symbol" w:hAnsi="Symbol" w:hint="default" w:eastAsia="黑体"/>
       </w:rPr>
     </w:lvl>
   </w:abstractNum>
@@ -2389,7 +2582,7 @@
         <w:ind w:left="720" w:hanging="360"/>
       </w:pPr>
       <w:rPr>
-        <w:rFonts w:ascii="Symbol" w:hAnsi="Symbol" w:cs="Symbol" w:hint="default"/>
+        <w:rFonts w:ascii="Symbol" w:hAnsi="Symbol" w:cs="Symbol" w:hint="default" w:eastAsia="黑体"/>
       </w:rPr>
     </w:lvl>
     <w:lvl w:ilvl="1">
@@ -2400,7 +2593,7 @@
         <w:ind w:left="1440" w:hanging="360"/>
       </w:pPr>
       <w:rPr>
-        <w:rFonts w:ascii="Courier New" w:hAnsi="Courier New" w:cs="Courier New" w:hint="default"/>
+        <w:rFonts w:ascii="Courier New" w:hAnsi="Courier New" w:cs="Courier New" w:hint="default" w:eastAsia="黑体"/>
       </w:rPr>
     </w:lvl>
     <w:lvl w:ilvl="2">
@@ -2411,7 +2604,7 @@
         <w:ind w:left="2160" w:hanging="360"/>
       </w:pPr>
       <w:rPr>
-        <w:rFonts w:ascii="Wingdings" w:hAnsi="Wingdings" w:cs="Wingdings" w:hint="default"/>
+        <w:rFonts w:ascii="Wingdings" w:hAnsi="Wingdings" w:cs="Wingdings" w:hint="default" w:eastAsia="黑体"/>
       </w:rPr>
     </w:lvl>
     <w:lvl w:ilvl="3">
@@ -2422,7 +2615,7 @@
         <w:ind w:left="2880" w:hanging="360"/>
       </w:pPr>
       <w:rPr>
-        <w:rFonts w:ascii="Symbol" w:hAnsi="Symbol" w:cs="Symbol" w:hint="default"/>
+        <w:rFonts w:ascii="Symbol" w:hAnsi="Symbol" w:cs="Symbol" w:hint="default" w:eastAsia="黑体"/>
       </w:rPr>
     </w:lvl>
     <w:lvl w:ilvl="4">
@@ -2433,7 +2626,7 @@
         <w:ind w:left="3600" w:hanging="360"/>
       </w:pPr>
       <w:rPr>
-        <w:rFonts w:ascii="Courier New" w:hAnsi="Courier New" w:cs="Courier New" w:hint="default"/>
+        <w:rFonts w:ascii="Courier New" w:hAnsi="Courier New" w:cs="Courier New" w:hint="default" w:eastAsia="黑体"/>
       </w:rPr>
     </w:lvl>
     <w:lvl w:ilvl="5">
@@ -2444,7 +2637,7 @@
         <w:ind w:left="4320" w:hanging="360"/>
       </w:pPr>
       <w:rPr>
-        <w:rFonts w:ascii="Wingdings" w:hAnsi="Wingdings" w:cs="Wingdings" w:hint="default"/>
+        <w:rFonts w:ascii="Wingdings" w:hAnsi="Wingdings" w:cs="Wingdings" w:hint="default" w:eastAsia="黑体"/>
       </w:rPr>
     </w:lvl>
     <w:lvl w:ilvl="6">
@@ -2455,7 +2648,7 @@
         <w:ind w:left="5040" w:hanging="360"/>
       </w:pPr>
       <w:rPr>
-        <w:rFonts w:ascii="Symbol" w:hAnsi="Symbol" w:cs="Symbol" w:hint="default"/>
+        <w:rFonts w:ascii="Symbol" w:hAnsi="Symbol" w:cs="Symbol" w:hint="default" w:eastAsia="黑体"/>
       </w:rPr>
     </w:lvl>
     <w:lvl w:ilvl="7">
@@ -2466,7 +2659,7 @@
         <w:ind w:left="5760" w:hanging="360"/>
       </w:pPr>
       <w:rPr>
-        <w:rFonts w:ascii="Courier New" w:hAnsi="Courier New" w:cs="Courier New" w:hint="default"/>
+        <w:rFonts w:ascii="Courier New" w:hAnsi="Courier New" w:cs="Courier New" w:hint="default" w:eastAsia="黑体"/>
       </w:rPr>
     </w:lvl>
     <w:lvl w:ilvl="8">
@@ -2477,7 +2670,7 @@
         <w:ind w:left="6480" w:hanging="360"/>
       </w:pPr>
       <w:rPr>
-        <w:rFonts w:ascii="Wingdings" w:hAnsi="Wingdings" w:cs="Wingdings" w:hint="default"/>
+        <w:rFonts w:ascii="Wingdings" w:hAnsi="Wingdings" w:cs="Wingdings" w:hint="default" w:eastAsia="黑体"/>
       </w:rPr>
     </w:lvl>
   </w:abstractNum>
@@ -2533,11 +2726,11 @@
 </file>
 
 <file path=word/styles.xml><?xml version="1.0" encoding="utf-8"?>
-<w:styles xmlns:mc="http://schemas.openxmlformats.org/markup-compatibility/2006" xmlns:r="http://schemas.openxmlformats.org/officeDocument/2006/relationships" xmlns:w="http://schemas.openxmlformats.org/wordprocessingml/2006/main" xmlns:w14="http://schemas.microsoft.com/office/word/2010/wordml" mc:Ignorable="w14">
+<w:styles xmlns:mc="http://schemas.openxmlformats.org/markup-compatibility/2006" xmlns:w="http://schemas.openxmlformats.org/wordprocessingml/2006/main" xmlns:r="http://schemas.openxmlformats.org/officeDocument/2006/relationships" xmlns:w14="http://schemas.microsoft.com/office/word/2010/wordml" mc:Ignorable="w14">
   <w:docDefaults>
     <w:rPrDefault>
       <w:rPr>
-        <w:rFonts w:asciiTheme="minorHAnsi" w:cstheme="minorBidi" w:eastAsiaTheme="minorEastAsia" w:hAnsiTheme="minorHAnsi"/>
+        <w:rFonts w:asciiTheme="minorHAnsi" w:cstheme="minorBidi" w:hAnsiTheme="minorHAnsi" w:eastAsia="黑体"/>
         <w:sz w:val="22"/>
         <w:szCs w:val="22"/>
         <w:lang w:bidi="ar-SA" w:eastAsia="en-US" w:val="en-US"/>
@@ -2759,7 +2952,7 @@
       <w:outlineLvl w:val="0"/>
     </w:pPr>
     <w:rPr>
-      <w:rFonts w:ascii="Times New Roman" w:asciiTheme="majorHAnsi" w:cstheme="majorBidi" w:eastAsia="黑体" w:eastAsiaTheme="majorEastAsia" w:hAnsi="Times New Roman" w:hAnsiTheme="majorHAnsi"/>
+      <w:rFonts w:ascii="Times New Roman" w:asciiTheme="majorHAnsi" w:cstheme="majorBidi" w:eastAsia="黑体" w:hAnsi="Times New Roman" w:hAnsiTheme="majorHAnsi"/>
       <w:b/>
       <w:bCs/>
       <w:color w:val="1F3864"/>
@@ -2783,7 +2976,7 @@
       <w:outlineLvl w:val="1"/>
     </w:pPr>
     <w:rPr>
-      <w:rFonts w:ascii="Times New Roman" w:asciiTheme="majorHAnsi" w:cstheme="majorBidi" w:eastAsia="黑体" w:eastAsiaTheme="majorEastAsia" w:hAnsi="Times New Roman" w:hAnsiTheme="majorHAnsi"/>
+      <w:rFonts w:ascii="Times New Roman" w:asciiTheme="majorHAnsi" w:cstheme="majorBidi" w:eastAsia="黑体" w:hAnsi="Times New Roman" w:hAnsiTheme="majorHAnsi"/>
       <w:b/>
       <w:bCs/>
       <w:color w:val="2E4E7E"/>
@@ -2807,7 +3000,7 @@
       <w:outlineLvl w:val="2"/>
     </w:pPr>
     <w:rPr>
-      <w:rFonts w:ascii="Times New Roman" w:asciiTheme="majorHAnsi" w:cstheme="majorBidi" w:eastAsia="黑体" w:eastAsiaTheme="majorEastAsia" w:hAnsi="Times New Roman" w:hAnsiTheme="majorHAnsi"/>
+      <w:rFonts w:ascii="Times New Roman" w:asciiTheme="majorHAnsi" w:cstheme="majorBidi" w:eastAsia="黑体" w:hAnsi="Times New Roman" w:hAnsiTheme="majorHAnsi"/>
       <w:b/>
       <w:bCs/>
       <w:color w:val="2E4E7E"/>
@@ -2831,7 +3024,7 @@
       <w:outlineLvl w:val="3"/>
     </w:pPr>
     <w:rPr>
-      <w:rFonts w:ascii="Times New Roman" w:asciiTheme="majorHAnsi" w:cstheme="majorBidi" w:eastAsia="黑体" w:eastAsiaTheme="majorEastAsia" w:hAnsi="Times New Roman" w:hAnsiTheme="majorHAnsi"/>
+      <w:rFonts w:ascii="Times New Roman" w:asciiTheme="majorHAnsi" w:cstheme="majorBidi" w:eastAsia="黑体" w:hAnsi="Times New Roman" w:hAnsiTheme="majorHAnsi"/>
       <w:b/>
       <w:bCs/>
       <w:i/>
@@ -2857,7 +3050,7 @@
       <w:outlineLvl w:val="4"/>
     </w:pPr>
     <w:rPr>
-      <w:rFonts w:ascii="Times New Roman" w:asciiTheme="majorHAnsi" w:cstheme="majorBidi" w:eastAsia="黑体" w:eastAsiaTheme="majorEastAsia" w:hAnsi="Times New Roman" w:hAnsiTheme="majorHAnsi"/>
+      <w:rFonts w:ascii="Times New Roman" w:asciiTheme="majorHAnsi" w:cstheme="majorBidi" w:eastAsia="黑体" w:hAnsi="Times New Roman" w:hAnsiTheme="majorHAnsi"/>
       <w:b/>
       <w:color w:val="333333"/>
       <w:sz w:val="22"/>
@@ -2880,7 +3073,7 @@
       <w:outlineLvl w:val="5"/>
     </w:pPr>
     <w:rPr>
-      <w:rFonts w:asciiTheme="majorHAnsi" w:cstheme="majorBidi" w:eastAsiaTheme="majorEastAsia" w:hAnsiTheme="majorHAnsi"/>
+      <w:rFonts w:asciiTheme="majorHAnsi" w:cstheme="majorBidi" w:hAnsiTheme="majorHAnsi" w:eastAsia="黑体"/>
       <w:i/>
       <w:iCs/>
       <w:color w:themeColor="accent1" w:themeShade="7F" w:val="243F60"/>
@@ -2903,7 +3096,7 @@
       <w:outlineLvl w:val="6"/>
     </w:pPr>
     <w:rPr>
-      <w:rFonts w:asciiTheme="majorHAnsi" w:cstheme="majorBidi" w:eastAsiaTheme="majorEastAsia" w:hAnsiTheme="majorHAnsi"/>
+      <w:rFonts w:asciiTheme="majorHAnsi" w:cstheme="majorBidi" w:hAnsiTheme="majorHAnsi" w:eastAsia="黑体"/>
       <w:i/>
       <w:iCs/>
       <w:color w:themeColor="text1" w:themeTint="BF" w:val="404040"/>
@@ -2926,7 +3119,7 @@
       <w:outlineLvl w:val="7"/>
     </w:pPr>
     <w:rPr>
-      <w:rFonts w:asciiTheme="majorHAnsi" w:cstheme="majorBidi" w:eastAsiaTheme="majorEastAsia" w:hAnsiTheme="majorHAnsi"/>
+      <w:rFonts w:asciiTheme="majorHAnsi" w:cstheme="majorBidi" w:hAnsiTheme="majorHAnsi" w:eastAsia="黑体"/>
       <w:color w:themeColor="accent1" w:val="4F81BD"/>
       <w:sz w:val="20"/>
       <w:szCs w:val="20"/>
@@ -2949,7 +3142,7 @@
       <w:outlineLvl w:val="8"/>
     </w:pPr>
     <w:rPr>
-      <w:rFonts w:asciiTheme="majorHAnsi" w:cstheme="majorBidi" w:eastAsiaTheme="majorEastAsia" w:hAnsiTheme="majorHAnsi"/>
+      <w:rFonts w:asciiTheme="majorHAnsi" w:cstheme="majorBidi" w:hAnsiTheme="majorHAnsi" w:eastAsia="黑体"/>
       <w:i/>
       <w:iCs/>
       <w:color w:themeColor="text1" w:themeTint="BF" w:val="404040"/>
@@ -3000,7 +3193,7 @@
     <w:uiPriority w:val="9"/>
     <w:rsid w:val="00FC693F"/>
     <w:rPr>
-      <w:rFonts w:asciiTheme="majorHAnsi" w:cstheme="majorBidi" w:eastAsiaTheme="majorEastAsia" w:hAnsiTheme="majorHAnsi"/>
+      <w:rFonts w:asciiTheme="majorHAnsi" w:cstheme="majorBidi" w:hAnsiTheme="majorHAnsi" w:eastAsia="黑体"/>
       <w:b/>
       <w:bCs/>
       <w:color w:themeColor="accent1" w:themeShade="BF" w:val="365F91"/>
@@ -3015,7 +3208,7 @@
     <w:uiPriority w:val="9"/>
     <w:rsid w:val="00FC693F"/>
     <w:rPr>
-      <w:rFonts w:asciiTheme="majorHAnsi" w:cstheme="majorBidi" w:eastAsiaTheme="majorEastAsia" w:hAnsiTheme="majorHAnsi"/>
+      <w:rFonts w:asciiTheme="majorHAnsi" w:cstheme="majorBidi" w:hAnsiTheme="majorHAnsi" w:eastAsia="黑体"/>
       <w:b/>
       <w:bCs/>
       <w:color w:themeColor="accent1" w:val="4F81BD"/>
@@ -3030,7 +3223,7 @@
     <w:uiPriority w:val="9"/>
     <w:rsid w:val="00FC693F"/>
     <w:rPr>
-      <w:rFonts w:asciiTheme="majorHAnsi" w:cstheme="majorBidi" w:eastAsiaTheme="majorEastAsia" w:hAnsiTheme="majorHAnsi"/>
+      <w:rFonts w:asciiTheme="majorHAnsi" w:cstheme="majorBidi" w:hAnsiTheme="majorHAnsi" w:eastAsia="黑体"/>
       <w:b/>
       <w:bCs/>
       <w:color w:themeColor="accent1" w:val="4F81BD"/>
@@ -3053,7 +3246,7 @@
       <w:contextualSpacing/>
     </w:pPr>
     <w:rPr>
-      <w:rFonts w:ascii="Times New Roman" w:asciiTheme="majorHAnsi" w:cstheme="majorBidi" w:eastAsia="黑体" w:eastAsiaTheme="majorEastAsia" w:hAnsi="Times New Roman" w:hAnsiTheme="majorHAnsi"/>
+      <w:rFonts w:ascii="Times New Roman" w:asciiTheme="majorHAnsi" w:cstheme="majorBidi" w:eastAsia="黑体" w:hAnsi="Times New Roman" w:hAnsiTheme="majorHAnsi"/>
       <w:b/>
       <w:color w:val="1F3864"/>
       <w:spacing w:val="5"/>
@@ -3069,7 +3262,7 @@
     <w:uiPriority w:val="10"/>
     <w:rsid w:val="00FC693F"/>
     <w:rPr>
-      <w:rFonts w:asciiTheme="majorHAnsi" w:cstheme="majorBidi" w:eastAsiaTheme="majorEastAsia" w:hAnsiTheme="majorHAnsi"/>
+      <w:rFonts w:asciiTheme="majorHAnsi" w:cstheme="majorBidi" w:hAnsiTheme="majorHAnsi" w:eastAsia="黑体"/>
       <w:color w:themeColor="text2" w:themeShade="BF" w:val="17365D"/>
       <w:spacing w:val="5"/>
       <w:kern w:val="28"/>
@@ -3091,7 +3284,7 @@
       </w:numPr>
     </w:pPr>
     <w:rPr>
-      <w:rFonts w:asciiTheme="majorHAnsi" w:cstheme="majorBidi" w:eastAsiaTheme="majorEastAsia" w:hAnsiTheme="majorHAnsi"/>
+      <w:rFonts w:asciiTheme="majorHAnsi" w:cstheme="majorBidi" w:hAnsiTheme="majorHAnsi" w:eastAsia="黑体"/>
       <w:i/>
       <w:iCs/>
       <w:color w:themeColor="accent1" w:val="4F81BD"/>
@@ -3107,7 +3300,7 @@
     <w:uiPriority w:val="11"/>
     <w:rsid w:val="00FC693F"/>
     <w:rPr>
-      <w:rFonts w:asciiTheme="majorHAnsi" w:cstheme="majorBidi" w:eastAsiaTheme="majorEastAsia" w:hAnsiTheme="majorHAnsi"/>
+      <w:rFonts w:asciiTheme="majorHAnsi" w:cstheme="majorBidi" w:hAnsiTheme="majorHAnsi" w:eastAsia="黑体"/>
       <w:i/>
       <w:iCs/>
       <w:color w:themeColor="accent1" w:val="4F81BD"/>
@@ -3174,6 +3367,7 @@
       <w:spacing w:after="120"/>
     </w:pPr>
     <w:rPr>
+      <w:rFonts w:eastAsia="黑体"/>
       <w:sz w:val="16"/>
       <w:szCs w:val="16"/>
     </w:rPr>
@@ -3185,6 +3379,7 @@
     <w:uiPriority w:val="99"/>
     <w:rsid w:val="00AA1D8D"/>
     <w:rPr>
+      <w:rFonts w:eastAsia="黑体"/>
       <w:sz w:val="16"/>
       <w:szCs w:val="16"/>
     </w:rPr>
@@ -3354,7 +3549,7 @@
       </w:tabs>
     </w:pPr>
     <w:rPr>
-      <w:rFonts w:ascii="Courier" w:hAnsi="Courier"/>
+      <w:rFonts w:ascii="Courier" w:hAnsi="Courier" w:eastAsia="黑体"/>
       <w:sz w:val="20"/>
       <w:szCs w:val="20"/>
     </w:rPr>
@@ -3366,7 +3561,7 @@
     <w:uiPriority w:val="99"/>
     <w:rsid w:val="0029639D"/>
     <w:rPr>
-      <w:rFonts w:ascii="Courier" w:hAnsi="Courier"/>
+      <w:rFonts w:ascii="Courier" w:hAnsi="Courier" w:eastAsia="黑体"/>
       <w:sz w:val="20"/>
       <w:szCs w:val="20"/>
     </w:rPr>
@@ -3402,6 +3597,7 @@
     <w:uiPriority w:val="29"/>
     <w:rsid w:val="00FC693F"/>
     <w:rPr>
+      <w:rFonts w:eastAsia="黑体"/>
       <w:i/>
       <w:iCs/>
       <w:color w:themeColor="text1" w:val="000000"/>
@@ -3415,7 +3611,7 @@
     <w:semiHidden/>
     <w:rsid w:val="00FC693F"/>
     <w:rPr>
-      <w:rFonts w:asciiTheme="majorHAnsi" w:cstheme="majorBidi" w:eastAsiaTheme="majorEastAsia" w:hAnsiTheme="majorHAnsi"/>
+      <w:rFonts w:asciiTheme="majorHAnsi" w:cstheme="majorBidi" w:hAnsiTheme="majorHAnsi" w:eastAsia="黑体"/>
       <w:b/>
       <w:bCs/>
       <w:i/>
@@ -3431,7 +3627,7 @@
     <w:semiHidden/>
     <w:rsid w:val="00FC693F"/>
     <w:rPr>
-      <w:rFonts w:asciiTheme="majorHAnsi" w:cstheme="majorBidi" w:eastAsiaTheme="majorEastAsia" w:hAnsiTheme="majorHAnsi"/>
+      <w:rFonts w:asciiTheme="majorHAnsi" w:cstheme="majorBidi" w:hAnsiTheme="majorHAnsi" w:eastAsia="黑体"/>
       <w:color w:themeColor="accent1" w:themeShade="7F" w:val="243F60"/>
     </w:rPr>
   </w:style>
@@ -3443,7 +3639,7 @@
     <w:semiHidden/>
     <w:rsid w:val="00FC693F"/>
     <w:rPr>
-      <w:rFonts w:asciiTheme="majorHAnsi" w:cstheme="majorBidi" w:eastAsiaTheme="majorEastAsia" w:hAnsiTheme="majorHAnsi"/>
+      <w:rFonts w:asciiTheme="majorHAnsi" w:cstheme="majorBidi" w:hAnsiTheme="majorHAnsi" w:eastAsia="黑体"/>
       <w:i/>
       <w:iCs/>
       <w:color w:themeColor="accent1" w:themeShade="7F" w:val="243F60"/>
@@ -3457,7 +3653,7 @@
     <w:semiHidden/>
     <w:rsid w:val="00FC693F"/>
     <w:rPr>
-      <w:rFonts w:asciiTheme="majorHAnsi" w:cstheme="majorBidi" w:eastAsiaTheme="majorEastAsia" w:hAnsiTheme="majorHAnsi"/>
+      <w:rFonts w:asciiTheme="majorHAnsi" w:cstheme="majorBidi" w:hAnsiTheme="majorHAnsi" w:eastAsia="黑体"/>
       <w:i/>
       <w:iCs/>
       <w:color w:themeColor="text1" w:themeTint="BF" w:val="404040"/>
@@ -3471,7 +3667,7 @@
     <w:semiHidden/>
     <w:rsid w:val="00FC693F"/>
     <w:rPr>
-      <w:rFonts w:asciiTheme="majorHAnsi" w:cstheme="majorBidi" w:eastAsiaTheme="majorEastAsia" w:hAnsiTheme="majorHAnsi"/>
+      <w:rFonts w:asciiTheme="majorHAnsi" w:cstheme="majorBidi" w:hAnsiTheme="majorHAnsi" w:eastAsia="黑体"/>
       <w:color w:themeColor="accent1" w:val="4F81BD"/>
       <w:sz w:val="20"/>
       <w:szCs w:val="20"/>
@@ -3485,7 +3681,7 @@
     <w:semiHidden/>
     <w:rsid w:val="00FC693F"/>
     <w:rPr>
-      <w:rFonts w:asciiTheme="majorHAnsi" w:cstheme="majorBidi" w:eastAsiaTheme="majorEastAsia" w:hAnsiTheme="majorHAnsi"/>
+      <w:rFonts w:asciiTheme="majorHAnsi" w:cstheme="majorBidi" w:hAnsiTheme="majorHAnsi" w:eastAsia="黑体"/>
       <w:i/>
       <w:iCs/>
       <w:color w:themeColor="text1" w:themeTint="BF" w:val="404040"/>
@@ -3506,6 +3702,7 @@
       <w:spacing w:line="240" w:lineRule="auto"/>
     </w:pPr>
     <w:rPr>
+      <w:rFonts w:eastAsia="黑体"/>
       <w:b/>
       <w:bCs/>
       <w:color w:themeColor="accent1" w:val="4F81BD"/>
@@ -3520,6 +3717,7 @@
     <w:qFormat/>
     <w:rsid w:val="00FC693F"/>
     <w:rPr>
+      <w:rFonts w:eastAsia="黑体"/>
       <w:b/>
       <w:bCs/>
     </w:rPr>
@@ -3531,6 +3729,7 @@
     <w:qFormat/>
     <w:rsid w:val="00FC693F"/>
     <w:rPr>
+      <w:rFonts w:eastAsia="黑体"/>
       <w:i/>
       <w:iCs/>
     </w:rPr>
@@ -3551,6 +3750,7 @@
       <w:ind w:left="936" w:right="936"/>
     </w:pPr>
     <w:rPr>
+      <w:rFonts w:eastAsia="黑体"/>
       <w:b/>
       <w:bCs/>
       <w:i/>
@@ -3565,6 +3765,7 @@
     <w:uiPriority w:val="30"/>
     <w:rsid w:val="00FC693F"/>
     <w:rPr>
+      <w:rFonts w:eastAsia="黑体"/>
       <w:b/>
       <w:bCs/>
       <w:i/>
@@ -3579,6 +3780,7 @@
     <w:qFormat/>
     <w:rsid w:val="00FC693F"/>
     <w:rPr>
+      <w:rFonts w:eastAsia="黑体"/>
       <w:i/>
       <w:iCs/>
       <w:color w:themeColor="text1" w:themeTint="7F" w:val="808080"/>
@@ -3591,6 +3793,7 @@
     <w:qFormat/>
     <w:rsid w:val="00FC693F"/>
     <w:rPr>
+      <w:rFonts w:eastAsia="黑体"/>
       <w:b/>
       <w:bCs/>
       <w:i/>
@@ -3605,6 +3808,7 @@
     <w:qFormat/>
     <w:rsid w:val="00FC693F"/>
     <w:rPr>
+      <w:rFonts w:eastAsia="黑体"/>
       <w:smallCaps/>
       <w:color w:themeColor="accent2" w:val="C0504D"/>
       <w:u w:val="single"/>
@@ -3617,6 +3821,7 @@
     <w:qFormat/>
     <w:rsid w:val="00FC693F"/>
     <w:rPr>
+      <w:rFonts w:eastAsia="黑体"/>
       <w:b/>
       <w:bCs/>
       <w:smallCaps/>
@@ -3632,6 +3837,7 @@
     <w:qFormat/>
     <w:rsid w:val="00FC693F"/>
     <w:rPr>
+      <w:rFonts w:eastAsia="黑体"/>
       <w:b/>
       <w:bCs/>
       <w:smallCaps/>
@@ -3686,6 +3892,7 @@
       <w:spacing w:after="0" w:line="240" w:lineRule="auto"/>
     </w:pPr>
     <w:rPr>
+      <w:rFonts w:eastAsia="黑体"/>
       <w:color w:themeColor="text1" w:themeShade="BF" w:val="000000"/>
     </w:rPr>
     <w:tblPr>
@@ -3708,6 +3915,7 @@
         <w:spacing w:after="0" w:before="0" w:line="240" w:lineRule="auto"/>
       </w:pPr>
       <w:rPr>
+        <w:rFonts w:eastAsia="黑体"/>
         <w:b/>
         <w:bCs/>
       </w:rPr>
@@ -3728,6 +3936,7 @@
         <w:spacing w:after="0" w:before="0" w:line="240" w:lineRule="auto"/>
       </w:pPr>
       <w:rPr>
+        <w:rFonts w:eastAsia="黑体"/>
         <w:b/>
         <w:bCs/>
       </w:rPr>
@@ -3745,12 +3954,14 @@
     </w:tblStylePr>
     <w:tblStylePr w:type="firstCol">
       <w:rPr>
+        <w:rFonts w:eastAsia="黑体"/>
         <w:b/>
         <w:bCs/>
       </w:rPr>
     </w:tblStylePr>
     <w:tblStylePr w:type="lastCol">
       <w:rPr>
+        <w:rFonts w:eastAsia="黑体"/>
         <w:b/>
         <w:bCs/>
       </w:rPr>
@@ -3789,6 +4000,7 @@
       <w:spacing w:after="0" w:line="240" w:lineRule="auto"/>
     </w:pPr>
     <w:rPr>
+      <w:rFonts w:eastAsia="黑体"/>
       <w:color w:themeColor="accent1" w:themeShade="BF" w:val="365F91"/>
     </w:rPr>
     <w:tblPr>
@@ -3811,6 +4023,7 @@
         <w:spacing w:after="0" w:before="0" w:line="240" w:lineRule="auto"/>
       </w:pPr>
       <w:rPr>
+        <w:rFonts w:eastAsia="黑体"/>
         <w:b/>
         <w:bCs/>
       </w:rPr>
@@ -3831,6 +4044,7 @@
         <w:spacing w:after="0" w:before="0" w:line="240" w:lineRule="auto"/>
       </w:pPr>
       <w:rPr>
+        <w:rFonts w:eastAsia="黑体"/>
         <w:b/>
         <w:bCs/>
       </w:rPr>
@@ -3848,12 +4062,14 @@
     </w:tblStylePr>
     <w:tblStylePr w:type="firstCol">
       <w:rPr>
+        <w:rFonts w:eastAsia="黑体"/>
         <w:b/>
         <w:bCs/>
       </w:rPr>
     </w:tblStylePr>
     <w:tblStylePr w:type="lastCol">
       <w:rPr>
+        <w:rFonts w:eastAsia="黑体"/>
         <w:b/>
         <w:bCs/>
       </w:rPr>
@@ -3892,6 +4108,7 @@
       <w:spacing w:after="0" w:line="240" w:lineRule="auto"/>
     </w:pPr>
     <w:rPr>
+      <w:rFonts w:eastAsia="黑体"/>
       <w:color w:themeColor="accent2" w:themeShade="BF" w:val="943634"/>
     </w:rPr>
     <w:tblPr>
@@ -3914,6 +4131,7 @@
         <w:spacing w:after="0" w:before="0" w:line="240" w:lineRule="auto"/>
       </w:pPr>
       <w:rPr>
+        <w:rFonts w:eastAsia="黑体"/>
         <w:b/>
         <w:bCs/>
       </w:rPr>
@@ -3934,6 +4152,7 @@
         <w:spacing w:after="0" w:before="0" w:line="240" w:lineRule="auto"/>
       </w:pPr>
       <w:rPr>
+        <w:rFonts w:eastAsia="黑体"/>
         <w:b/>
         <w:bCs/>
       </w:rPr>
@@ -3951,12 +4170,14 @@
     </w:tblStylePr>
     <w:tblStylePr w:type="firstCol">
       <w:rPr>
+        <w:rFonts w:eastAsia="黑体"/>
         <w:b/>
         <w:bCs/>
       </w:rPr>
     </w:tblStylePr>
     <w:tblStylePr w:type="lastCol">
       <w:rPr>
+        <w:rFonts w:eastAsia="黑体"/>
         <w:b/>
         <w:bCs/>
       </w:rPr>
@@ -3995,6 +4216,7 @@
       <w:spacing w:after="0" w:line="240" w:lineRule="auto"/>
     </w:pPr>
     <w:rPr>
+      <w:rFonts w:eastAsia="黑体"/>
       <w:color w:themeColor="accent3" w:themeShade="BF" w:val="76923C"/>
     </w:rPr>
     <w:tblPr>
@@ -4017,6 +4239,7 @@
         <w:spacing w:after="0" w:before="0" w:line="240" w:lineRule="auto"/>
       </w:pPr>
       <w:rPr>
+        <w:rFonts w:eastAsia="黑体"/>
         <w:b/>
         <w:bCs/>
       </w:rPr>
@@ -4037,6 +4260,7 @@
         <w:spacing w:after="0" w:before="0" w:line="240" w:lineRule="auto"/>
       </w:pPr>
       <w:rPr>
+        <w:rFonts w:eastAsia="黑体"/>
         <w:b/>
         <w:bCs/>
       </w:rPr>
@@ -4054,12 +4278,14 @@
     </w:tblStylePr>
     <w:tblStylePr w:type="firstCol">
       <w:rPr>
+        <w:rFonts w:eastAsia="黑体"/>
         <w:b/>
         <w:bCs/>
       </w:rPr>
     </w:tblStylePr>
     <w:tblStylePr w:type="lastCol">
       <w:rPr>
+        <w:rFonts w:eastAsia="黑体"/>
         <w:b/>
         <w:bCs/>
       </w:rPr>
@@ -4098,6 +4324,7 @@
       <w:spacing w:after="0" w:line="240" w:lineRule="auto"/>
     </w:pPr>
     <w:rPr>
+      <w:rFonts w:eastAsia="黑体"/>
       <w:color w:themeColor="accent4" w:themeShade="BF" w:val="5F497A"/>
     </w:rPr>
     <w:tblPr>
@@ -4120,6 +4347,7 @@
         <w:spacing w:after="0" w:before="0" w:line="240" w:lineRule="auto"/>
       </w:pPr>
       <w:rPr>
+        <w:rFonts w:eastAsia="黑体"/>
         <w:b/>
         <w:bCs/>
       </w:rPr>
@@ -4140,6 +4368,7 @@
         <w:spacing w:after="0" w:before="0" w:line="240" w:lineRule="auto"/>
       </w:pPr>
       <w:rPr>
+        <w:rFonts w:eastAsia="黑体"/>
         <w:b/>
         <w:bCs/>
       </w:rPr>
@@ -4157,12 +4386,14 @@
     </w:tblStylePr>
     <w:tblStylePr w:type="firstCol">
       <w:rPr>
+        <w:rFonts w:eastAsia="黑体"/>
         <w:b/>
         <w:bCs/>
       </w:rPr>
     </w:tblStylePr>
     <w:tblStylePr w:type="lastCol">
       <w:rPr>
+        <w:rFonts w:eastAsia="黑体"/>
         <w:b/>
         <w:bCs/>
       </w:rPr>
@@ -4201,6 +4432,7 @@
       <w:spacing w:after="0" w:line="240" w:lineRule="auto"/>
     </w:pPr>
     <w:rPr>
+      <w:rFonts w:eastAsia="黑体"/>
       <w:color w:themeColor="accent5" w:themeShade="BF" w:val="31849B"/>
     </w:rPr>
     <w:tblPr>
@@ -4223,6 +4455,7 @@
         <w:spacing w:after="0" w:before="0" w:line="240" w:lineRule="auto"/>
       </w:pPr>
       <w:rPr>
+        <w:rFonts w:eastAsia="黑体"/>
         <w:b/>
         <w:bCs/>
       </w:rPr>
@@ -4243,6 +4476,7 @@
         <w:spacing w:after="0" w:before="0" w:line="240" w:lineRule="auto"/>
       </w:pPr>
       <w:rPr>
+        <w:rFonts w:eastAsia="黑体"/>
         <w:b/>
         <w:bCs/>
       </w:rPr>
@@ -4260,12 +4494,14 @@
     </w:tblStylePr>
     <w:tblStylePr w:type="firstCol">
       <w:rPr>
+        <w:rFonts w:eastAsia="黑体"/>
         <w:b/>
         <w:bCs/>
       </w:rPr>
     </w:tblStylePr>
     <w:tblStylePr w:type="lastCol">
       <w:rPr>
+        <w:rFonts w:eastAsia="黑体"/>
         <w:b/>
         <w:bCs/>
       </w:rPr>
@@ -4304,6 +4540,7 @@
       <w:spacing w:after="0" w:line="240" w:lineRule="auto"/>
     </w:pPr>
     <w:rPr>
+      <w:rFonts w:eastAsia="黑体"/>
       <w:color w:themeColor="accent6" w:themeShade="BF" w:val="E36C0A"/>
     </w:rPr>
     <w:tblPr>
@@ -4326,6 +4563,7 @@
         <w:spacing w:after="0" w:before="0" w:line="240" w:lineRule="auto"/>
       </w:pPr>
       <w:rPr>
+        <w:rFonts w:eastAsia="黑体"/>
         <w:b/>
         <w:bCs/>
       </w:rPr>
@@ -4346,6 +4584,7 @@
         <w:spacing w:after="0" w:before="0" w:line="240" w:lineRule="auto"/>
       </w:pPr>
       <w:rPr>
+        <w:rFonts w:eastAsia="黑体"/>
         <w:b/>
         <w:bCs/>
       </w:rPr>
@@ -4363,12 +4602,14 @@
     </w:tblStylePr>
     <w:tblStylePr w:type="firstCol">
       <w:rPr>
+        <w:rFonts w:eastAsia="黑体"/>
         <w:b/>
         <w:bCs/>
       </w:rPr>
     </w:tblStylePr>
     <w:tblStylePr w:type="lastCol">
       <w:rPr>
+        <w:rFonts w:eastAsia="黑体"/>
         <w:b/>
         <w:bCs/>
       </w:rPr>
@@ -4428,6 +4669,7 @@
         <w:spacing w:after="0" w:before="0" w:line="240" w:lineRule="auto"/>
       </w:pPr>
       <w:rPr>
+        <w:rFonts w:eastAsia="黑体"/>
         <w:b/>
         <w:bCs/>
         <w:color w:themeColor="background1" w:val="FFFFFF"/>
@@ -4442,6 +4684,7 @@
         <w:spacing w:after="0" w:before="0" w:line="240" w:lineRule="auto"/>
       </w:pPr>
       <w:rPr>
+        <w:rFonts w:eastAsia="黑体"/>
         <w:b/>
         <w:bCs/>
       </w:rPr>
@@ -4457,12 +4700,14 @@
     </w:tblStylePr>
     <w:tblStylePr w:type="firstCol">
       <w:rPr>
+        <w:rFonts w:eastAsia="黑体"/>
         <w:b/>
         <w:bCs/>
       </w:rPr>
     </w:tblStylePr>
     <w:tblStylePr w:type="lastCol">
       <w:rPr>
+        <w:rFonts w:eastAsia="黑体"/>
         <w:b/>
         <w:bCs/>
       </w:rPr>
@@ -4520,6 +4765,7 @@
         <w:spacing w:after="0" w:before="0" w:line="240" w:lineRule="auto"/>
       </w:pPr>
       <w:rPr>
+        <w:rFonts w:eastAsia="黑体"/>
         <w:b/>
         <w:bCs/>
         <w:color w:themeColor="background1" w:val="FFFFFF"/>
@@ -4534,6 +4780,7 @@
         <w:spacing w:after="0" w:before="0" w:line="240" w:lineRule="auto"/>
       </w:pPr>
       <w:rPr>
+        <w:rFonts w:eastAsia="黑体"/>
         <w:b/>
         <w:bCs/>
       </w:rPr>
@@ -4549,12 +4796,14 @@
     </w:tblStylePr>
     <w:tblStylePr w:type="firstCol">
       <w:rPr>
+        <w:rFonts w:eastAsia="黑体"/>
         <w:b/>
         <w:bCs/>
       </w:rPr>
     </w:tblStylePr>
     <w:tblStylePr w:type="lastCol">
       <w:rPr>
+        <w:rFonts w:eastAsia="黑体"/>
         <w:b/>
         <w:bCs/>
       </w:rPr>
@@ -4612,6 +4861,7 @@
         <w:spacing w:after="0" w:before="0" w:line="240" w:lineRule="auto"/>
       </w:pPr>
       <w:rPr>
+        <w:rFonts w:eastAsia="黑体"/>
         <w:b/>
         <w:bCs/>
         <w:color w:themeColor="background1" w:val="FFFFFF"/>
@@ -4626,6 +4876,7 @@
         <w:spacing w:after="0" w:before="0" w:line="240" w:lineRule="auto"/>
       </w:pPr>
       <w:rPr>
+        <w:rFonts w:eastAsia="黑体"/>
         <w:b/>
         <w:bCs/>
       </w:rPr>
@@ -4641,12 +4892,14 @@
     </w:tblStylePr>
     <w:tblStylePr w:type="firstCol">
       <w:rPr>
+        <w:rFonts w:eastAsia="黑体"/>
         <w:b/>
         <w:bCs/>
       </w:rPr>
     </w:tblStylePr>
     <w:tblStylePr w:type="lastCol">
       <w:rPr>
+        <w:rFonts w:eastAsia="黑体"/>
         <w:b/>
         <w:bCs/>
       </w:rPr>
@@ -4704,6 +4957,7 @@
         <w:spacing w:after="0" w:before="0" w:line="240" w:lineRule="auto"/>
       </w:pPr>
       <w:rPr>
+        <w:rFonts w:eastAsia="黑体"/>
         <w:b/>
         <w:bCs/>
         <w:color w:themeColor="background1" w:val="FFFFFF"/>
@@ -4718,6 +4972,7 @@
         <w:spacing w:after="0" w:before="0" w:line="240" w:lineRule="auto"/>
       </w:pPr>
       <w:rPr>
+        <w:rFonts w:eastAsia="黑体"/>
         <w:b/>
         <w:bCs/>
       </w:rPr>
@@ -4733,12 +4988,14 @@
     </w:tblStylePr>
     <w:tblStylePr w:type="firstCol">
       <w:rPr>
+        <w:rFonts w:eastAsia="黑体"/>
         <w:b/>
         <w:bCs/>
       </w:rPr>
     </w:tblStylePr>
     <w:tblStylePr w:type="lastCol">
       <w:rPr>
+        <w:rFonts w:eastAsia="黑体"/>
         <w:b/>
         <w:bCs/>
       </w:rPr>
@@ -4796,6 +5053,7 @@
         <w:spacing w:after="0" w:before="0" w:line="240" w:lineRule="auto"/>
       </w:pPr>
       <w:rPr>
+        <w:rFonts w:eastAsia="黑体"/>
         <w:b/>
         <w:bCs/>
         <w:color w:themeColor="background1" w:val="FFFFFF"/>
@@ -4810,6 +5068,7 @@
         <w:spacing w:after="0" w:before="0" w:line="240" w:lineRule="auto"/>
       </w:pPr>
       <w:rPr>
+        <w:rFonts w:eastAsia="黑体"/>
         <w:b/>
         <w:bCs/>
       </w:rPr>
@@ -4825,12 +5084,14 @@
     </w:tblStylePr>
     <w:tblStylePr w:type="firstCol">
       <w:rPr>
+        <w:rFonts w:eastAsia="黑体"/>
         <w:b/>
         <w:bCs/>
       </w:rPr>
     </w:tblStylePr>
     <w:tblStylePr w:type="lastCol">
       <w:rPr>
+        <w:rFonts w:eastAsia="黑体"/>
         <w:b/>
         <w:bCs/>
       </w:rPr>
@@ -4888,6 +5149,7 @@
         <w:spacing w:after="0" w:before="0" w:line="240" w:lineRule="auto"/>
       </w:pPr>
       <w:rPr>
+        <w:rFonts w:eastAsia="黑体"/>
         <w:b/>
         <w:bCs/>
         <w:color w:themeColor="background1" w:val="FFFFFF"/>
@@ -4902,6 +5164,7 @@
         <w:spacing w:after="0" w:before="0" w:line="240" w:lineRule="auto"/>
       </w:pPr>
       <w:rPr>
+        <w:rFonts w:eastAsia="黑体"/>
         <w:b/>
         <w:bCs/>
       </w:rPr>
@@ -4917,12 +5180,14 @@
     </w:tblStylePr>
     <w:tblStylePr w:type="firstCol">
       <w:rPr>
+        <w:rFonts w:eastAsia="黑体"/>
         <w:b/>
         <w:bCs/>
       </w:rPr>
     </w:tblStylePr>
     <w:tblStylePr w:type="lastCol">
       <w:rPr>
+        <w:rFonts w:eastAsia="黑体"/>
         <w:b/>
         <w:bCs/>
       </w:rPr>
@@ -4980,6 +5245,7 @@
         <w:spacing w:after="0" w:before="0" w:line="240" w:lineRule="auto"/>
       </w:pPr>
       <w:rPr>
+        <w:rFonts w:eastAsia="黑体"/>
         <w:b/>
         <w:bCs/>
         <w:color w:themeColor="background1" w:val="FFFFFF"/>
@@ -4994,6 +5260,7 @@
         <w:spacing w:after="0" w:before="0" w:line="240" w:lineRule="auto"/>
       </w:pPr>
       <w:rPr>
+        <w:rFonts w:eastAsia="黑体"/>
         <w:b/>
         <w:bCs/>
       </w:rPr>
@@ -5009,12 +5276,14 @@
     </w:tblStylePr>
     <w:tblStylePr w:type="firstCol">
       <w:rPr>
+        <w:rFonts w:eastAsia="黑体"/>
         <w:b/>
         <w:bCs/>
       </w:rPr>
     </w:tblStylePr>
     <w:tblStylePr w:type="lastCol">
       <w:rPr>
+        <w:rFonts w:eastAsia="黑体"/>
         <w:b/>
         <w:bCs/>
       </w:rPr>
@@ -5074,7 +5343,7 @@
         <w:spacing w:after="0" w:before="0" w:line="240" w:lineRule="auto"/>
       </w:pPr>
       <w:rPr>
-        <w:rFonts w:asciiTheme="majorHAnsi" w:cstheme="majorBidi" w:eastAsiaTheme="majorEastAsia" w:hAnsiTheme="majorHAnsi"/>
+        <w:rFonts w:asciiTheme="majorHAnsi" w:cstheme="majorBidi" w:hAnsiTheme="majorHAnsi" w:eastAsia="黑体"/>
         <w:b/>
         <w:bCs/>
       </w:rPr>
@@ -5095,7 +5364,7 @@
         <w:spacing w:after="0" w:before="0" w:line="240" w:lineRule="auto"/>
       </w:pPr>
       <w:rPr>
-        <w:rFonts w:asciiTheme="majorHAnsi" w:cstheme="majorBidi" w:eastAsiaTheme="majorEastAsia" w:hAnsiTheme="majorHAnsi"/>
+        <w:rFonts w:asciiTheme="majorHAnsi" w:cstheme="majorBidi" w:hAnsiTheme="majorHAnsi" w:eastAsia="黑体"/>
         <w:b/>
         <w:bCs/>
       </w:rPr>
@@ -5113,14 +5382,14 @@
     </w:tblStylePr>
     <w:tblStylePr w:type="firstCol">
       <w:rPr>
-        <w:rFonts w:asciiTheme="majorHAnsi" w:cstheme="majorBidi" w:eastAsiaTheme="majorEastAsia" w:hAnsiTheme="majorHAnsi"/>
+        <w:rFonts w:asciiTheme="majorHAnsi" w:cstheme="majorBidi" w:hAnsiTheme="majorHAnsi" w:eastAsia="黑体"/>
         <w:b/>
         <w:bCs/>
       </w:rPr>
     </w:tblStylePr>
     <w:tblStylePr w:type="lastCol">
       <w:rPr>
-        <w:rFonts w:asciiTheme="majorHAnsi" w:cstheme="majorBidi" w:eastAsiaTheme="majorEastAsia" w:hAnsiTheme="majorHAnsi"/>
+        <w:rFonts w:asciiTheme="majorHAnsi" w:cstheme="majorBidi" w:hAnsiTheme="majorHAnsi" w:eastAsia="黑体"/>
         <w:b/>
         <w:bCs/>
       </w:rPr>
@@ -5204,7 +5473,7 @@
         <w:spacing w:after="0" w:before="0" w:line="240" w:lineRule="auto"/>
       </w:pPr>
       <w:rPr>
-        <w:rFonts w:asciiTheme="majorHAnsi" w:cstheme="majorBidi" w:eastAsiaTheme="majorEastAsia" w:hAnsiTheme="majorHAnsi"/>
+        <w:rFonts w:asciiTheme="majorHAnsi" w:cstheme="majorBidi" w:hAnsiTheme="majorHAnsi" w:eastAsia="黑体"/>
         <w:b/>
         <w:bCs/>
       </w:rPr>
@@ -5225,7 +5494,7 @@
         <w:spacing w:after="0" w:before="0" w:line="240" w:lineRule="auto"/>
       </w:pPr>
       <w:rPr>
-        <w:rFonts w:asciiTheme="majorHAnsi" w:cstheme="majorBidi" w:eastAsiaTheme="majorEastAsia" w:hAnsiTheme="majorHAnsi"/>
+        <w:rFonts w:asciiTheme="majorHAnsi" w:cstheme="majorBidi" w:hAnsiTheme="majorHAnsi" w:eastAsia="黑体"/>
         <w:b/>
         <w:bCs/>
       </w:rPr>
@@ -5243,14 +5512,14 @@
     </w:tblStylePr>
     <w:tblStylePr w:type="firstCol">
       <w:rPr>
-        <w:rFonts w:asciiTheme="majorHAnsi" w:cstheme="majorBidi" w:eastAsiaTheme="majorEastAsia" w:hAnsiTheme="majorHAnsi"/>
+        <w:rFonts w:asciiTheme="majorHAnsi" w:cstheme="majorBidi" w:hAnsiTheme="majorHAnsi" w:eastAsia="黑体"/>
         <w:b/>
         <w:bCs/>
       </w:rPr>
     </w:tblStylePr>
     <w:tblStylePr w:type="lastCol">
       <w:rPr>
-        <w:rFonts w:asciiTheme="majorHAnsi" w:cstheme="majorBidi" w:eastAsiaTheme="majorEastAsia" w:hAnsiTheme="majorHAnsi"/>
+        <w:rFonts w:asciiTheme="majorHAnsi" w:cstheme="majorBidi" w:hAnsiTheme="majorHAnsi" w:eastAsia="黑体"/>
         <w:b/>
         <w:bCs/>
       </w:rPr>
@@ -5334,7 +5603,7 @@
         <w:spacing w:after="0" w:before="0" w:line="240" w:lineRule="auto"/>
       </w:pPr>
       <w:rPr>
-        <w:rFonts w:asciiTheme="majorHAnsi" w:cstheme="majorBidi" w:eastAsiaTheme="majorEastAsia" w:hAnsiTheme="majorHAnsi"/>
+        <w:rFonts w:asciiTheme="majorHAnsi" w:cstheme="majorBidi" w:hAnsiTheme="majorHAnsi" w:eastAsia="黑体"/>
         <w:b/>
         <w:bCs/>
       </w:rPr>
@@ -5355,7 +5624,7 @@
         <w:spacing w:after="0" w:before="0" w:line="240" w:lineRule="auto"/>
       </w:pPr>
       <w:rPr>
-        <w:rFonts w:asciiTheme="majorHAnsi" w:cstheme="majorBidi" w:eastAsiaTheme="majorEastAsia" w:hAnsiTheme="majorHAnsi"/>
+        <w:rFonts w:asciiTheme="majorHAnsi" w:cstheme="majorBidi" w:hAnsiTheme="majorHAnsi" w:eastAsia="黑体"/>
         <w:b/>
         <w:bCs/>
       </w:rPr>
@@ -5373,14 +5642,14 @@
     </w:tblStylePr>
     <w:tblStylePr w:type="firstCol">
       <w:rPr>
-        <w:rFonts w:asciiTheme="majorHAnsi" w:cstheme="majorBidi" w:eastAsiaTheme="majorEastAsia" w:hAnsiTheme="majorHAnsi"/>
+        <w:rFonts w:asciiTheme="majorHAnsi" w:cstheme="majorBidi" w:hAnsiTheme="majorHAnsi" w:eastAsia="黑体"/>
         <w:b/>
         <w:bCs/>
       </w:rPr>
     </w:tblStylePr>
     <w:tblStylePr w:type="lastCol">
       <w:rPr>
-        <w:rFonts w:asciiTheme="majorHAnsi" w:cstheme="majorBidi" w:eastAsiaTheme="majorEastAsia" w:hAnsiTheme="majorHAnsi"/>
+        <w:rFonts w:asciiTheme="majorHAnsi" w:cstheme="majorBidi" w:hAnsiTheme="majorHAnsi" w:eastAsia="黑体"/>
         <w:b/>
         <w:bCs/>
       </w:rPr>
@@ -5464,7 +5733,7 @@
         <w:spacing w:after="0" w:before="0" w:line="240" w:lineRule="auto"/>
       </w:pPr>
       <w:rPr>
-        <w:rFonts w:asciiTheme="majorHAnsi" w:cstheme="majorBidi" w:eastAsiaTheme="majorEastAsia" w:hAnsiTheme="majorHAnsi"/>
+        <w:rFonts w:asciiTheme="majorHAnsi" w:cstheme="majorBidi" w:hAnsiTheme="majorHAnsi" w:eastAsia="黑体"/>
         <w:b/>
         <w:bCs/>
       </w:rPr>
@@ -5485,7 +5754,7 @@
         <w:spacing w:after="0" w:before="0" w:line="240" w:lineRule="auto"/>
       </w:pPr>
       <w:rPr>
-        <w:rFonts w:asciiTheme="majorHAnsi" w:cstheme="majorBidi" w:eastAsiaTheme="majorEastAsia" w:hAnsiTheme="majorHAnsi"/>
+        <w:rFonts w:asciiTheme="majorHAnsi" w:cstheme="majorBidi" w:hAnsiTheme="majorHAnsi" w:eastAsia="黑体"/>
         <w:b/>
         <w:bCs/>
       </w:rPr>
@@ -5503,14 +5772,14 @@
     </w:tblStylePr>
     <w:tblStylePr w:type="firstCol">
       <w:rPr>
-        <w:rFonts w:asciiTheme="majorHAnsi" w:cstheme="majorBidi" w:eastAsiaTheme="majorEastAsia" w:hAnsiTheme="majorHAnsi"/>
+        <w:rFonts w:asciiTheme="majorHAnsi" w:cstheme="majorBidi" w:hAnsiTheme="majorHAnsi" w:eastAsia="黑体"/>
         <w:b/>
         <w:bCs/>
       </w:rPr>
     </w:tblStylePr>
     <w:tblStylePr w:type="lastCol">
       <w:rPr>
-        <w:rFonts w:asciiTheme="majorHAnsi" w:cstheme="majorBidi" w:eastAsiaTheme="majorEastAsia" w:hAnsiTheme="majorHAnsi"/>
+        <w:rFonts w:asciiTheme="majorHAnsi" w:cstheme="majorBidi" w:hAnsiTheme="majorHAnsi" w:eastAsia="黑体"/>
         <w:b/>
         <w:bCs/>
       </w:rPr>
@@ -5594,7 +5863,7 @@
         <w:spacing w:after="0" w:before="0" w:line="240" w:lineRule="auto"/>
       </w:pPr>
       <w:rPr>
-        <w:rFonts w:asciiTheme="majorHAnsi" w:cstheme="majorBidi" w:eastAsiaTheme="majorEastAsia" w:hAnsiTheme="majorHAnsi"/>
+        <w:rFonts w:asciiTheme="majorHAnsi" w:cstheme="majorBidi" w:hAnsiTheme="majorHAnsi" w:eastAsia="黑体"/>
         <w:b/>
         <w:bCs/>
       </w:rPr>
@@ -5615,7 +5884,7 @@
         <w:spacing w:after="0" w:before="0" w:line="240" w:lineRule="auto"/>
       </w:pPr>
       <w:rPr>
-        <w:rFonts w:asciiTheme="majorHAnsi" w:cstheme="majorBidi" w:eastAsiaTheme="majorEastAsia" w:hAnsiTheme="majorHAnsi"/>
+        <w:rFonts w:asciiTheme="majorHAnsi" w:cstheme="majorBidi" w:hAnsiTheme="majorHAnsi" w:eastAsia="黑体"/>
         <w:b/>
         <w:bCs/>
       </w:rPr>
@@ -5633,14 +5902,14 @@
     </w:tblStylePr>
     <w:tblStylePr w:type="firstCol">
       <w:rPr>
-        <w:rFonts w:asciiTheme="majorHAnsi" w:cstheme="majorBidi" w:eastAsiaTheme="majorEastAsia" w:hAnsiTheme="majorHAnsi"/>
+        <w:rFonts w:asciiTheme="majorHAnsi" w:cstheme="majorBidi" w:hAnsiTheme="majorHAnsi" w:eastAsia="黑体"/>
         <w:b/>
         <w:bCs/>
       </w:rPr>
     </w:tblStylePr>
     <w:tblStylePr w:type="lastCol">
       <w:rPr>
-        <w:rFonts w:asciiTheme="majorHAnsi" w:cstheme="majorBidi" w:eastAsiaTheme="majorEastAsia" w:hAnsiTheme="majorHAnsi"/>
+        <w:rFonts w:asciiTheme="majorHAnsi" w:cstheme="majorBidi" w:hAnsiTheme="majorHAnsi" w:eastAsia="黑体"/>
         <w:b/>
         <w:bCs/>
       </w:rPr>
@@ -5724,7 +5993,7 @@
         <w:spacing w:after="0" w:before="0" w:line="240" w:lineRule="auto"/>
       </w:pPr>
       <w:rPr>
-        <w:rFonts w:asciiTheme="majorHAnsi" w:cstheme="majorBidi" w:eastAsiaTheme="majorEastAsia" w:hAnsiTheme="majorHAnsi"/>
+        <w:rFonts w:asciiTheme="majorHAnsi" w:cstheme="majorBidi" w:hAnsiTheme="majorHAnsi" w:eastAsia="黑体"/>
         <w:b/>
         <w:bCs/>
       </w:rPr>
@@ -5745,7 +6014,7 @@
         <w:spacing w:after="0" w:before="0" w:line="240" w:lineRule="auto"/>
       </w:pPr>
       <w:rPr>
-        <w:rFonts w:asciiTheme="majorHAnsi" w:cstheme="majorBidi" w:eastAsiaTheme="majorEastAsia" w:hAnsiTheme="majorHAnsi"/>
+        <w:rFonts w:asciiTheme="majorHAnsi" w:cstheme="majorBidi" w:hAnsiTheme="majorHAnsi" w:eastAsia="黑体"/>
         <w:b/>
         <w:bCs/>
       </w:rPr>
@@ -5763,14 +6032,14 @@
     </w:tblStylePr>
     <w:tblStylePr w:type="firstCol">
       <w:rPr>
-        <w:rFonts w:asciiTheme="majorHAnsi" w:cstheme="majorBidi" w:eastAsiaTheme="majorEastAsia" w:hAnsiTheme="majorHAnsi"/>
+        <w:rFonts w:asciiTheme="majorHAnsi" w:cstheme="majorBidi" w:hAnsiTheme="majorHAnsi" w:eastAsia="黑体"/>
         <w:b/>
         <w:bCs/>
       </w:rPr>
     </w:tblStylePr>
     <w:tblStylePr w:type="lastCol">
       <w:rPr>
-        <w:rFonts w:asciiTheme="majorHAnsi" w:cstheme="majorBidi" w:eastAsiaTheme="majorEastAsia" w:hAnsiTheme="majorHAnsi"/>
+        <w:rFonts w:asciiTheme="majorHAnsi" w:cstheme="majorBidi" w:hAnsiTheme="majorHAnsi" w:eastAsia="黑体"/>
         <w:b/>
         <w:bCs/>
       </w:rPr>
@@ -5854,7 +6123,7 @@
         <w:spacing w:after="0" w:before="0" w:line="240" w:lineRule="auto"/>
       </w:pPr>
       <w:rPr>
-        <w:rFonts w:asciiTheme="majorHAnsi" w:cstheme="majorBidi" w:eastAsiaTheme="majorEastAsia" w:hAnsiTheme="majorHAnsi"/>
+        <w:rFonts w:asciiTheme="majorHAnsi" w:cstheme="majorBidi" w:hAnsiTheme="majorHAnsi" w:eastAsia="黑体"/>
         <w:b/>
         <w:bCs/>
       </w:rPr>
@@ -5875,7 +6144,7 @@
         <w:spacing w:after="0" w:before="0" w:line="240" w:lineRule="auto"/>
       </w:pPr>
       <w:rPr>
-        <w:rFonts w:asciiTheme="majorHAnsi" w:cstheme="majorBidi" w:eastAsiaTheme="majorEastAsia" w:hAnsiTheme="majorHAnsi"/>
+        <w:rFonts w:asciiTheme="majorHAnsi" w:cstheme="majorBidi" w:hAnsiTheme="majorHAnsi" w:eastAsia="黑体"/>
         <w:b/>
         <w:bCs/>
       </w:rPr>
@@ -5893,14 +6162,14 @@
     </w:tblStylePr>
     <w:tblStylePr w:type="firstCol">
       <w:rPr>
-        <w:rFonts w:asciiTheme="majorHAnsi" w:cstheme="majorBidi" w:eastAsiaTheme="majorEastAsia" w:hAnsiTheme="majorHAnsi"/>
+        <w:rFonts w:asciiTheme="majorHAnsi" w:cstheme="majorBidi" w:hAnsiTheme="majorHAnsi" w:eastAsia="黑体"/>
         <w:b/>
         <w:bCs/>
       </w:rPr>
     </w:tblStylePr>
     <w:tblStylePr w:type="lastCol">
       <w:rPr>
-        <w:rFonts w:asciiTheme="majorHAnsi" w:cstheme="majorBidi" w:eastAsiaTheme="majorEastAsia" w:hAnsiTheme="majorHAnsi"/>
+        <w:rFonts w:asciiTheme="majorHAnsi" w:cstheme="majorBidi" w:hAnsiTheme="majorHAnsi" w:eastAsia="黑体"/>
         <w:b/>
         <w:bCs/>
       </w:rPr>
@@ -5983,6 +6252,7 @@
         <w:spacing w:after="0" w:before="0" w:line="240" w:lineRule="auto"/>
       </w:pPr>
       <w:rPr>
+        <w:rFonts w:eastAsia="黑体"/>
         <w:b/>
         <w:bCs/>
         <w:color w:themeColor="background1" w:val="FFFFFF"/>
@@ -6005,6 +6275,7 @@
         <w:spacing w:after="0" w:before="0" w:line="240" w:lineRule="auto"/>
       </w:pPr>
       <w:rPr>
+        <w:rFonts w:eastAsia="黑体"/>
         <w:b/>
         <w:bCs/>
       </w:rPr>
@@ -6022,12 +6293,14 @@
     </w:tblStylePr>
     <w:tblStylePr w:type="firstCol">
       <w:rPr>
+        <w:rFonts w:eastAsia="黑体"/>
         <w:b/>
         <w:bCs/>
       </w:rPr>
     </w:tblStylePr>
     <w:tblStylePr w:type="lastCol">
       <w:rPr>
+        <w:rFonts w:eastAsia="黑体"/>
         <w:b/>
         <w:bCs/>
       </w:rPr>
@@ -6089,6 +6362,7 @@
         <w:spacing w:after="0" w:before="0" w:line="240" w:lineRule="auto"/>
       </w:pPr>
       <w:rPr>
+        <w:rFonts w:eastAsia="黑体"/>
         <w:b/>
         <w:bCs/>
         <w:color w:themeColor="background1" w:val="FFFFFF"/>
@@ -6111,6 +6385,7 @@
         <w:spacing w:after="0" w:before="0" w:line="240" w:lineRule="auto"/>
       </w:pPr>
       <w:rPr>
+        <w:rFonts w:eastAsia="黑体"/>
         <w:b/>
         <w:bCs/>
       </w:rPr>
@@ -6128,12 +6403,14 @@
     </w:tblStylePr>
     <w:tblStylePr w:type="firstCol">
       <w:rPr>
+        <w:rFonts w:eastAsia="黑体"/>
         <w:b/>
         <w:bCs/>
       </w:rPr>
     </w:tblStylePr>
     <w:tblStylePr w:type="lastCol">
       <w:rPr>
+        <w:rFonts w:eastAsia="黑体"/>
         <w:b/>
         <w:bCs/>
       </w:rPr>
@@ -6195,6 +6472,7 @@
         <w:spacing w:after="0" w:before="0" w:line="240" w:lineRule="auto"/>
       </w:pPr>
       <w:rPr>
+        <w:rFonts w:eastAsia="黑体"/>
         <w:b/>
         <w:bCs/>
         <w:color w:themeColor="background1" w:val="FFFFFF"/>
@@ -6217,6 +6495,7 @@
         <w:spacing w:after="0" w:before="0" w:line="240" w:lineRule="auto"/>
       </w:pPr>
       <w:rPr>
+        <w:rFonts w:eastAsia="黑体"/>
         <w:b/>
         <w:bCs/>
       </w:rPr>
@@ -6234,12 +6513,14 @@
     </w:tblStylePr>
     <w:tblStylePr w:type="firstCol">
       <w:rPr>
+        <w:rFonts w:eastAsia="黑体"/>
         <w:b/>
         <w:bCs/>
       </w:rPr>
     </w:tblStylePr>
     <w:tblStylePr w:type="lastCol">
       <w:rPr>
+        <w:rFonts w:eastAsia="黑体"/>
         <w:b/>
         <w:bCs/>
       </w:rPr>
@@ -6301,6 +6582,7 @@
         <w:spacing w:after="0" w:before="0" w:line="240" w:lineRule="auto"/>
       </w:pPr>
       <w:rPr>
+        <w:rFonts w:eastAsia="黑体"/>
         <w:b/>
         <w:bCs/>
         <w:color w:themeColor="background1" w:val="FFFFFF"/>
@@ -6323,6 +6605,7 @@
         <w:spacing w:after="0" w:before="0" w:line="240" w:lineRule="auto"/>
       </w:pPr>
       <w:rPr>
+        <w:rFonts w:eastAsia="黑体"/>
         <w:b/>
         <w:bCs/>
       </w:rPr>
@@ -6340,12 +6623,14 @@
     </w:tblStylePr>
     <w:tblStylePr w:type="firstCol">
       <w:rPr>
+        <w:rFonts w:eastAsia="黑体"/>
         <w:b/>
         <w:bCs/>
       </w:rPr>
     </w:tblStylePr>
     <w:tblStylePr w:type="lastCol">
       <w:rPr>
+        <w:rFonts w:eastAsia="黑体"/>
         <w:b/>
         <w:bCs/>
       </w:rPr>
@@ -6407,6 +6692,7 @@
         <w:spacing w:after="0" w:before="0" w:line="240" w:lineRule="auto"/>
       </w:pPr>
       <w:rPr>
+        <w:rFonts w:eastAsia="黑体"/>
         <w:b/>
         <w:bCs/>
         <w:color w:themeColor="background1" w:val="FFFFFF"/>
@@ -6429,6 +6715,7 @@
         <w:spacing w:after="0" w:before="0" w:line="240" w:lineRule="auto"/>
       </w:pPr>
       <w:rPr>
+        <w:rFonts w:eastAsia="黑体"/>
         <w:b/>
         <w:bCs/>
       </w:rPr>
@@ -6446,12 +6733,14 @@
     </w:tblStylePr>
     <w:tblStylePr w:type="firstCol">
       <w:rPr>
+        <w:rFonts w:eastAsia="黑体"/>
         <w:b/>
         <w:bCs/>
       </w:rPr>
     </w:tblStylePr>
     <w:tblStylePr w:type="lastCol">
       <w:rPr>
+        <w:rFonts w:eastAsia="黑体"/>
         <w:b/>
         <w:bCs/>
       </w:rPr>
@@ -6513,6 +6802,7 @@
         <w:spacing w:after="0" w:before="0" w:line="240" w:lineRule="auto"/>
       </w:pPr>
       <w:rPr>
+        <w:rFonts w:eastAsia="黑体"/>
         <w:b/>
         <w:bCs/>
         <w:color w:themeColor="background1" w:val="FFFFFF"/>
@@ -6535,6 +6825,7 @@
         <w:spacing w:after="0" w:before="0" w:line="240" w:lineRule="auto"/>
       </w:pPr>
       <w:rPr>
+        <w:rFonts w:eastAsia="黑体"/>
         <w:b/>
         <w:bCs/>
       </w:rPr>
@@ -6552,12 +6843,14 @@
     </w:tblStylePr>
     <w:tblStylePr w:type="firstCol">
       <w:rPr>
+        <w:rFonts w:eastAsia="黑体"/>
         <w:b/>
         <w:bCs/>
       </w:rPr>
     </w:tblStylePr>
     <w:tblStylePr w:type="lastCol">
       <w:rPr>
+        <w:rFonts w:eastAsia="黑体"/>
         <w:b/>
         <w:bCs/>
       </w:rPr>
@@ -6619,6 +6912,7 @@
         <w:spacing w:after="0" w:before="0" w:line="240" w:lineRule="auto"/>
       </w:pPr>
       <w:rPr>
+        <w:rFonts w:eastAsia="黑体"/>
         <w:b/>
         <w:bCs/>
         <w:color w:themeColor="background1" w:val="FFFFFF"/>
@@ -6641,6 +6935,7 @@
         <w:spacing w:after="0" w:before="0" w:line="240" w:lineRule="auto"/>
       </w:pPr>
       <w:rPr>
+        <w:rFonts w:eastAsia="黑体"/>
         <w:b/>
         <w:bCs/>
       </w:rPr>
@@ -6658,12 +6953,14 @@
     </w:tblStylePr>
     <w:tblStylePr w:type="firstCol">
       <w:rPr>
+        <w:rFonts w:eastAsia="黑体"/>
         <w:b/>
         <w:bCs/>
       </w:rPr>
     </w:tblStylePr>
     <w:tblStylePr w:type="lastCol">
       <w:rPr>
+        <w:rFonts w:eastAsia="黑体"/>
         <w:b/>
         <w:bCs/>
       </w:rPr>
@@ -6722,6 +7019,7 @@
         <w:spacing w:after="0" w:before="0" w:line="240" w:lineRule="auto"/>
       </w:pPr>
       <w:rPr>
+        <w:rFonts w:eastAsia="黑体"/>
         <w:b/>
         <w:bCs/>
         <w:color w:themeColor="background1" w:val="FFFFFF"/>
@@ -6744,6 +7042,7 @@
         <w:spacing w:after="0" w:before="0" w:line="240" w:lineRule="auto"/>
       </w:pPr>
       <w:rPr>
+        <w:rFonts w:eastAsia="黑体"/>
         <w:color w:val="auto"/>
       </w:rPr>
       <w:tblPr/>
@@ -6761,6 +7060,7 @@
     </w:tblStylePr>
     <w:tblStylePr w:type="firstCol">
       <w:rPr>
+        <w:rFonts w:eastAsia="黑体"/>
         <w:b/>
         <w:bCs/>
         <w:color w:themeColor="background1" w:val="FFFFFF"/>
@@ -6780,6 +7080,7 @@
     </w:tblStylePr>
     <w:tblStylePr w:type="lastCol">
       <w:rPr>
+        <w:rFonts w:eastAsia="黑体"/>
         <w:b/>
         <w:bCs/>
         <w:color w:themeColor="background1" w:val="FFFFFF"/>
@@ -6828,6 +7129,7 @@
     </w:tblStylePr>
     <w:tblStylePr w:type="nwCell">
       <w:rPr>
+        <w:rFonts w:eastAsia="黑体"/>
         <w:color w:themeColor="background1" w:val="FFFFFF"/>
       </w:rPr>
       <w:tblPr/>
@@ -6871,6 +7173,7 @@
         <w:spacing w:after="0" w:before="0" w:line="240" w:lineRule="auto"/>
       </w:pPr>
       <w:rPr>
+        <w:rFonts w:eastAsia="黑体"/>
         <w:b/>
         <w:bCs/>
         <w:color w:themeColor="background1" w:val="FFFFFF"/>
@@ -6893,6 +7196,7 @@
         <w:spacing w:after="0" w:before="0" w:line="240" w:lineRule="auto"/>
       </w:pPr>
       <w:rPr>
+        <w:rFonts w:eastAsia="黑体"/>
         <w:color w:val="auto"/>
       </w:rPr>
       <w:tblPr/>
@@ -6910,6 +7214,7 @@
     </w:tblStylePr>
     <w:tblStylePr w:type="firstCol">
       <w:rPr>
+        <w:rFonts w:eastAsia="黑体"/>
         <w:b/>
         <w:bCs/>
         <w:color w:themeColor="background1" w:val="FFFFFF"/>
@@ -6929,6 +7234,7 @@
     </w:tblStylePr>
     <w:tblStylePr w:type="lastCol">
       <w:rPr>
+        <w:rFonts w:eastAsia="黑体"/>
         <w:b/>
         <w:bCs/>
         <w:color w:themeColor="background1" w:val="FFFFFF"/>
@@ -6977,6 +7283,7 @@
     </w:tblStylePr>
     <w:tblStylePr w:type="nwCell">
       <w:rPr>
+        <w:rFonts w:eastAsia="黑体"/>
         <w:color w:themeColor="background1" w:val="FFFFFF"/>
       </w:rPr>
       <w:tblPr/>
@@ -7020,6 +7327,7 @@
         <w:spacing w:after="0" w:before="0" w:line="240" w:lineRule="auto"/>
       </w:pPr>
       <w:rPr>
+        <w:rFonts w:eastAsia="黑体"/>
         <w:b/>
         <w:bCs/>
         <w:color w:themeColor="background1" w:val="FFFFFF"/>
@@ -7042,6 +7350,7 @@
         <w:spacing w:after="0" w:before="0" w:line="240" w:lineRule="auto"/>
       </w:pPr>
       <w:rPr>
+        <w:rFonts w:eastAsia="黑体"/>
         <w:color w:val="auto"/>
       </w:rPr>
       <w:tblPr/>
@@ -7059,6 +7368,7 @@
     </w:tblStylePr>
     <w:tblStylePr w:type="firstCol">
       <w:rPr>
+        <w:rFonts w:eastAsia="黑体"/>
         <w:b/>
         <w:bCs/>
         <w:color w:themeColor="background1" w:val="FFFFFF"/>
@@ -7078,6 +7388,7 @@
     </w:tblStylePr>
     <w:tblStylePr w:type="lastCol">
       <w:rPr>
+        <w:rFonts w:eastAsia="黑体"/>
         <w:b/>
         <w:bCs/>
         <w:color w:themeColor="background1" w:val="FFFFFF"/>
@@ -7126,6 +7437,7 @@
     </w:tblStylePr>
     <w:tblStylePr w:type="nwCell">
       <w:rPr>
+        <w:rFonts w:eastAsia="黑体"/>
         <w:color w:themeColor="background1" w:val="FFFFFF"/>
       </w:rPr>
       <w:tblPr/>
@@ -7169,6 +7481,7 @@
         <w:spacing w:after="0" w:before="0" w:line="240" w:lineRule="auto"/>
       </w:pPr>
       <w:rPr>
+        <w:rFonts w:eastAsia="黑体"/>
         <w:b/>
         <w:bCs/>
         <w:color w:themeColor="background1" w:val="FFFFFF"/>
@@ -7191,6 +7504,7 @@
         <w:spacing w:after="0" w:before="0" w:line="240" w:lineRule="auto"/>
       </w:pPr>
       <w:rPr>
+        <w:rFonts w:eastAsia="黑体"/>
         <w:color w:val="auto"/>
       </w:rPr>
       <w:tblPr/>
@@ -7208,6 +7522,7 @@
     </w:tblStylePr>
     <w:tblStylePr w:type="firstCol">
       <w:rPr>
+        <w:rFonts w:eastAsia="黑体"/>
         <w:b/>
         <w:bCs/>
         <w:color w:themeColor="background1" w:val="FFFFFF"/>
@@ -7227,6 +7542,7 @@
     </w:tblStylePr>
     <w:tblStylePr w:type="lastCol">
       <w:rPr>
+        <w:rFonts w:eastAsia="黑体"/>
         <w:b/>
         <w:bCs/>
         <w:color w:themeColor="background1" w:val="FFFFFF"/>
@@ -7275,6 +7591,7 @@
     </w:tblStylePr>
     <w:tblStylePr w:type="nwCell">
       <w:rPr>
+        <w:rFonts w:eastAsia="黑体"/>
         <w:color w:themeColor="background1" w:val="FFFFFF"/>
       </w:rPr>
       <w:tblPr/>
@@ -7318,6 +7635,7 @@
         <w:spacing w:after="0" w:before="0" w:line="240" w:lineRule="auto"/>
       </w:pPr>
       <w:rPr>
+        <w:rFonts w:eastAsia="黑体"/>
         <w:b/>
         <w:bCs/>
         <w:color w:themeColor="background1" w:val="FFFFFF"/>
@@ -7340,6 +7658,7 @@
         <w:spacing w:after="0" w:before="0" w:line="240" w:lineRule="auto"/>
       </w:pPr>
       <w:rPr>
+        <w:rFonts w:eastAsia="黑体"/>
         <w:color w:val="auto"/>
       </w:rPr>
       <w:tblPr/>
@@ -7357,6 +7676,7 @@
     </w:tblStylePr>
     <w:tblStylePr w:type="firstCol">
       <w:rPr>
+        <w:rFonts w:eastAsia="黑体"/>
         <w:b/>
         <w:bCs/>
         <w:color w:themeColor="background1" w:val="FFFFFF"/>
@@ -7376,6 +7696,7 @@
     </w:tblStylePr>
     <w:tblStylePr w:type="lastCol">
       <w:rPr>
+        <w:rFonts w:eastAsia="黑体"/>
         <w:b/>
         <w:bCs/>
         <w:color w:themeColor="background1" w:val="FFFFFF"/>
@@ -7424,6 +7745,7 @@
     </w:tblStylePr>
     <w:tblStylePr w:type="nwCell">
       <w:rPr>
+        <w:rFonts w:eastAsia="黑体"/>
         <w:color w:themeColor="background1" w:val="FFFFFF"/>
       </w:rPr>
       <w:tblPr/>
@@ -7467,6 +7789,7 @@
         <w:spacing w:after="0" w:before="0" w:line="240" w:lineRule="auto"/>
       </w:pPr>
       <w:rPr>
+        <w:rFonts w:eastAsia="黑体"/>
         <w:b/>
         <w:bCs/>
         <w:color w:themeColor="background1" w:val="FFFFFF"/>
@@ -7489,6 +7812,7 @@
         <w:spacing w:after="0" w:before="0" w:line="240" w:lineRule="auto"/>
       </w:pPr>
       <w:rPr>
+        <w:rFonts w:eastAsia="黑体"/>
         <w:color w:val="auto"/>
       </w:rPr>
       <w:tblPr/>
@@ -7506,6 +7830,7 @@
     </w:tblStylePr>
     <w:tblStylePr w:type="firstCol">
       <w:rPr>
+        <w:rFonts w:eastAsia="黑体"/>
         <w:b/>
         <w:bCs/>
         <w:color w:themeColor="background1" w:val="FFFFFF"/>
@@ -7525,6 +7850,7 @@
     </w:tblStylePr>
     <w:tblStylePr w:type="lastCol">
       <w:rPr>
+        <w:rFonts w:eastAsia="黑体"/>
         <w:b/>
         <w:bCs/>
         <w:color w:themeColor="background1" w:val="FFFFFF"/>
@@ -7573,6 +7899,7 @@
     </w:tblStylePr>
     <w:tblStylePr w:type="nwCell">
       <w:rPr>
+        <w:rFonts w:eastAsia="黑体"/>
         <w:color w:themeColor="background1" w:val="FFFFFF"/>
       </w:rPr>
       <w:tblPr/>
@@ -7616,6 +7943,7 @@
         <w:spacing w:after="0" w:before="0" w:line="240" w:lineRule="auto"/>
       </w:pPr>
       <w:rPr>
+        <w:rFonts w:eastAsia="黑体"/>
         <w:b/>
         <w:bCs/>
         <w:color w:themeColor="background1" w:val="FFFFFF"/>
@@ -7638,6 +7966,7 @@
         <w:spacing w:after="0" w:before="0" w:line="240" w:lineRule="auto"/>
       </w:pPr>
       <w:rPr>
+        <w:rFonts w:eastAsia="黑体"/>
         <w:color w:val="auto"/>
       </w:rPr>
       <w:tblPr/>
@@ -7655,6 +7984,7 @@
     </w:tblStylePr>
     <w:tblStylePr w:type="firstCol">
       <w:rPr>
+        <w:rFonts w:eastAsia="黑体"/>
         <w:b/>
         <w:bCs/>
         <w:color w:themeColor="background1" w:val="FFFFFF"/>
@@ -7674,6 +8004,7 @@
     </w:tblStylePr>
     <w:tblStylePr w:type="lastCol">
       <w:rPr>
+        <w:rFonts w:eastAsia="黑体"/>
         <w:b/>
         <w:bCs/>
         <w:color w:themeColor="background1" w:val="FFFFFF"/>
@@ -7722,6 +8053,7 @@
     </w:tblStylePr>
     <w:tblStylePr w:type="nwCell">
       <w:rPr>
+        <w:rFonts w:eastAsia="黑体"/>
         <w:color w:themeColor="background1" w:val="FFFFFF"/>
       </w:rPr>
       <w:tblPr/>
@@ -7746,6 +8078,7 @@
       <w:spacing w:after="0" w:line="240" w:lineRule="auto"/>
     </w:pPr>
     <w:rPr>
+      <w:rFonts w:eastAsia="黑体"/>
       <w:color w:themeColor="text1" w:val="000000"/>
     </w:rPr>
     <w:tblPr>
@@ -7765,7 +8098,7 @@
     </w:tblPr>
     <w:tblStylePr w:type="firstRow">
       <w:rPr>
-        <w:rFonts w:asciiTheme="majorHAnsi" w:cstheme="majorBidi" w:eastAsiaTheme="majorEastAsia" w:hAnsiTheme="majorHAnsi"/>
+        <w:rFonts w:asciiTheme="majorHAnsi" w:cstheme="majorBidi" w:hAnsiTheme="majorHAnsi" w:eastAsia="黑体"/>
       </w:rPr>
       <w:tblPr/>
       <w:tcPr>
@@ -7777,6 +8110,7 @@
     </w:tblStylePr>
     <w:tblStylePr w:type="lastRow">
       <w:rPr>
+        <w:rFonts w:eastAsia="黑体"/>
         <w:b/>
         <w:bCs/>
         <w:color w:themeColor="text2" w:val="1F497D"/>
@@ -7791,12 +8125,14 @@
     </w:tblStylePr>
     <w:tblStylePr w:type="firstCol">
       <w:rPr>
+        <w:rFonts w:eastAsia="黑体"/>
         <w:b/>
         <w:bCs/>
       </w:rPr>
     </w:tblStylePr>
     <w:tblStylePr w:type="lastCol">
       <w:rPr>
+        <w:rFonts w:eastAsia="黑体"/>
         <w:b/>
         <w:bCs/>
       </w:rPr>
@@ -7830,6 +8166,7 @@
       <w:spacing w:after="0" w:line="240" w:lineRule="auto"/>
     </w:pPr>
     <w:rPr>
+      <w:rFonts w:eastAsia="黑体"/>
       <w:color w:themeColor="text1" w:val="000000"/>
     </w:rPr>
     <w:tblPr>
@@ -7849,7 +8186,7 @@
     </w:tblPr>
     <w:tblStylePr w:type="firstRow">
       <w:rPr>
-        <w:rFonts w:asciiTheme="majorHAnsi" w:cstheme="majorBidi" w:eastAsiaTheme="majorEastAsia" w:hAnsiTheme="majorHAnsi"/>
+        <w:rFonts w:asciiTheme="majorHAnsi" w:cstheme="majorBidi" w:hAnsiTheme="majorHAnsi" w:eastAsia="黑体"/>
       </w:rPr>
       <w:tblPr/>
       <w:tcPr>
@@ -7861,6 +8198,7 @@
     </w:tblStylePr>
     <w:tblStylePr w:type="lastRow">
       <w:rPr>
+        <w:rFonts w:eastAsia="黑体"/>
         <w:b/>
         <w:bCs/>
         <w:color w:themeColor="text2" w:val="1F497D"/>
@@ -7875,12 +8213,14 @@
     </w:tblStylePr>
     <w:tblStylePr w:type="firstCol">
       <w:rPr>
+        <w:rFonts w:eastAsia="黑体"/>
         <w:b/>
         <w:bCs/>
       </w:rPr>
     </w:tblStylePr>
     <w:tblStylePr w:type="lastCol">
       <w:rPr>
+        <w:rFonts w:eastAsia="黑体"/>
         <w:b/>
         <w:bCs/>
       </w:rPr>
@@ -7914,6 +8254,7 @@
       <w:spacing w:after="0" w:line="240" w:lineRule="auto"/>
     </w:pPr>
     <w:rPr>
+      <w:rFonts w:eastAsia="黑体"/>
       <w:color w:themeColor="text1" w:val="000000"/>
     </w:rPr>
     <w:tblPr>
@@ -7933,7 +8274,7 @@
     </w:tblPr>
     <w:tblStylePr w:type="firstRow">
       <w:rPr>
-        <w:rFonts w:asciiTheme="majorHAnsi" w:cstheme="majorBidi" w:eastAsiaTheme="majorEastAsia" w:hAnsiTheme="majorHAnsi"/>
+        <w:rFonts w:asciiTheme="majorHAnsi" w:cstheme="majorBidi" w:hAnsiTheme="majorHAnsi" w:eastAsia="黑体"/>
       </w:rPr>
       <w:tblPr/>
       <w:tcPr>
@@ -7945,6 +8286,7 @@
     </w:tblStylePr>
     <w:tblStylePr w:type="lastRow">
       <w:rPr>
+        <w:rFonts w:eastAsia="黑体"/>
         <w:b/>
         <w:bCs/>
         <w:color w:themeColor="text2" w:val="1F497D"/>
@@ -7959,12 +8301,14 @@
     </w:tblStylePr>
     <w:tblStylePr w:type="firstCol">
       <w:rPr>
+        <w:rFonts w:eastAsia="黑体"/>
         <w:b/>
         <w:bCs/>
       </w:rPr>
     </w:tblStylePr>
     <w:tblStylePr w:type="lastCol">
       <w:rPr>
+        <w:rFonts w:eastAsia="黑体"/>
         <w:b/>
         <w:bCs/>
       </w:rPr>
@@ -7998,6 +8342,7 @@
       <w:spacing w:after="0" w:line="240" w:lineRule="auto"/>
     </w:pPr>
     <w:rPr>
+      <w:rFonts w:eastAsia="黑体"/>
       <w:color w:themeColor="text1" w:val="000000"/>
     </w:rPr>
     <w:tblPr>
@@ -8017,7 +8362,7 @@
     </w:tblPr>
     <w:tblStylePr w:type="firstRow">
       <w:rPr>
-        <w:rFonts w:asciiTheme="majorHAnsi" w:cstheme="majorBidi" w:eastAsiaTheme="majorEastAsia" w:hAnsiTheme="majorHAnsi"/>
+        <w:rFonts w:asciiTheme="majorHAnsi" w:cstheme="majorBidi" w:hAnsiTheme="majorHAnsi" w:eastAsia="黑体"/>
       </w:rPr>
       <w:tblPr/>
       <w:tcPr>
@@ -8029,6 +8374,7 @@
     </w:tblStylePr>
     <w:tblStylePr w:type="lastRow">
       <w:rPr>
+        <w:rFonts w:eastAsia="黑体"/>
         <w:b/>
         <w:bCs/>
         <w:color w:themeColor="text2" w:val="1F497D"/>
@@ -8043,12 +8389,14 @@
     </w:tblStylePr>
     <w:tblStylePr w:type="firstCol">
       <w:rPr>
+        <w:rFonts w:eastAsia="黑体"/>
         <w:b/>
         <w:bCs/>
       </w:rPr>
     </w:tblStylePr>
     <w:tblStylePr w:type="lastCol">
       <w:rPr>
+        <w:rFonts w:eastAsia="黑体"/>
         <w:b/>
         <w:bCs/>
       </w:rPr>
@@ -8082,6 +8430,7 @@
       <w:spacing w:after="0" w:line="240" w:lineRule="auto"/>
     </w:pPr>
     <w:rPr>
+      <w:rFonts w:eastAsia="黑体"/>
       <w:color w:themeColor="text1" w:val="000000"/>
     </w:rPr>
     <w:tblPr>
@@ -8101,7 +8450,7 @@
     </w:tblPr>
     <w:tblStylePr w:type="firstRow">
       <w:rPr>
-        <w:rFonts w:asciiTheme="majorHAnsi" w:cstheme="majorBidi" w:eastAsiaTheme="majorEastAsia" w:hAnsiTheme="majorHAnsi"/>
+        <w:rFonts w:asciiTheme="majorHAnsi" w:cstheme="majorBidi" w:hAnsiTheme="majorHAnsi" w:eastAsia="黑体"/>
       </w:rPr>
       <w:tblPr/>
       <w:tcPr>
@@ -8113,6 +8462,7 @@
     </w:tblStylePr>
     <w:tblStylePr w:type="lastRow">
       <w:rPr>
+        <w:rFonts w:eastAsia="黑体"/>
         <w:b/>
         <w:bCs/>
         <w:color w:themeColor="text2" w:val="1F497D"/>
@@ -8127,12 +8477,14 @@
     </w:tblStylePr>
     <w:tblStylePr w:type="firstCol">
       <w:rPr>
+        <w:rFonts w:eastAsia="黑体"/>
         <w:b/>
         <w:bCs/>
       </w:rPr>
     </w:tblStylePr>
     <w:tblStylePr w:type="lastCol">
       <w:rPr>
+        <w:rFonts w:eastAsia="黑体"/>
         <w:b/>
         <w:bCs/>
       </w:rPr>
@@ -8166,6 +8518,7 @@
       <w:spacing w:after="0" w:line="240" w:lineRule="auto"/>
     </w:pPr>
     <w:rPr>
+      <w:rFonts w:eastAsia="黑体"/>
       <w:color w:themeColor="text1" w:val="000000"/>
     </w:rPr>
     <w:tblPr>
@@ -8185,7 +8538,7 @@
     </w:tblPr>
     <w:tblStylePr w:type="firstRow">
       <w:rPr>
-        <w:rFonts w:asciiTheme="majorHAnsi" w:cstheme="majorBidi" w:eastAsiaTheme="majorEastAsia" w:hAnsiTheme="majorHAnsi"/>
+        <w:rFonts w:asciiTheme="majorHAnsi" w:cstheme="majorBidi" w:hAnsiTheme="majorHAnsi" w:eastAsia="黑体"/>
       </w:rPr>
       <w:tblPr/>
       <w:tcPr>
@@ -8197,6 +8550,7 @@
     </w:tblStylePr>
     <w:tblStylePr w:type="lastRow">
       <w:rPr>
+        <w:rFonts w:eastAsia="黑体"/>
         <w:b/>
         <w:bCs/>
         <w:color w:themeColor="text2" w:val="1F497D"/>
@@ -8211,12 +8565,14 @@
     </w:tblStylePr>
     <w:tblStylePr w:type="firstCol">
       <w:rPr>
+        <w:rFonts w:eastAsia="黑体"/>
         <w:b/>
         <w:bCs/>
       </w:rPr>
     </w:tblStylePr>
     <w:tblStylePr w:type="lastCol">
       <w:rPr>
+        <w:rFonts w:eastAsia="黑体"/>
         <w:b/>
         <w:bCs/>
       </w:rPr>
@@ -8250,6 +8606,7 @@
       <w:spacing w:after="0" w:line="240" w:lineRule="auto"/>
     </w:pPr>
     <w:rPr>
+      <w:rFonts w:eastAsia="黑体"/>
       <w:color w:themeColor="text1" w:val="000000"/>
     </w:rPr>
     <w:tblPr>
@@ -8269,7 +8626,7 @@
     </w:tblPr>
     <w:tblStylePr w:type="firstRow">
       <w:rPr>
-        <w:rFonts w:asciiTheme="majorHAnsi" w:cstheme="majorBidi" w:eastAsiaTheme="majorEastAsia" w:hAnsiTheme="majorHAnsi"/>
+        <w:rFonts w:asciiTheme="majorHAnsi" w:cstheme="majorBidi" w:hAnsiTheme="majorHAnsi" w:eastAsia="黑体"/>
       </w:rPr>
       <w:tblPr/>
       <w:tcPr>
@@ -8281,6 +8638,7 @@
     </w:tblStylePr>
     <w:tblStylePr w:type="lastRow">
       <w:rPr>
+        <w:rFonts w:eastAsia="黑体"/>
         <w:b/>
         <w:bCs/>
         <w:color w:themeColor="text2" w:val="1F497D"/>
@@ -8295,12 +8653,14 @@
     </w:tblStylePr>
     <w:tblStylePr w:type="firstCol">
       <w:rPr>
+        <w:rFonts w:eastAsia="黑体"/>
         <w:b/>
         <w:bCs/>
       </w:rPr>
     </w:tblStylePr>
     <w:tblStylePr w:type="lastCol">
       <w:rPr>
+        <w:rFonts w:eastAsia="黑体"/>
         <w:b/>
         <w:bCs/>
       </w:rPr>
@@ -8334,7 +8694,7 @@
       <w:spacing w:after="0" w:line="240" w:lineRule="auto"/>
     </w:pPr>
     <w:rPr>
-      <w:rFonts w:asciiTheme="majorHAnsi" w:cstheme="majorBidi" w:eastAsiaTheme="majorEastAsia" w:hAnsiTheme="majorHAnsi"/>
+      <w:rFonts w:asciiTheme="majorHAnsi" w:cstheme="majorBidi" w:hAnsiTheme="majorHAnsi" w:eastAsia="黑体"/>
       <w:color w:themeColor="text1" w:val="000000"/>
     </w:rPr>
     <w:tblPr>
@@ -8356,6 +8716,7 @@
     </w:tblPr>
     <w:tblStylePr w:type="firstRow">
       <w:rPr>
+        <w:rFonts w:eastAsia="黑体"/>
         <w:sz w:val="24"/>
         <w:szCs w:val="24"/>
       </w:rPr>
@@ -8462,7 +8823,7 @@
       <w:spacing w:after="0" w:line="240" w:lineRule="auto"/>
     </w:pPr>
     <w:rPr>
-      <w:rFonts w:asciiTheme="majorHAnsi" w:cstheme="majorBidi" w:eastAsiaTheme="majorEastAsia" w:hAnsiTheme="majorHAnsi"/>
+      <w:rFonts w:asciiTheme="majorHAnsi" w:cstheme="majorBidi" w:hAnsiTheme="majorHAnsi" w:eastAsia="黑体"/>
       <w:color w:themeColor="text1" w:val="000000"/>
     </w:rPr>
     <w:tblPr>
@@ -8484,6 +8845,7 @@
     </w:tblPr>
     <w:tblStylePr w:type="firstRow">
       <w:rPr>
+        <w:rFonts w:eastAsia="黑体"/>
         <w:sz w:val="24"/>
         <w:szCs w:val="24"/>
       </w:rPr>
@@ -8590,7 +8952,7 @@
       <w:spacing w:after="0" w:line="240" w:lineRule="auto"/>
     </w:pPr>
     <w:rPr>
-      <w:rFonts w:asciiTheme="majorHAnsi" w:cstheme="majorBidi" w:eastAsiaTheme="majorEastAsia" w:hAnsiTheme="majorHAnsi"/>
+      <w:rFonts w:asciiTheme="majorHAnsi" w:cstheme="majorBidi" w:hAnsiTheme="majorHAnsi" w:eastAsia="黑体"/>
       <w:color w:themeColor="text1" w:val="000000"/>
     </w:rPr>
     <w:tblPr>
@@ -8612,6 +8974,7 @@
     </w:tblPr>
     <w:tblStylePr w:type="firstRow">
       <w:rPr>
+        <w:rFonts w:eastAsia="黑体"/>
         <w:sz w:val="24"/>
         <w:szCs w:val="24"/>
       </w:rPr>
@@ -8718,7 +9081,7 @@
       <w:spacing w:after="0" w:line="240" w:lineRule="auto"/>
     </w:pPr>
     <w:rPr>
-      <w:rFonts w:asciiTheme="majorHAnsi" w:cstheme="majorBidi" w:eastAsiaTheme="majorEastAsia" w:hAnsiTheme="majorHAnsi"/>
+      <w:rFonts w:asciiTheme="majorHAnsi" w:cstheme="majorBidi" w:hAnsiTheme="majorHAnsi" w:eastAsia="黑体"/>
       <w:color w:themeColor="text1" w:val="000000"/>
     </w:rPr>
     <w:tblPr>
@@ -8740,6 +9103,7 @@
     </w:tblPr>
     <w:tblStylePr w:type="firstRow">
       <w:rPr>
+        <w:rFonts w:eastAsia="黑体"/>
         <w:sz w:val="24"/>
         <w:szCs w:val="24"/>
       </w:rPr>
@@ -8846,7 +9210,7 @@
       <w:spacing w:after="0" w:line="240" w:lineRule="auto"/>
     </w:pPr>
     <w:rPr>
-      <w:rFonts w:asciiTheme="majorHAnsi" w:cstheme="majorBidi" w:eastAsiaTheme="majorEastAsia" w:hAnsiTheme="majorHAnsi"/>
+      <w:rFonts w:asciiTheme="majorHAnsi" w:cstheme="majorBidi" w:hAnsiTheme="majorHAnsi" w:eastAsia="黑体"/>
       <w:color w:themeColor="text1" w:val="000000"/>
     </w:rPr>
     <w:tblPr>
@@ -8868,6 +9232,7 @@
     </w:tblPr>
     <w:tblStylePr w:type="firstRow">
       <w:rPr>
+        <w:rFonts w:eastAsia="黑体"/>
         <w:sz w:val="24"/>
         <w:szCs w:val="24"/>
       </w:rPr>
@@ -8974,7 +9339,7 @@
       <w:spacing w:after="0" w:line="240" w:lineRule="auto"/>
     </w:pPr>
     <w:rPr>
-      <w:rFonts w:asciiTheme="majorHAnsi" w:cstheme="majorBidi" w:eastAsiaTheme="majorEastAsia" w:hAnsiTheme="majorHAnsi"/>
+      <w:rFonts w:asciiTheme="majorHAnsi" w:cstheme="majorBidi" w:hAnsiTheme="majorHAnsi" w:eastAsia="黑体"/>
       <w:color w:themeColor="text1" w:val="000000"/>
     </w:rPr>
     <w:tblPr>
@@ -8996,6 +9361,7 @@
     </w:tblPr>
     <w:tblStylePr w:type="firstRow">
       <w:rPr>
+        <w:rFonts w:eastAsia="黑体"/>
         <w:sz w:val="24"/>
         <w:szCs w:val="24"/>
       </w:rPr>
@@ -9102,7 +9468,7 @@
       <w:spacing w:after="0" w:line="240" w:lineRule="auto"/>
     </w:pPr>
     <w:rPr>
-      <w:rFonts w:asciiTheme="majorHAnsi" w:cstheme="majorBidi" w:eastAsiaTheme="majorEastAsia" w:hAnsiTheme="majorHAnsi"/>
+      <w:rFonts w:asciiTheme="majorHAnsi" w:cstheme="majorBidi" w:hAnsiTheme="majorHAnsi" w:eastAsia="黑体"/>
       <w:color w:themeColor="text1" w:val="000000"/>
     </w:rPr>
     <w:tblPr>
@@ -9124,6 +9490,7 @@
     </w:tblPr>
     <w:tblStylePr w:type="firstRow">
       <w:rPr>
+        <w:rFonts w:eastAsia="黑体"/>
         <w:sz w:val="24"/>
         <w:szCs w:val="24"/>
       </w:rPr>
@@ -9253,12 +9620,14 @@
     </w:tcPr>
     <w:tblStylePr w:type="firstRow">
       <w:rPr>
+        <w:rFonts w:eastAsia="黑体"/>
         <w:b/>
         <w:bCs/>
       </w:rPr>
     </w:tblStylePr>
     <w:tblStylePr w:type="lastRow">
       <w:rPr>
+        <w:rFonts w:eastAsia="黑体"/>
         <w:b/>
         <w:bCs/>
       </w:rPr>
@@ -9271,12 +9640,14 @@
     </w:tblStylePr>
     <w:tblStylePr w:type="firstCol">
       <w:rPr>
+        <w:rFonts w:eastAsia="黑体"/>
         <w:b/>
         <w:bCs/>
       </w:rPr>
     </w:tblStylePr>
     <w:tblStylePr w:type="lastCol">
       <w:rPr>
+        <w:rFonts w:eastAsia="黑体"/>
         <w:b/>
         <w:bCs/>
       </w:rPr>
@@ -9326,12 +9697,14 @@
     </w:tcPr>
     <w:tblStylePr w:type="firstRow">
       <w:rPr>
+        <w:rFonts w:eastAsia="黑体"/>
         <w:b/>
         <w:bCs/>
       </w:rPr>
     </w:tblStylePr>
     <w:tblStylePr w:type="lastRow">
       <w:rPr>
+        <w:rFonts w:eastAsia="黑体"/>
         <w:b/>
         <w:bCs/>
       </w:rPr>
@@ -9344,12 +9717,14 @@
     </w:tblStylePr>
     <w:tblStylePr w:type="firstCol">
       <w:rPr>
+        <w:rFonts w:eastAsia="黑体"/>
         <w:b/>
         <w:bCs/>
       </w:rPr>
     </w:tblStylePr>
     <w:tblStylePr w:type="lastCol">
       <w:rPr>
+        <w:rFonts w:eastAsia="黑体"/>
         <w:b/>
         <w:bCs/>
       </w:rPr>
@@ -9399,12 +9774,14 @@
     </w:tcPr>
     <w:tblStylePr w:type="firstRow">
       <w:rPr>
+        <w:rFonts w:eastAsia="黑体"/>
         <w:b/>
         <w:bCs/>
       </w:rPr>
     </w:tblStylePr>
     <w:tblStylePr w:type="lastRow">
       <w:rPr>
+        <w:rFonts w:eastAsia="黑体"/>
         <w:b/>
         <w:bCs/>
       </w:rPr>
@@ -9417,12 +9794,14 @@
     </w:tblStylePr>
     <w:tblStylePr w:type="firstCol">
       <w:rPr>
+        <w:rFonts w:eastAsia="黑体"/>
         <w:b/>
         <w:bCs/>
       </w:rPr>
     </w:tblStylePr>
     <w:tblStylePr w:type="lastCol">
       <w:rPr>
+        <w:rFonts w:eastAsia="黑体"/>
         <w:b/>
         <w:bCs/>
       </w:rPr>
@@ -9472,12 +9851,14 @@
     </w:tcPr>
     <w:tblStylePr w:type="firstRow">
       <w:rPr>
+        <w:rFonts w:eastAsia="黑体"/>
         <w:b/>
         <w:bCs/>
       </w:rPr>
     </w:tblStylePr>
     <w:tblStylePr w:type="lastRow">
       <w:rPr>
+        <w:rFonts w:eastAsia="黑体"/>
         <w:b/>
         <w:bCs/>
       </w:rPr>
@@ -9490,12 +9871,14 @@
     </w:tblStylePr>
     <w:tblStylePr w:type="firstCol">
       <w:rPr>
+        <w:rFonts w:eastAsia="黑体"/>
         <w:b/>
         <w:bCs/>
       </w:rPr>
     </w:tblStylePr>
     <w:tblStylePr w:type="lastCol">
       <w:rPr>
+        <w:rFonts w:eastAsia="黑体"/>
         <w:b/>
         <w:bCs/>
       </w:rPr>
@@ -9545,12 +9928,14 @@
     </w:tcPr>
     <w:tblStylePr w:type="firstRow">
       <w:rPr>
+        <w:rFonts w:eastAsia="黑体"/>
         <w:b/>
         <w:bCs/>
       </w:rPr>
     </w:tblStylePr>
     <w:tblStylePr w:type="lastRow">
       <w:rPr>
+        <w:rFonts w:eastAsia="黑体"/>
         <w:b/>
         <w:bCs/>
       </w:rPr>
@@ -9563,12 +9948,14 @@
     </w:tblStylePr>
     <w:tblStylePr w:type="firstCol">
       <w:rPr>
+        <w:rFonts w:eastAsia="黑体"/>
         <w:b/>
         <w:bCs/>
       </w:rPr>
     </w:tblStylePr>
     <w:tblStylePr w:type="lastCol">
       <w:rPr>
+        <w:rFonts w:eastAsia="黑体"/>
         <w:b/>
         <w:bCs/>
       </w:rPr>
@@ -9618,12 +10005,14 @@
     </w:tcPr>
     <w:tblStylePr w:type="firstRow">
       <w:rPr>
+        <w:rFonts w:eastAsia="黑体"/>
         <w:b/>
         <w:bCs/>
       </w:rPr>
     </w:tblStylePr>
     <w:tblStylePr w:type="lastRow">
       <w:rPr>
+        <w:rFonts w:eastAsia="黑体"/>
         <w:b/>
         <w:bCs/>
       </w:rPr>
@@ -9636,12 +10025,14 @@
     </w:tblStylePr>
     <w:tblStylePr w:type="firstCol">
       <w:rPr>
+        <w:rFonts w:eastAsia="黑体"/>
         <w:b/>
         <w:bCs/>
       </w:rPr>
     </w:tblStylePr>
     <w:tblStylePr w:type="lastCol">
       <w:rPr>
+        <w:rFonts w:eastAsia="黑体"/>
         <w:b/>
         <w:bCs/>
       </w:rPr>
@@ -9691,12 +10082,14 @@
     </w:tcPr>
     <w:tblStylePr w:type="firstRow">
       <w:rPr>
+        <w:rFonts w:eastAsia="黑体"/>
         <w:b/>
         <w:bCs/>
       </w:rPr>
     </w:tblStylePr>
     <w:tblStylePr w:type="lastRow">
       <w:rPr>
+        <w:rFonts w:eastAsia="黑体"/>
         <w:b/>
         <w:bCs/>
       </w:rPr>
@@ -9709,12 +10102,14 @@
     </w:tblStylePr>
     <w:tblStylePr w:type="firstCol">
       <w:rPr>
+        <w:rFonts w:eastAsia="黑体"/>
         <w:b/>
         <w:bCs/>
       </w:rPr>
     </w:tblStylePr>
     <w:tblStylePr w:type="lastCol">
       <w:rPr>
+        <w:rFonts w:eastAsia="黑体"/>
         <w:b/>
         <w:bCs/>
       </w:rPr>
@@ -9741,7 +10136,7 @@
       <w:spacing w:after="0" w:line="240" w:lineRule="auto"/>
     </w:pPr>
     <w:rPr>
-      <w:rFonts w:asciiTheme="majorHAnsi" w:cstheme="majorBidi" w:eastAsiaTheme="majorEastAsia" w:hAnsiTheme="majorHAnsi"/>
+      <w:rFonts w:asciiTheme="majorHAnsi" w:cstheme="majorBidi" w:hAnsiTheme="majorHAnsi" w:eastAsia="黑体"/>
       <w:color w:themeColor="text1" w:val="000000"/>
     </w:rPr>
     <w:tblPr>
@@ -9768,6 +10163,7 @@
     </w:tcPr>
     <w:tblStylePr w:type="firstRow">
       <w:rPr>
+        <w:rFonts w:eastAsia="黑体"/>
         <w:b/>
         <w:bCs/>
         <w:color w:themeColor="text1" w:val="000000"/>
@@ -9779,6 +10175,7 @@
     </w:tblStylePr>
     <w:tblStylePr w:type="lastRow">
       <w:rPr>
+        <w:rFonts w:eastAsia="黑体"/>
         <w:b/>
         <w:bCs/>
         <w:color w:themeColor="text1" w:val="000000"/>
@@ -9798,6 +10195,7 @@
     </w:tblStylePr>
     <w:tblStylePr w:type="firstCol">
       <w:rPr>
+        <w:rFonts w:eastAsia="黑体"/>
         <w:b/>
         <w:bCs/>
         <w:color w:themeColor="text1" w:val="000000"/>
@@ -9817,6 +10215,7 @@
     </w:tblStylePr>
     <w:tblStylePr w:type="lastCol">
       <w:rPr>
+        <w:rFonts w:eastAsia="黑体"/>
         <w:b w:val="0"/>
         <w:bCs w:val="0"/>
         <w:color w:themeColor="text1" w:val="000000"/>
@@ -9866,7 +10265,7 @@
       <w:spacing w:after="0" w:line="240" w:lineRule="auto"/>
     </w:pPr>
     <w:rPr>
-      <w:rFonts w:asciiTheme="majorHAnsi" w:cstheme="majorBidi" w:eastAsiaTheme="majorEastAsia" w:hAnsiTheme="majorHAnsi"/>
+      <w:rFonts w:asciiTheme="majorHAnsi" w:cstheme="majorBidi" w:hAnsiTheme="majorHAnsi" w:eastAsia="黑体"/>
       <w:color w:themeColor="text1" w:val="000000"/>
     </w:rPr>
     <w:tblPr>
@@ -9893,6 +10292,7 @@
     </w:tcPr>
     <w:tblStylePr w:type="firstRow">
       <w:rPr>
+        <w:rFonts w:eastAsia="黑体"/>
         <w:b/>
         <w:bCs/>
         <w:color w:themeColor="text1" w:val="000000"/>
@@ -9904,6 +10304,7 @@
     </w:tblStylePr>
     <w:tblStylePr w:type="lastRow">
       <w:rPr>
+        <w:rFonts w:eastAsia="黑体"/>
         <w:b/>
         <w:bCs/>
         <w:color w:themeColor="text1" w:val="000000"/>
@@ -9923,6 +10324,7 @@
     </w:tblStylePr>
     <w:tblStylePr w:type="firstCol">
       <w:rPr>
+        <w:rFonts w:eastAsia="黑体"/>
         <w:b/>
         <w:bCs/>
         <w:color w:themeColor="text1" w:val="000000"/>
@@ -9942,6 +10344,7 @@
     </w:tblStylePr>
     <w:tblStylePr w:type="lastCol">
       <w:rPr>
+        <w:rFonts w:eastAsia="黑体"/>
         <w:b w:val="0"/>
         <w:bCs w:val="0"/>
         <w:color w:themeColor="text1" w:val="000000"/>
@@ -9991,7 +10394,7 @@
       <w:spacing w:after="0" w:line="240" w:lineRule="auto"/>
     </w:pPr>
     <w:rPr>
-      <w:rFonts w:asciiTheme="majorHAnsi" w:cstheme="majorBidi" w:eastAsiaTheme="majorEastAsia" w:hAnsiTheme="majorHAnsi"/>
+      <w:rFonts w:asciiTheme="majorHAnsi" w:cstheme="majorBidi" w:hAnsiTheme="majorHAnsi" w:eastAsia="黑体"/>
       <w:color w:themeColor="text1" w:val="000000"/>
     </w:rPr>
     <w:tblPr>
@@ -10018,6 +10421,7 @@
     </w:tcPr>
     <w:tblStylePr w:type="firstRow">
       <w:rPr>
+        <w:rFonts w:eastAsia="黑体"/>
         <w:b/>
         <w:bCs/>
         <w:color w:themeColor="text1" w:val="000000"/>
@@ -10029,6 +10433,7 @@
     </w:tblStylePr>
     <w:tblStylePr w:type="lastRow">
       <w:rPr>
+        <w:rFonts w:eastAsia="黑体"/>
         <w:b/>
         <w:bCs/>
         <w:color w:themeColor="text1" w:val="000000"/>
@@ -10048,6 +10453,7 @@
     </w:tblStylePr>
     <w:tblStylePr w:type="firstCol">
       <w:rPr>
+        <w:rFonts w:eastAsia="黑体"/>
         <w:b/>
         <w:bCs/>
         <w:color w:themeColor="text1" w:val="000000"/>
@@ -10067,6 +10473,7 @@
     </w:tblStylePr>
     <w:tblStylePr w:type="lastCol">
       <w:rPr>
+        <w:rFonts w:eastAsia="黑体"/>
         <w:b w:val="0"/>
         <w:bCs w:val="0"/>
         <w:color w:themeColor="text1" w:val="000000"/>
@@ -10116,7 +10523,7 @@
       <w:spacing w:after="0" w:line="240" w:lineRule="auto"/>
     </w:pPr>
     <w:rPr>
-      <w:rFonts w:asciiTheme="majorHAnsi" w:cstheme="majorBidi" w:eastAsiaTheme="majorEastAsia" w:hAnsiTheme="majorHAnsi"/>
+      <w:rFonts w:asciiTheme="majorHAnsi" w:cstheme="majorBidi" w:hAnsiTheme="majorHAnsi" w:eastAsia="黑体"/>
       <w:color w:themeColor="text1" w:val="000000"/>
     </w:rPr>
     <w:tblPr>
@@ -10143,6 +10550,7 @@
     </w:tcPr>
     <w:tblStylePr w:type="firstRow">
       <w:rPr>
+        <w:rFonts w:eastAsia="黑体"/>
         <w:b/>
         <w:bCs/>
         <w:color w:themeColor="text1" w:val="000000"/>
@@ -10154,6 +10562,7 @@
     </w:tblStylePr>
     <w:tblStylePr w:type="lastRow">
       <w:rPr>
+        <w:rFonts w:eastAsia="黑体"/>
         <w:b/>
         <w:bCs/>
         <w:color w:themeColor="text1" w:val="000000"/>
@@ -10173,6 +10582,7 @@
     </w:tblStylePr>
     <w:tblStylePr w:type="firstCol">
       <w:rPr>
+        <w:rFonts w:eastAsia="黑体"/>
         <w:b/>
         <w:bCs/>
         <w:color w:themeColor="text1" w:val="000000"/>
@@ -10192,6 +10602,7 @@
     </w:tblStylePr>
     <w:tblStylePr w:type="lastCol">
       <w:rPr>
+        <w:rFonts w:eastAsia="黑体"/>
         <w:b w:val="0"/>
         <w:bCs w:val="0"/>
         <w:color w:themeColor="text1" w:val="000000"/>
@@ -10241,7 +10652,7 @@
       <w:spacing w:after="0" w:line="240" w:lineRule="auto"/>
     </w:pPr>
     <w:rPr>
-      <w:rFonts w:asciiTheme="majorHAnsi" w:cstheme="majorBidi" w:eastAsiaTheme="majorEastAsia" w:hAnsiTheme="majorHAnsi"/>
+      <w:rFonts w:asciiTheme="majorHAnsi" w:cstheme="majorBidi" w:hAnsiTheme="majorHAnsi" w:eastAsia="黑体"/>
       <w:color w:themeColor="text1" w:val="000000"/>
     </w:rPr>
     <w:tblPr>
@@ -10268,6 +10679,7 @@
     </w:tcPr>
     <w:tblStylePr w:type="firstRow">
       <w:rPr>
+        <w:rFonts w:eastAsia="黑体"/>
         <w:b/>
         <w:bCs/>
         <w:color w:themeColor="text1" w:val="000000"/>
@@ -10279,6 +10691,7 @@
     </w:tblStylePr>
     <w:tblStylePr w:type="lastRow">
       <w:rPr>
+        <w:rFonts w:eastAsia="黑体"/>
         <w:b/>
         <w:bCs/>
         <w:color w:themeColor="text1" w:val="000000"/>
@@ -10298,6 +10711,7 @@
     </w:tblStylePr>
     <w:tblStylePr w:type="firstCol">
       <w:rPr>
+        <w:rFonts w:eastAsia="黑体"/>
         <w:b/>
         <w:bCs/>
         <w:color w:themeColor="text1" w:val="000000"/>
@@ -10317,6 +10731,7 @@
     </w:tblStylePr>
     <w:tblStylePr w:type="lastCol">
       <w:rPr>
+        <w:rFonts w:eastAsia="黑体"/>
         <w:b w:val="0"/>
         <w:bCs w:val="0"/>
         <w:color w:themeColor="text1" w:val="000000"/>
@@ -10366,7 +10781,7 @@
       <w:spacing w:after="0" w:line="240" w:lineRule="auto"/>
     </w:pPr>
     <w:rPr>
-      <w:rFonts w:asciiTheme="majorHAnsi" w:cstheme="majorBidi" w:eastAsiaTheme="majorEastAsia" w:hAnsiTheme="majorHAnsi"/>
+      <w:rFonts w:asciiTheme="majorHAnsi" w:cstheme="majorBidi" w:hAnsiTheme="majorHAnsi" w:eastAsia="黑体"/>
       <w:color w:themeColor="text1" w:val="000000"/>
     </w:rPr>
     <w:tblPr>
@@ -10393,6 +10808,7 @@
     </w:tcPr>
     <w:tblStylePr w:type="firstRow">
       <w:rPr>
+        <w:rFonts w:eastAsia="黑体"/>
         <w:b/>
         <w:bCs/>
         <w:color w:themeColor="text1" w:val="000000"/>
@@ -10404,6 +10820,7 @@
     </w:tblStylePr>
     <w:tblStylePr w:type="lastRow">
       <w:rPr>
+        <w:rFonts w:eastAsia="黑体"/>
         <w:b/>
         <w:bCs/>
         <w:color w:themeColor="text1" w:val="000000"/>
@@ -10423,6 +10840,7 @@
     </w:tblStylePr>
     <w:tblStylePr w:type="firstCol">
       <w:rPr>
+        <w:rFonts w:eastAsia="黑体"/>
         <w:b/>
         <w:bCs/>
         <w:color w:themeColor="text1" w:val="000000"/>
@@ -10442,6 +10860,7 @@
     </w:tblStylePr>
     <w:tblStylePr w:type="lastCol">
       <w:rPr>
+        <w:rFonts w:eastAsia="黑体"/>
         <w:b w:val="0"/>
         <w:bCs w:val="0"/>
         <w:color w:themeColor="text1" w:val="000000"/>
@@ -10491,7 +10910,7 @@
       <w:spacing w:after="0" w:line="240" w:lineRule="auto"/>
     </w:pPr>
     <w:rPr>
-      <w:rFonts w:asciiTheme="majorHAnsi" w:cstheme="majorBidi" w:eastAsiaTheme="majorEastAsia" w:hAnsiTheme="majorHAnsi"/>
+      <w:rFonts w:asciiTheme="majorHAnsi" w:cstheme="majorBidi" w:hAnsiTheme="majorHAnsi" w:eastAsia="黑体"/>
       <w:color w:themeColor="text1" w:val="000000"/>
     </w:rPr>
     <w:tblPr>
@@ -10518,6 +10937,7 @@
     </w:tcPr>
     <w:tblStylePr w:type="firstRow">
       <w:rPr>
+        <w:rFonts w:eastAsia="黑体"/>
         <w:b/>
         <w:bCs/>
         <w:color w:themeColor="text1" w:val="000000"/>
@@ -10529,6 +10949,7 @@
     </w:tblStylePr>
     <w:tblStylePr w:type="lastRow">
       <w:rPr>
+        <w:rFonts w:eastAsia="黑体"/>
         <w:b/>
         <w:bCs/>
         <w:color w:themeColor="text1" w:val="000000"/>
@@ -10548,6 +10969,7 @@
     </w:tblStylePr>
     <w:tblStylePr w:type="firstCol">
       <w:rPr>
+        <w:rFonts w:eastAsia="黑体"/>
         <w:b/>
         <w:bCs/>
         <w:color w:themeColor="text1" w:val="000000"/>
@@ -10567,6 +10989,7 @@
     </w:tblStylePr>
     <w:tblStylePr w:type="lastCol">
       <w:rPr>
+        <w:rFonts w:eastAsia="黑体"/>
         <w:b w:val="0"/>
         <w:bCs w:val="0"/>
         <w:color w:themeColor="text1" w:val="000000"/>
@@ -10639,6 +11062,7 @@
     </w:tcPr>
     <w:tblStylePr w:type="firstRow">
       <w:rPr>
+        <w:rFonts w:eastAsia="黑体"/>
         <w:b/>
         <w:bCs/>
         <w:i w:val="0"/>
@@ -10660,6 +11084,7 @@
     </w:tblStylePr>
     <w:tblStylePr w:type="lastRow">
       <w:rPr>
+        <w:rFonts w:eastAsia="黑体"/>
         <w:b/>
         <w:bCs/>
         <w:i w:val="0"/>
@@ -10681,6 +11106,7 @@
     </w:tblStylePr>
     <w:tblStylePr w:type="firstCol">
       <w:rPr>
+        <w:rFonts w:eastAsia="黑体"/>
         <w:b/>
         <w:bCs/>
         <w:i w:val="0"/>
@@ -10700,6 +11126,7 @@
     </w:tblStylePr>
     <w:tblStylePr w:type="lastCol">
       <w:rPr>
+        <w:rFonts w:eastAsia="黑体"/>
         <w:b/>
         <w:bCs/>
         <w:i w:val="0"/>
@@ -10780,6 +11207,7 @@
     </w:tcPr>
     <w:tblStylePr w:type="firstRow">
       <w:rPr>
+        <w:rFonts w:eastAsia="黑体"/>
         <w:b/>
         <w:bCs/>
         <w:i w:val="0"/>
@@ -10801,6 +11229,7 @@
     </w:tblStylePr>
     <w:tblStylePr w:type="lastRow">
       <w:rPr>
+        <w:rFonts w:eastAsia="黑体"/>
         <w:b/>
         <w:bCs/>
         <w:i w:val="0"/>
@@ -10822,6 +11251,7 @@
     </w:tblStylePr>
     <w:tblStylePr w:type="firstCol">
       <w:rPr>
+        <w:rFonts w:eastAsia="黑体"/>
         <w:b/>
         <w:bCs/>
         <w:i w:val="0"/>
@@ -10841,6 +11271,7 @@
     </w:tblStylePr>
     <w:tblStylePr w:type="lastCol">
       <w:rPr>
+        <w:rFonts w:eastAsia="黑体"/>
         <w:b/>
         <w:bCs/>
         <w:i w:val="0"/>
@@ -10921,6 +11352,7 @@
     </w:tcPr>
     <w:tblStylePr w:type="firstRow">
       <w:rPr>
+        <w:rFonts w:eastAsia="黑体"/>
         <w:b/>
         <w:bCs/>
         <w:i w:val="0"/>
@@ -10942,6 +11374,7 @@
     </w:tblStylePr>
     <w:tblStylePr w:type="lastRow">
       <w:rPr>
+        <w:rFonts w:eastAsia="黑体"/>
         <w:b/>
         <w:bCs/>
         <w:i w:val="0"/>
@@ -10963,6 +11396,7 @@
     </w:tblStylePr>
     <w:tblStylePr w:type="firstCol">
       <w:rPr>
+        <w:rFonts w:eastAsia="黑体"/>
         <w:b/>
         <w:bCs/>
         <w:i w:val="0"/>
@@ -10982,6 +11416,7 @@
     </w:tblStylePr>
     <w:tblStylePr w:type="lastCol">
       <w:rPr>
+        <w:rFonts w:eastAsia="黑体"/>
         <w:b/>
         <w:bCs/>
         <w:i w:val="0"/>
@@ -11062,6 +11497,7 @@
     </w:tcPr>
     <w:tblStylePr w:type="firstRow">
       <w:rPr>
+        <w:rFonts w:eastAsia="黑体"/>
         <w:b/>
         <w:bCs/>
         <w:i w:val="0"/>
@@ -11083,6 +11519,7 @@
     </w:tblStylePr>
     <w:tblStylePr w:type="lastRow">
       <w:rPr>
+        <w:rFonts w:eastAsia="黑体"/>
         <w:b/>
         <w:bCs/>
         <w:i w:val="0"/>
@@ -11104,6 +11541,7 @@
     </w:tblStylePr>
     <w:tblStylePr w:type="firstCol">
       <w:rPr>
+        <w:rFonts w:eastAsia="黑体"/>
         <w:b/>
         <w:bCs/>
         <w:i w:val="0"/>
@@ -11123,6 +11561,7 @@
     </w:tblStylePr>
     <w:tblStylePr w:type="lastCol">
       <w:rPr>
+        <w:rFonts w:eastAsia="黑体"/>
         <w:b/>
         <w:bCs/>
         <w:i w:val="0"/>
@@ -11203,6 +11642,7 @@
     </w:tcPr>
     <w:tblStylePr w:type="firstRow">
       <w:rPr>
+        <w:rFonts w:eastAsia="黑体"/>
         <w:b/>
         <w:bCs/>
         <w:i w:val="0"/>
@@ -11224,6 +11664,7 @@
     </w:tblStylePr>
     <w:tblStylePr w:type="lastRow">
       <w:rPr>
+        <w:rFonts w:eastAsia="黑体"/>
         <w:b/>
         <w:bCs/>
         <w:i w:val="0"/>
@@ -11245,6 +11686,7 @@
     </w:tblStylePr>
     <w:tblStylePr w:type="firstCol">
       <w:rPr>
+        <w:rFonts w:eastAsia="黑体"/>
         <w:b/>
         <w:bCs/>
         <w:i w:val="0"/>
@@ -11264,6 +11706,7 @@
     </w:tblStylePr>
     <w:tblStylePr w:type="lastCol">
       <w:rPr>
+        <w:rFonts w:eastAsia="黑体"/>
         <w:b/>
         <w:bCs/>
         <w:i w:val="0"/>
@@ -11344,6 +11787,7 @@
     </w:tcPr>
     <w:tblStylePr w:type="firstRow">
       <w:rPr>
+        <w:rFonts w:eastAsia="黑体"/>
         <w:b/>
         <w:bCs/>
         <w:i w:val="0"/>
@@ -11365,6 +11809,7 @@
     </w:tblStylePr>
     <w:tblStylePr w:type="lastRow">
       <w:rPr>
+        <w:rFonts w:eastAsia="黑体"/>
         <w:b/>
         <w:bCs/>
         <w:i w:val="0"/>
@@ -11386,6 +11831,7 @@
     </w:tblStylePr>
     <w:tblStylePr w:type="firstCol">
       <w:rPr>
+        <w:rFonts w:eastAsia="黑体"/>
         <w:b/>
         <w:bCs/>
         <w:i w:val="0"/>
@@ -11405,6 +11851,7 @@
     </w:tblStylePr>
     <w:tblStylePr w:type="lastCol">
       <w:rPr>
+        <w:rFonts w:eastAsia="黑体"/>
         <w:b/>
         <w:bCs/>
         <w:i w:val="0"/>
@@ -11485,6 +11932,7 @@
     </w:tcPr>
     <w:tblStylePr w:type="firstRow">
       <w:rPr>
+        <w:rFonts w:eastAsia="黑体"/>
         <w:b/>
         <w:bCs/>
         <w:i w:val="0"/>
@@ -11506,6 +11954,7 @@
     </w:tblStylePr>
     <w:tblStylePr w:type="lastRow">
       <w:rPr>
+        <w:rFonts w:eastAsia="黑体"/>
         <w:b/>
         <w:bCs/>
         <w:i w:val="0"/>
@@ -11527,6 +11976,7 @@
     </w:tblStylePr>
     <w:tblStylePr w:type="firstCol">
       <w:rPr>
+        <w:rFonts w:eastAsia="黑体"/>
         <w:b/>
         <w:bCs/>
         <w:i w:val="0"/>
@@ -11546,6 +11996,7 @@
     </w:tblStylePr>
     <w:tblStylePr w:type="lastCol">
       <w:rPr>
+        <w:rFonts w:eastAsia="黑体"/>
         <w:b/>
         <w:bCs/>
         <w:i w:val="0"/>
@@ -11603,6 +12054,7 @@
       <w:spacing w:after="0" w:line="240" w:lineRule="auto"/>
     </w:pPr>
     <w:rPr>
+      <w:rFonts w:eastAsia="黑体"/>
       <w:color w:themeColor="background1" w:val="FFFFFF"/>
     </w:rPr>
     <w:tblPr>
@@ -11621,6 +12073,7 @@
     </w:tcPr>
     <w:tblStylePr w:type="firstRow">
       <w:rPr>
+        <w:rFonts w:eastAsia="黑体"/>
         <w:b/>
         <w:bCs/>
       </w:rPr>
@@ -11717,6 +12170,7 @@
       <w:spacing w:after="0" w:line="240" w:lineRule="auto"/>
     </w:pPr>
     <w:rPr>
+      <w:rFonts w:eastAsia="黑体"/>
       <w:color w:themeColor="background1" w:val="FFFFFF"/>
     </w:rPr>
     <w:tblPr>
@@ -11735,6 +12189,7 @@
     </w:tcPr>
     <w:tblStylePr w:type="firstRow">
       <w:rPr>
+        <w:rFonts w:eastAsia="黑体"/>
         <w:b/>
         <w:bCs/>
       </w:rPr>
@@ -11831,6 +12286,7 @@
       <w:spacing w:after="0" w:line="240" w:lineRule="auto"/>
     </w:pPr>
     <w:rPr>
+      <w:rFonts w:eastAsia="黑体"/>
       <w:color w:themeColor="background1" w:val="FFFFFF"/>
     </w:rPr>
     <w:tblPr>
@@ -11849,6 +12305,7 @@
     </w:tcPr>
     <w:tblStylePr w:type="firstRow">
       <w:rPr>
+        <w:rFonts w:eastAsia="黑体"/>
         <w:b/>
         <w:bCs/>
       </w:rPr>
@@ -11945,6 +12402,7 @@
       <w:spacing w:after="0" w:line="240" w:lineRule="auto"/>
     </w:pPr>
     <w:rPr>
+      <w:rFonts w:eastAsia="黑体"/>
       <w:color w:themeColor="background1" w:val="FFFFFF"/>
     </w:rPr>
     <w:tblPr>
@@ -11963,6 +12421,7 @@
     </w:tcPr>
     <w:tblStylePr w:type="firstRow">
       <w:rPr>
+        <w:rFonts w:eastAsia="黑体"/>
         <w:b/>
         <w:bCs/>
       </w:rPr>
@@ -12059,6 +12518,7 @@
       <w:spacing w:after="0" w:line="240" w:lineRule="auto"/>
     </w:pPr>
     <w:rPr>
+      <w:rFonts w:eastAsia="黑体"/>
       <w:color w:themeColor="background1" w:val="FFFFFF"/>
     </w:rPr>
     <w:tblPr>
@@ -12077,6 +12537,7 @@
     </w:tcPr>
     <w:tblStylePr w:type="firstRow">
       <w:rPr>
+        <w:rFonts w:eastAsia="黑体"/>
         <w:b/>
         <w:bCs/>
       </w:rPr>
@@ -12173,6 +12634,7 @@
       <w:spacing w:after="0" w:line="240" w:lineRule="auto"/>
     </w:pPr>
     <w:rPr>
+      <w:rFonts w:eastAsia="黑体"/>
       <w:color w:themeColor="background1" w:val="FFFFFF"/>
     </w:rPr>
     <w:tblPr>
@@ -12191,6 +12653,7 @@
     </w:tcPr>
     <w:tblStylePr w:type="firstRow">
       <w:rPr>
+        <w:rFonts w:eastAsia="黑体"/>
         <w:b/>
         <w:bCs/>
       </w:rPr>
@@ -12287,6 +12750,7 @@
       <w:spacing w:after="0" w:line="240" w:lineRule="auto"/>
     </w:pPr>
     <w:rPr>
+      <w:rFonts w:eastAsia="黑体"/>
       <w:color w:themeColor="background1" w:val="FFFFFF"/>
     </w:rPr>
     <w:tblPr>
@@ -12305,6 +12769,7 @@
     </w:tcPr>
     <w:tblStylePr w:type="firstRow">
       <w:rPr>
+        <w:rFonts w:eastAsia="黑体"/>
         <w:b/>
         <w:bCs/>
       </w:rPr>
@@ -12401,6 +12866,7 @@
       <w:spacing w:after="0" w:line="240" w:lineRule="auto"/>
     </w:pPr>
     <w:rPr>
+      <w:rFonts w:eastAsia="黑体"/>
       <w:color w:themeColor="text1" w:val="000000"/>
     </w:rPr>
     <w:tblPr>
@@ -12427,6 +12893,7 @@
     </w:tcPr>
     <w:tblStylePr w:type="firstRow">
       <w:rPr>
+        <w:rFonts w:eastAsia="黑体"/>
         <w:b/>
         <w:bCs/>
       </w:rPr>
@@ -12445,6 +12912,7 @@
     </w:tblStylePr>
     <w:tblStylePr w:type="lastRow">
       <w:rPr>
+        <w:rFonts w:eastAsia="黑体"/>
         <w:b/>
         <w:bCs/>
         <w:color w:themeColor="background1" w:val="FFFFFF"/>
@@ -12459,6 +12927,7 @@
     </w:tblStylePr>
     <w:tblStylePr w:type="firstCol">
       <w:rPr>
+        <w:rFonts w:eastAsia="黑体"/>
         <w:color w:themeColor="background1" w:val="FFFFFF"/>
       </w:rPr>
       <w:tblPr/>
@@ -12476,6 +12945,7 @@
     </w:tblStylePr>
     <w:tblStylePr w:type="lastCol">
       <w:rPr>
+        <w:rFonts w:eastAsia="黑体"/>
         <w:color w:themeColor="background1" w:val="FFFFFF"/>
       </w:rPr>
       <w:tblPr/>
@@ -12505,11 +12975,13 @@
     </w:tblStylePr>
     <w:tblStylePr w:type="neCell">
       <w:rPr>
+        <w:rFonts w:eastAsia="黑体"/>
         <w:color w:themeColor="text1" w:val="000000"/>
       </w:rPr>
     </w:tblStylePr>
     <w:tblStylePr w:type="nwCell">
       <w:rPr>
+        <w:rFonts w:eastAsia="黑体"/>
         <w:color w:themeColor="text1" w:val="000000"/>
       </w:rPr>
     </w:tblStylePr>
@@ -12523,6 +12995,7 @@
       <w:spacing w:after="0" w:line="240" w:lineRule="auto"/>
     </w:pPr>
     <w:rPr>
+      <w:rFonts w:eastAsia="黑体"/>
       <w:color w:themeColor="text1" w:val="000000"/>
     </w:rPr>
     <w:tblPr>
@@ -12549,6 +13022,7 @@
     </w:tcPr>
     <w:tblStylePr w:type="firstRow">
       <w:rPr>
+        <w:rFonts w:eastAsia="黑体"/>
         <w:b/>
         <w:bCs/>
       </w:rPr>
@@ -12567,6 +13041,7 @@
     </w:tblStylePr>
     <w:tblStylePr w:type="lastRow">
       <w:rPr>
+        <w:rFonts w:eastAsia="黑体"/>
         <w:b/>
         <w:bCs/>
         <w:color w:themeColor="background1" w:val="FFFFFF"/>
@@ -12581,6 +13056,7 @@
     </w:tblStylePr>
     <w:tblStylePr w:type="firstCol">
       <w:rPr>
+        <w:rFonts w:eastAsia="黑体"/>
         <w:color w:themeColor="background1" w:val="FFFFFF"/>
       </w:rPr>
       <w:tblPr/>
@@ -12598,6 +13074,7 @@
     </w:tblStylePr>
     <w:tblStylePr w:type="lastCol">
       <w:rPr>
+        <w:rFonts w:eastAsia="黑体"/>
         <w:color w:themeColor="background1" w:val="FFFFFF"/>
       </w:rPr>
       <w:tblPr/>
@@ -12627,11 +13104,13 @@
     </w:tblStylePr>
     <w:tblStylePr w:type="neCell">
       <w:rPr>
+        <w:rFonts w:eastAsia="黑体"/>
         <w:color w:themeColor="text1" w:val="000000"/>
       </w:rPr>
     </w:tblStylePr>
     <w:tblStylePr w:type="nwCell">
       <w:rPr>
+        <w:rFonts w:eastAsia="黑体"/>
         <w:color w:themeColor="text1" w:val="000000"/>
       </w:rPr>
     </w:tblStylePr>
@@ -12645,6 +13124,7 @@
       <w:spacing w:after="0" w:line="240" w:lineRule="auto"/>
     </w:pPr>
     <w:rPr>
+      <w:rFonts w:eastAsia="黑体"/>
       <w:color w:themeColor="text1" w:val="000000"/>
     </w:rPr>
     <w:tblPr>
@@ -12671,6 +13151,7 @@
     </w:tcPr>
     <w:tblStylePr w:type="firstRow">
       <w:rPr>
+        <w:rFonts w:eastAsia="黑体"/>
         <w:b/>
         <w:bCs/>
       </w:rPr>
@@ -12689,6 +13170,7 @@
     </w:tblStylePr>
     <w:tblStylePr w:type="lastRow">
       <w:rPr>
+        <w:rFonts w:eastAsia="黑体"/>
         <w:b/>
         <w:bCs/>
         <w:color w:themeColor="background1" w:val="FFFFFF"/>
@@ -12703,6 +13185,7 @@
     </w:tblStylePr>
     <w:tblStylePr w:type="firstCol">
       <w:rPr>
+        <w:rFonts w:eastAsia="黑体"/>
         <w:color w:themeColor="background1" w:val="FFFFFF"/>
       </w:rPr>
       <w:tblPr/>
@@ -12720,6 +13203,7 @@
     </w:tblStylePr>
     <w:tblStylePr w:type="lastCol">
       <w:rPr>
+        <w:rFonts w:eastAsia="黑体"/>
         <w:color w:themeColor="background1" w:val="FFFFFF"/>
       </w:rPr>
       <w:tblPr/>
@@ -12749,11 +13233,13 @@
     </w:tblStylePr>
     <w:tblStylePr w:type="neCell">
       <w:rPr>
+        <w:rFonts w:eastAsia="黑体"/>
         <w:color w:themeColor="text1" w:val="000000"/>
       </w:rPr>
     </w:tblStylePr>
     <w:tblStylePr w:type="nwCell">
       <w:rPr>
+        <w:rFonts w:eastAsia="黑体"/>
         <w:color w:themeColor="text1" w:val="000000"/>
       </w:rPr>
     </w:tblStylePr>
@@ -12767,6 +13253,7 @@
       <w:spacing w:after="0" w:line="240" w:lineRule="auto"/>
     </w:pPr>
     <w:rPr>
+      <w:rFonts w:eastAsia="黑体"/>
       <w:color w:themeColor="text1" w:val="000000"/>
     </w:rPr>
     <w:tblPr>
@@ -12793,6 +13280,7 @@
     </w:tcPr>
     <w:tblStylePr w:type="firstRow">
       <w:rPr>
+        <w:rFonts w:eastAsia="黑体"/>
         <w:b/>
         <w:bCs/>
       </w:rPr>
@@ -12811,6 +13299,7 @@
     </w:tblStylePr>
     <w:tblStylePr w:type="lastRow">
       <w:rPr>
+        <w:rFonts w:eastAsia="黑体"/>
         <w:b/>
         <w:bCs/>
         <w:color w:themeColor="background1" w:val="FFFFFF"/>
@@ -12825,6 +13314,7 @@
     </w:tblStylePr>
     <w:tblStylePr w:type="firstCol">
       <w:rPr>
+        <w:rFonts w:eastAsia="黑体"/>
         <w:color w:themeColor="background1" w:val="FFFFFF"/>
       </w:rPr>
       <w:tblPr/>
@@ -12842,6 +13332,7 @@
     </w:tblStylePr>
     <w:tblStylePr w:type="lastCol">
       <w:rPr>
+        <w:rFonts w:eastAsia="黑体"/>
         <w:color w:themeColor="background1" w:val="FFFFFF"/>
       </w:rPr>
       <w:tblPr/>
@@ -12879,6 +13370,7 @@
       <w:spacing w:after="0" w:line="240" w:lineRule="auto"/>
     </w:pPr>
     <w:rPr>
+      <w:rFonts w:eastAsia="黑体"/>
       <w:color w:themeColor="text1" w:val="000000"/>
     </w:rPr>
     <w:tblPr>
@@ -12905,6 +13397,7 @@
     </w:tcPr>
     <w:tblStylePr w:type="firstRow">
       <w:rPr>
+        <w:rFonts w:eastAsia="黑体"/>
         <w:b/>
         <w:bCs/>
       </w:rPr>
@@ -12923,6 +13416,7 @@
     </w:tblStylePr>
     <w:tblStylePr w:type="lastRow">
       <w:rPr>
+        <w:rFonts w:eastAsia="黑体"/>
         <w:b/>
         <w:bCs/>
         <w:color w:themeColor="background1" w:val="FFFFFF"/>
@@ -12937,6 +13431,7 @@
     </w:tblStylePr>
     <w:tblStylePr w:type="firstCol">
       <w:rPr>
+        <w:rFonts w:eastAsia="黑体"/>
         <w:color w:themeColor="background1" w:val="FFFFFF"/>
       </w:rPr>
       <w:tblPr/>
@@ -12954,6 +13449,7 @@
     </w:tblStylePr>
     <w:tblStylePr w:type="lastCol">
       <w:rPr>
+        <w:rFonts w:eastAsia="黑体"/>
         <w:color w:themeColor="background1" w:val="FFFFFF"/>
       </w:rPr>
       <w:tblPr/>
@@ -12983,11 +13479,13 @@
     </w:tblStylePr>
     <w:tblStylePr w:type="neCell">
       <w:rPr>
+        <w:rFonts w:eastAsia="黑体"/>
         <w:color w:themeColor="text1" w:val="000000"/>
       </w:rPr>
     </w:tblStylePr>
     <w:tblStylePr w:type="nwCell">
       <w:rPr>
+        <w:rFonts w:eastAsia="黑体"/>
         <w:color w:themeColor="text1" w:val="000000"/>
       </w:rPr>
     </w:tblStylePr>
@@ -13001,6 +13499,7 @@
       <w:spacing w:after="0" w:line="240" w:lineRule="auto"/>
     </w:pPr>
     <w:rPr>
+      <w:rFonts w:eastAsia="黑体"/>
       <w:color w:themeColor="text1" w:val="000000"/>
     </w:rPr>
     <w:tblPr>
@@ -13027,6 +13526,7 @@
     </w:tcPr>
     <w:tblStylePr w:type="firstRow">
       <w:rPr>
+        <w:rFonts w:eastAsia="黑体"/>
         <w:b/>
         <w:bCs/>
       </w:rPr>
@@ -13045,6 +13545,7 @@
     </w:tblStylePr>
     <w:tblStylePr w:type="lastRow">
       <w:rPr>
+        <w:rFonts w:eastAsia="黑体"/>
         <w:b/>
         <w:bCs/>
         <w:color w:themeColor="background1" w:val="FFFFFF"/>
@@ -13059,6 +13560,7 @@
     </w:tblStylePr>
     <w:tblStylePr w:type="firstCol">
       <w:rPr>
+        <w:rFonts w:eastAsia="黑体"/>
         <w:color w:themeColor="background1" w:val="FFFFFF"/>
       </w:rPr>
       <w:tblPr/>
@@ -13076,6 +13578,7 @@
     </w:tblStylePr>
     <w:tblStylePr w:type="lastCol">
       <w:rPr>
+        <w:rFonts w:eastAsia="黑体"/>
         <w:color w:themeColor="background1" w:val="FFFFFF"/>
       </w:rPr>
       <w:tblPr/>
@@ -13105,11 +13608,13 @@
     </w:tblStylePr>
     <w:tblStylePr w:type="neCell">
       <w:rPr>
+        <w:rFonts w:eastAsia="黑体"/>
         <w:color w:themeColor="text1" w:val="000000"/>
       </w:rPr>
     </w:tblStylePr>
     <w:tblStylePr w:type="nwCell">
       <w:rPr>
+        <w:rFonts w:eastAsia="黑体"/>
         <w:color w:themeColor="text1" w:val="000000"/>
       </w:rPr>
     </w:tblStylePr>
@@ -13123,6 +13628,7 @@
       <w:spacing w:after="0" w:line="240" w:lineRule="auto"/>
     </w:pPr>
     <w:rPr>
+      <w:rFonts w:eastAsia="黑体"/>
       <w:color w:themeColor="text1" w:val="000000"/>
     </w:rPr>
     <w:tblPr>
@@ -13149,6 +13655,7 @@
     </w:tcPr>
     <w:tblStylePr w:type="firstRow">
       <w:rPr>
+        <w:rFonts w:eastAsia="黑体"/>
         <w:b/>
         <w:bCs/>
       </w:rPr>
@@ -13167,6 +13674,7 @@
     </w:tblStylePr>
     <w:tblStylePr w:type="lastRow">
       <w:rPr>
+        <w:rFonts w:eastAsia="黑体"/>
         <w:b/>
         <w:bCs/>
         <w:color w:themeColor="background1" w:val="FFFFFF"/>
@@ -13181,6 +13689,7 @@
     </w:tblStylePr>
     <w:tblStylePr w:type="firstCol">
       <w:rPr>
+        <w:rFonts w:eastAsia="黑体"/>
         <w:color w:themeColor="background1" w:val="FFFFFF"/>
       </w:rPr>
       <w:tblPr/>
@@ -13198,6 +13707,7 @@
     </w:tblStylePr>
     <w:tblStylePr w:type="lastCol">
       <w:rPr>
+        <w:rFonts w:eastAsia="黑体"/>
         <w:color w:themeColor="background1" w:val="FFFFFF"/>
       </w:rPr>
       <w:tblPr/>
@@ -13227,11 +13737,13 @@
     </w:tblStylePr>
     <w:tblStylePr w:type="neCell">
       <w:rPr>
+        <w:rFonts w:eastAsia="黑体"/>
         <w:color w:themeColor="text1" w:val="000000"/>
       </w:rPr>
     </w:tblStylePr>
     <w:tblStylePr w:type="nwCell">
       <w:rPr>
+        <w:rFonts w:eastAsia="黑体"/>
         <w:color w:themeColor="text1" w:val="000000"/>
       </w:rPr>
     </w:tblStylePr>
@@ -13245,6 +13757,7 @@
       <w:spacing w:after="0" w:line="240" w:lineRule="auto"/>
     </w:pPr>
     <w:rPr>
+      <w:rFonts w:eastAsia="黑体"/>
       <w:color w:themeColor="text1" w:val="000000"/>
     </w:rPr>
     <w:tblPr>
@@ -13263,6 +13776,7 @@
     </w:tcPr>
     <w:tblStylePr w:type="firstRow">
       <w:rPr>
+        <w:rFonts w:eastAsia="黑体"/>
         <w:b/>
         <w:bCs/>
         <w:color w:themeColor="background1" w:val="FFFFFF"/>
@@ -13277,6 +13791,7 @@
     </w:tblStylePr>
     <w:tblStylePr w:type="lastRow">
       <w:rPr>
+        <w:rFonts w:eastAsia="黑体"/>
         <w:b/>
         <w:bCs/>
         <w:color w:themeColor="accent2" w:themeShade="CC" w:val="9E3A38"/>
@@ -13291,12 +13806,14 @@
     </w:tblStylePr>
     <w:tblStylePr w:type="firstCol">
       <w:rPr>
+        <w:rFonts w:eastAsia="黑体"/>
         <w:b/>
         <w:bCs/>
       </w:rPr>
     </w:tblStylePr>
     <w:tblStylePr w:type="lastCol">
       <w:rPr>
+        <w:rFonts w:eastAsia="黑体"/>
         <w:b/>
         <w:bCs/>
       </w:rPr>
@@ -13331,6 +13848,7 @@
       <w:spacing w:after="0" w:line="240" w:lineRule="auto"/>
     </w:pPr>
     <w:rPr>
+      <w:rFonts w:eastAsia="黑体"/>
       <w:color w:themeColor="text1" w:val="000000"/>
     </w:rPr>
     <w:tblPr>
@@ -13349,6 +13867,7 @@
     </w:tcPr>
     <w:tblStylePr w:type="firstRow">
       <w:rPr>
+        <w:rFonts w:eastAsia="黑体"/>
         <w:b/>
         <w:bCs/>
         <w:color w:themeColor="background1" w:val="FFFFFF"/>
@@ -13363,6 +13882,7 @@
     </w:tblStylePr>
     <w:tblStylePr w:type="lastRow">
       <w:rPr>
+        <w:rFonts w:eastAsia="黑体"/>
         <w:b/>
         <w:bCs/>
         <w:color w:themeColor="accent2" w:themeShade="CC" w:val="9E3A38"/>
@@ -13377,12 +13897,14 @@
     </w:tblStylePr>
     <w:tblStylePr w:type="firstCol">
       <w:rPr>
+        <w:rFonts w:eastAsia="黑体"/>
         <w:b/>
         <w:bCs/>
       </w:rPr>
     </w:tblStylePr>
     <w:tblStylePr w:type="lastCol">
       <w:rPr>
+        <w:rFonts w:eastAsia="黑体"/>
         <w:b/>
         <w:bCs/>
       </w:rPr>
@@ -13417,6 +13939,7 @@
       <w:spacing w:after="0" w:line="240" w:lineRule="auto"/>
     </w:pPr>
     <w:rPr>
+      <w:rFonts w:eastAsia="黑体"/>
       <w:color w:themeColor="text1" w:val="000000"/>
     </w:rPr>
     <w:tblPr>
@@ -13435,6 +13958,7 @@
     </w:tcPr>
     <w:tblStylePr w:type="firstRow">
       <w:rPr>
+        <w:rFonts w:eastAsia="黑体"/>
         <w:b/>
         <w:bCs/>
         <w:color w:themeColor="background1" w:val="FFFFFF"/>
@@ -13449,6 +13973,7 @@
     </w:tblStylePr>
     <w:tblStylePr w:type="lastRow">
       <w:rPr>
+        <w:rFonts w:eastAsia="黑体"/>
         <w:b/>
         <w:bCs/>
         <w:color w:themeColor="accent2" w:themeShade="CC" w:val="9E3A38"/>
@@ -13463,12 +13988,14 @@
     </w:tblStylePr>
     <w:tblStylePr w:type="firstCol">
       <w:rPr>
+        <w:rFonts w:eastAsia="黑体"/>
         <w:b/>
         <w:bCs/>
       </w:rPr>
     </w:tblStylePr>
     <w:tblStylePr w:type="lastCol">
       <w:rPr>
+        <w:rFonts w:eastAsia="黑体"/>
         <w:b/>
         <w:bCs/>
       </w:rPr>
@@ -13503,6 +14030,7 @@
       <w:spacing w:after="0" w:line="240" w:lineRule="auto"/>
     </w:pPr>
     <w:rPr>
+      <w:rFonts w:eastAsia="黑体"/>
       <w:color w:themeColor="text1" w:val="000000"/>
     </w:rPr>
     <w:tblPr>
@@ -13521,6 +14049,7 @@
     </w:tcPr>
     <w:tblStylePr w:type="firstRow">
       <w:rPr>
+        <w:rFonts w:eastAsia="黑体"/>
         <w:b/>
         <w:bCs/>
         <w:color w:themeColor="background1" w:val="FFFFFF"/>
@@ -13535,6 +14064,7 @@
     </w:tblStylePr>
     <w:tblStylePr w:type="lastRow">
       <w:rPr>
+        <w:rFonts w:eastAsia="黑体"/>
         <w:b/>
         <w:bCs/>
         <w:color w:themeColor="accent4" w:themeShade="CC" w:val="664E82"/>
@@ -13549,12 +14079,14 @@
     </w:tblStylePr>
     <w:tblStylePr w:type="firstCol">
       <w:rPr>
+        <w:rFonts w:eastAsia="黑体"/>
         <w:b/>
         <w:bCs/>
       </w:rPr>
     </w:tblStylePr>
     <w:tblStylePr w:type="lastCol">
       <w:rPr>
+        <w:rFonts w:eastAsia="黑体"/>
         <w:b/>
         <w:bCs/>
       </w:rPr>
@@ -13589,6 +14121,7 @@
       <w:spacing w:after="0" w:line="240" w:lineRule="auto"/>
     </w:pPr>
     <w:rPr>
+      <w:rFonts w:eastAsia="黑体"/>
       <w:color w:themeColor="text1" w:val="000000"/>
     </w:rPr>
     <w:tblPr>
@@ -13607,6 +14140,7 @@
     </w:tcPr>
     <w:tblStylePr w:type="firstRow">
       <w:rPr>
+        <w:rFonts w:eastAsia="黑体"/>
         <w:b/>
         <w:bCs/>
         <w:color w:themeColor="background1" w:val="FFFFFF"/>
@@ -13621,6 +14155,7 @@
     </w:tblStylePr>
     <w:tblStylePr w:type="lastRow">
       <w:rPr>
+        <w:rFonts w:eastAsia="黑体"/>
         <w:b/>
         <w:bCs/>
         <w:color w:themeColor="accent3" w:themeShade="CC" w:val="7E9C40"/>
@@ -13635,12 +14170,14 @@
     </w:tblStylePr>
     <w:tblStylePr w:type="firstCol">
       <w:rPr>
+        <w:rFonts w:eastAsia="黑体"/>
         <w:b/>
         <w:bCs/>
       </w:rPr>
     </w:tblStylePr>
     <w:tblStylePr w:type="lastCol">
       <w:rPr>
+        <w:rFonts w:eastAsia="黑体"/>
         <w:b/>
         <w:bCs/>
       </w:rPr>
@@ -13675,6 +14212,7 @@
       <w:spacing w:after="0" w:line="240" w:lineRule="auto"/>
     </w:pPr>
     <w:rPr>
+      <w:rFonts w:eastAsia="黑体"/>
       <w:color w:themeColor="text1" w:val="000000"/>
     </w:rPr>
     <w:tblPr>
@@ -13693,6 +14231,7 @@
     </w:tcPr>
     <w:tblStylePr w:type="firstRow">
       <w:rPr>
+        <w:rFonts w:eastAsia="黑体"/>
         <w:b/>
         <w:bCs/>
         <w:color w:themeColor="background1" w:val="FFFFFF"/>
@@ -13707,6 +14246,7 @@
     </w:tblStylePr>
     <w:tblStylePr w:type="lastRow">
       <w:rPr>
+        <w:rFonts w:eastAsia="黑体"/>
         <w:b/>
         <w:bCs/>
         <w:color w:themeColor="accent6" w:themeShade="CC" w:val="F2730A"/>
@@ -13721,12 +14261,14 @@
     </w:tblStylePr>
     <w:tblStylePr w:type="firstCol">
       <w:rPr>
+        <w:rFonts w:eastAsia="黑体"/>
         <w:b/>
         <w:bCs/>
       </w:rPr>
     </w:tblStylePr>
     <w:tblStylePr w:type="lastCol">
       <w:rPr>
+        <w:rFonts w:eastAsia="黑体"/>
         <w:b/>
         <w:bCs/>
       </w:rPr>
@@ -13761,6 +14303,7 @@
       <w:spacing w:after="0" w:line="240" w:lineRule="auto"/>
     </w:pPr>
     <w:rPr>
+      <w:rFonts w:eastAsia="黑体"/>
       <w:color w:themeColor="text1" w:val="000000"/>
     </w:rPr>
     <w:tblPr>
@@ -13779,6 +14322,7 @@
     </w:tcPr>
     <w:tblStylePr w:type="firstRow">
       <w:rPr>
+        <w:rFonts w:eastAsia="黑体"/>
         <w:b/>
         <w:bCs/>
         <w:color w:themeColor="background1" w:val="FFFFFF"/>
@@ -13793,6 +14337,7 @@
     </w:tblStylePr>
     <w:tblStylePr w:type="lastRow">
       <w:rPr>
+        <w:rFonts w:eastAsia="黑体"/>
         <w:b/>
         <w:bCs/>
         <w:color w:themeColor="accent5" w:themeShade="CC" w:val="348DA5"/>
@@ -13807,12 +14352,14 @@
     </w:tblStylePr>
     <w:tblStylePr w:type="firstCol">
       <w:rPr>
+        <w:rFonts w:eastAsia="黑体"/>
         <w:b/>
         <w:bCs/>
       </w:rPr>
     </w:tblStylePr>
     <w:tblStylePr w:type="lastCol">
       <w:rPr>
+        <w:rFonts w:eastAsia="黑体"/>
         <w:b/>
         <w:bCs/>
       </w:rPr>
@@ -13847,6 +14394,7 @@
       <w:spacing w:after="0" w:line="240" w:lineRule="auto"/>
     </w:pPr>
     <w:rPr>
+      <w:rFonts w:eastAsia="黑体"/>
       <w:color w:themeColor="text1" w:val="000000"/>
     </w:rPr>
     <w:tblPr>
@@ -13868,6 +14416,7 @@
     </w:tcPr>
     <w:tblStylePr w:type="firstRow">
       <w:rPr>
+        <w:rFonts w:eastAsia="黑体"/>
         <w:b/>
         <w:bCs/>
       </w:rPr>
@@ -13878,6 +14427,7 @@
     </w:tblStylePr>
     <w:tblStylePr w:type="lastRow">
       <w:rPr>
+        <w:rFonts w:eastAsia="黑体"/>
         <w:b/>
         <w:bCs/>
         <w:color w:themeColor="text1" w:val="000000"/>
@@ -13889,6 +14439,7 @@
     </w:tblStylePr>
     <w:tblStylePr w:type="firstCol">
       <w:rPr>
+        <w:rFonts w:eastAsia="黑体"/>
         <w:color w:themeColor="background1" w:val="FFFFFF"/>
       </w:rPr>
       <w:tblPr/>
@@ -13898,6 +14449,7 @@
     </w:tblStylePr>
     <w:tblStylePr w:type="lastCol">
       <w:rPr>
+        <w:rFonts w:eastAsia="黑体"/>
         <w:color w:themeColor="background1" w:val="FFFFFF"/>
       </w:rPr>
       <w:tblPr/>
@@ -13927,6 +14479,7 @@
       <w:spacing w:after="0" w:line="240" w:lineRule="auto"/>
     </w:pPr>
     <w:rPr>
+      <w:rFonts w:eastAsia="黑体"/>
       <w:color w:themeColor="text1" w:val="000000"/>
     </w:rPr>
     <w:tblPr>
@@ -13948,6 +14501,7 @@
     </w:tcPr>
     <w:tblStylePr w:type="firstRow">
       <w:rPr>
+        <w:rFonts w:eastAsia="黑体"/>
         <w:b/>
         <w:bCs/>
       </w:rPr>
@@ -13958,6 +14512,7 @@
     </w:tblStylePr>
     <w:tblStylePr w:type="lastRow">
       <w:rPr>
+        <w:rFonts w:eastAsia="黑体"/>
         <w:b/>
         <w:bCs/>
         <w:color w:themeColor="text1" w:val="000000"/>
@@ -13969,6 +14524,7 @@
     </w:tblStylePr>
     <w:tblStylePr w:type="firstCol">
       <w:rPr>
+        <w:rFonts w:eastAsia="黑体"/>
         <w:color w:themeColor="background1" w:val="FFFFFF"/>
       </w:rPr>
       <w:tblPr/>
@@ -13978,6 +14534,7 @@
     </w:tblStylePr>
     <w:tblStylePr w:type="lastCol">
       <w:rPr>
+        <w:rFonts w:eastAsia="黑体"/>
         <w:color w:themeColor="background1" w:val="FFFFFF"/>
       </w:rPr>
       <w:tblPr/>
@@ -14007,6 +14564,7 @@
       <w:spacing w:after="0" w:line="240" w:lineRule="auto"/>
     </w:pPr>
     <w:rPr>
+      <w:rFonts w:eastAsia="黑体"/>
       <w:color w:themeColor="text1" w:val="000000"/>
     </w:rPr>
     <w:tblPr>
@@ -14028,6 +14586,7 @@
     </w:tcPr>
     <w:tblStylePr w:type="firstRow">
       <w:rPr>
+        <w:rFonts w:eastAsia="黑体"/>
         <w:b/>
         <w:bCs/>
       </w:rPr>
@@ -14038,6 +14597,7 @@
     </w:tblStylePr>
     <w:tblStylePr w:type="lastRow">
       <w:rPr>
+        <w:rFonts w:eastAsia="黑体"/>
         <w:b/>
         <w:bCs/>
         <w:color w:themeColor="text1" w:val="000000"/>
@@ -14049,6 +14609,7 @@
     </w:tblStylePr>
     <w:tblStylePr w:type="firstCol">
       <w:rPr>
+        <w:rFonts w:eastAsia="黑体"/>
         <w:color w:themeColor="background1" w:val="FFFFFF"/>
       </w:rPr>
       <w:tblPr/>
@@ -14058,6 +14619,7 @@
     </w:tblStylePr>
     <w:tblStylePr w:type="lastCol">
       <w:rPr>
+        <w:rFonts w:eastAsia="黑体"/>
         <w:color w:themeColor="background1" w:val="FFFFFF"/>
       </w:rPr>
       <w:tblPr/>
@@ -14087,6 +14649,7 @@
       <w:spacing w:after="0" w:line="240" w:lineRule="auto"/>
     </w:pPr>
     <w:rPr>
+      <w:rFonts w:eastAsia="黑体"/>
       <w:color w:themeColor="text1" w:val="000000"/>
     </w:rPr>
     <w:tblPr>
@@ -14108,6 +14671,7 @@
     </w:tcPr>
     <w:tblStylePr w:type="firstRow">
       <w:rPr>
+        <w:rFonts w:eastAsia="黑体"/>
         <w:b/>
         <w:bCs/>
       </w:rPr>
@@ -14118,6 +14682,7 @@
     </w:tblStylePr>
     <w:tblStylePr w:type="lastRow">
       <w:rPr>
+        <w:rFonts w:eastAsia="黑体"/>
         <w:b/>
         <w:bCs/>
         <w:color w:themeColor="text1" w:val="000000"/>
@@ -14129,6 +14694,7 @@
     </w:tblStylePr>
     <w:tblStylePr w:type="firstCol">
       <w:rPr>
+        <w:rFonts w:eastAsia="黑体"/>
         <w:color w:themeColor="background1" w:val="FFFFFF"/>
       </w:rPr>
       <w:tblPr/>
@@ -14138,6 +14704,7 @@
     </w:tblStylePr>
     <w:tblStylePr w:type="lastCol">
       <w:rPr>
+        <w:rFonts w:eastAsia="黑体"/>
         <w:color w:themeColor="background1" w:val="FFFFFF"/>
       </w:rPr>
       <w:tblPr/>
@@ -14167,6 +14734,7 @@
       <w:spacing w:after="0" w:line="240" w:lineRule="auto"/>
     </w:pPr>
     <w:rPr>
+      <w:rFonts w:eastAsia="黑体"/>
       <w:color w:themeColor="text1" w:val="000000"/>
     </w:rPr>
     <w:tblPr>
@@ -14188,6 +14756,7 @@
     </w:tcPr>
     <w:tblStylePr w:type="firstRow">
       <w:rPr>
+        <w:rFonts w:eastAsia="黑体"/>
         <w:b/>
         <w:bCs/>
       </w:rPr>
@@ -14198,6 +14767,7 @@
     </w:tblStylePr>
     <w:tblStylePr w:type="lastRow">
       <w:rPr>
+        <w:rFonts w:eastAsia="黑体"/>
         <w:b/>
         <w:bCs/>
         <w:color w:themeColor="text1" w:val="000000"/>
@@ -14209,6 +14779,7 @@
     </w:tblStylePr>
     <w:tblStylePr w:type="firstCol">
       <w:rPr>
+        <w:rFonts w:eastAsia="黑体"/>
         <w:color w:themeColor="background1" w:val="FFFFFF"/>
       </w:rPr>
       <w:tblPr/>
@@ -14218,6 +14789,7 @@
     </w:tblStylePr>
     <w:tblStylePr w:type="lastCol">
       <w:rPr>
+        <w:rFonts w:eastAsia="黑体"/>
         <w:color w:themeColor="background1" w:val="FFFFFF"/>
       </w:rPr>
       <w:tblPr/>
@@ -14247,6 +14819,7 @@
       <w:spacing w:after="0" w:line="240" w:lineRule="auto"/>
     </w:pPr>
     <w:rPr>
+      <w:rFonts w:eastAsia="黑体"/>
       <w:color w:themeColor="text1" w:val="000000"/>
     </w:rPr>
     <w:tblPr>
@@ -14268,6 +14841,7 @@
     </w:tcPr>
     <w:tblStylePr w:type="firstRow">
       <w:rPr>
+        <w:rFonts w:eastAsia="黑体"/>
         <w:b/>
         <w:bCs/>
       </w:rPr>
@@ -14278,6 +14852,7 @@
     </w:tblStylePr>
     <w:tblStylePr w:type="lastRow">
       <w:rPr>
+        <w:rFonts w:eastAsia="黑体"/>
         <w:b/>
         <w:bCs/>
         <w:color w:themeColor="text1" w:val="000000"/>
@@ -14289,6 +14864,7 @@
     </w:tblStylePr>
     <w:tblStylePr w:type="firstCol">
       <w:rPr>
+        <w:rFonts w:eastAsia="黑体"/>
         <w:color w:themeColor="background1" w:val="FFFFFF"/>
       </w:rPr>
       <w:tblPr/>
@@ -14298,6 +14874,7 @@
     </w:tblStylePr>
     <w:tblStylePr w:type="lastCol">
       <w:rPr>
+        <w:rFonts w:eastAsia="黑体"/>
         <w:color w:themeColor="background1" w:val="FFFFFF"/>
       </w:rPr>
       <w:tblPr/>
@@ -14327,6 +14904,7 @@
       <w:spacing w:after="0" w:line="240" w:lineRule="auto"/>
     </w:pPr>
     <w:rPr>
+      <w:rFonts w:eastAsia="黑体"/>
       <w:color w:themeColor="text1" w:val="000000"/>
     </w:rPr>
     <w:tblPr>
@@ -14348,6 +14926,7 @@
     </w:tcPr>
     <w:tblStylePr w:type="firstRow">
       <w:rPr>
+        <w:rFonts w:eastAsia="黑体"/>
         <w:b/>
         <w:bCs/>
       </w:rPr>
@@ -14358,6 +14937,7 @@
     </w:tblStylePr>
     <w:tblStylePr w:type="lastRow">
       <w:rPr>
+        <w:rFonts w:eastAsia="黑体"/>
         <w:b/>
         <w:bCs/>
         <w:color w:themeColor="text1" w:val="000000"/>
@@ -14369,6 +14949,7 @@
     </w:tblStylePr>
     <w:tblStylePr w:type="firstCol">
       <w:rPr>
+        <w:rFonts w:eastAsia="黑体"/>
         <w:color w:themeColor="background1" w:val="FFFFFF"/>
       </w:rPr>
       <w:tblPr/>
@@ -14378,6 +14959,7 @@
     </w:tblStylePr>
     <w:tblStylePr w:type="lastCol">
       <w:rPr>
+        <w:rFonts w:eastAsia="黑体"/>
         <w:color w:themeColor="background1" w:val="FFFFFF"/>
       </w:rPr>
       <w:tblPr/>
@@ -14410,6 +14992,7 @@
     <w:name w:val="KeywordTok"/>
     <w:basedOn w:val="VerbatimChar"/>
     <w:rPr>
+      <w:rFonts w:eastAsia="黑体"/>
       <w:b/>
       <w:color w:val="007020"/>
     </w:rPr>
@@ -14418,6 +15001,7 @@
     <w:name w:val="DataTypeTok"/>
     <w:basedOn w:val="VerbatimChar"/>
     <w:rPr>
+      <w:rFonts w:eastAsia="黑体"/>
       <w:color w:val="902000"/>
     </w:rPr>
   </w:style>
@@ -14425,6 +15009,7 @@
     <w:name w:val="DecValTok"/>
     <w:basedOn w:val="VerbatimChar"/>
     <w:rPr>
+      <w:rFonts w:eastAsia="黑体"/>
       <w:color w:val="40a070"/>
     </w:rPr>
   </w:style>
@@ -14432,6 +15017,7 @@
     <w:name w:val="BaseNTok"/>
     <w:basedOn w:val="VerbatimChar"/>
     <w:rPr>
+      <w:rFonts w:eastAsia="黑体"/>
       <w:color w:val="40a070"/>
     </w:rPr>
   </w:style>
@@ -14439,6 +15025,7 @@
     <w:name w:val="FloatTok"/>
     <w:basedOn w:val="VerbatimChar"/>
     <w:rPr>
+      <w:rFonts w:eastAsia="黑体"/>
       <w:color w:val="40a070"/>
     </w:rPr>
   </w:style>
@@ -14446,6 +15033,7 @@
     <w:name w:val="ConstantTok"/>
     <w:basedOn w:val="VerbatimChar"/>
     <w:rPr>
+      <w:rFonts w:eastAsia="黑体"/>
       <w:color w:val="880000"/>
     </w:rPr>
   </w:style>
@@ -14453,6 +15041,7 @@
     <w:name w:val="CharTok"/>
     <w:basedOn w:val="VerbatimChar"/>
     <w:rPr>
+      <w:rFonts w:eastAsia="黑体"/>
       <w:color w:val="4070a0"/>
     </w:rPr>
   </w:style>
@@ -14460,6 +15049,7 @@
     <w:name w:val="SpecialCharTok"/>
     <w:basedOn w:val="VerbatimChar"/>
     <w:rPr>
+      <w:rFonts w:eastAsia="黑体"/>
       <w:color w:val="4070a0"/>
     </w:rPr>
   </w:style>
@@ -14467,6 +15057,7 @@
     <w:name w:val="StringTok"/>
     <w:basedOn w:val="VerbatimChar"/>
     <w:rPr>
+      <w:rFonts w:eastAsia="黑体"/>
       <w:color w:val="4070a0"/>
     </w:rPr>
   </w:style>
@@ -14474,6 +15065,7 @@
     <w:name w:val="VerbatimStringTok"/>
     <w:basedOn w:val="VerbatimChar"/>
     <w:rPr>
+      <w:rFonts w:eastAsia="黑体"/>
       <w:color w:val="4070a0"/>
     </w:rPr>
   </w:style>
@@ -14481,6 +15073,7 @@
     <w:name w:val="SpecialStringTok"/>
     <w:basedOn w:val="VerbatimChar"/>
     <w:rPr>
+      <w:rFonts w:eastAsia="黑体"/>
       <w:color w:val="bb6688"/>
     </w:rPr>
   </w:style>
@@ -14488,6 +15081,7 @@
     <w:name w:val="ImportTok"/>
     <w:basedOn w:val="VerbatimChar"/>
     <w:rPr>
+      <w:rFonts w:eastAsia="黑体"/>
       <w:b/>
       <w:color w:val="008000"/>
     </w:rPr>
@@ -14496,6 +15090,7 @@
     <w:name w:val="CommentTok"/>
     <w:basedOn w:val="VerbatimChar"/>
     <w:rPr>
+      <w:rFonts w:eastAsia="黑体"/>
       <w:i/>
       <w:color w:val="60a0b0"/>
     </w:rPr>
@@ -14504,6 +15099,7 @@
     <w:name w:val="DocumentationTok"/>
     <w:basedOn w:val="VerbatimChar"/>
     <w:rPr>
+      <w:rFonts w:eastAsia="黑体"/>
       <w:i/>
       <w:color w:val="ba2121"/>
     </w:rPr>
@@ -14512,6 +15108,7 @@
     <w:name w:val="AnnotationTok"/>
     <w:basedOn w:val="VerbatimChar"/>
     <w:rPr>
+      <w:rFonts w:eastAsia="黑体"/>
       <w:b/>
       <w:i/>
       <w:color w:val="60a0b0"/>
@@ -14521,6 +15118,7 @@
     <w:name w:val="CommentVarTok"/>
     <w:basedOn w:val="VerbatimChar"/>
     <w:rPr>
+      <w:rFonts w:eastAsia="黑体"/>
       <w:b/>
       <w:i/>
       <w:color w:val="60a0b0"/>
@@ -14530,6 +15128,7 @@
     <w:name w:val="OtherTok"/>
     <w:basedOn w:val="VerbatimChar"/>
     <w:rPr>
+      <w:rFonts w:eastAsia="黑体"/>
       <w:color w:val="007020"/>
     </w:rPr>
   </w:style>
@@ -14537,6 +15136,7 @@
     <w:name w:val="FunctionTok"/>
     <w:basedOn w:val="VerbatimChar"/>
     <w:rPr>
+      <w:rFonts w:eastAsia="黑体"/>
       <w:color w:val="06287e"/>
     </w:rPr>
   </w:style>
@@ -14544,6 +15144,7 @@
     <w:name w:val="VariableTok"/>
     <w:basedOn w:val="VerbatimChar"/>
     <w:rPr>
+      <w:rFonts w:eastAsia="黑体"/>
       <w:color w:val="19177c"/>
     </w:rPr>
   </w:style>
@@ -14551,6 +15152,7 @@
     <w:name w:val="ControlFlowTok"/>
     <w:basedOn w:val="VerbatimChar"/>
     <w:rPr>
+      <w:rFonts w:eastAsia="黑体"/>
       <w:b/>
       <w:color w:val="007020"/>
     </w:rPr>
@@ -14559,6 +15161,7 @@
     <w:name w:val="OperatorTok"/>
     <w:basedOn w:val="VerbatimChar"/>
     <w:rPr>
+      <w:rFonts w:eastAsia="黑体"/>
       <w:color w:val="666666"/>
     </w:rPr>
   </w:style>
@@ -14566,18 +15169,22 @@
     <w:name w:val="BuiltInTok"/>
     <w:basedOn w:val="VerbatimChar"/>
     <w:rPr>
+      <w:rFonts w:eastAsia="黑体"/>
       <w:color w:val="008000"/>
     </w:rPr>
   </w:style>
   <w:style w:type="character" w:customStyle="1" w:styleId="ExtensionTok">
     <w:name w:val="ExtensionTok"/>
     <w:basedOn w:val="VerbatimChar"/>
-    <w:rPr/>
+    <w:rPr>
+      <w:rFonts w:eastAsia="黑体"/>
+    </w:rPr>
   </w:style>
   <w:style w:type="character" w:customStyle="1" w:styleId="PreprocessorTok">
     <w:name w:val="PreprocessorTok"/>
     <w:basedOn w:val="VerbatimChar"/>
     <w:rPr>
+      <w:rFonts w:eastAsia="黑体"/>
       <w:color w:val="bc7a00"/>
     </w:rPr>
   </w:style>
@@ -14585,18 +15192,22 @@
     <w:name w:val="AttributeTok"/>
     <w:basedOn w:val="VerbatimChar"/>
     <w:rPr>
+      <w:rFonts w:eastAsia="黑体"/>
       <w:color w:val="7d9029"/>
     </w:rPr>
   </w:style>
   <w:style w:type="character" w:customStyle="1" w:styleId="RegionMarkerTok">
     <w:name w:val="RegionMarkerTok"/>
     <w:basedOn w:val="VerbatimChar"/>
-    <w:rPr/>
+    <w:rPr>
+      <w:rFonts w:eastAsia="黑体"/>
+    </w:rPr>
   </w:style>
   <w:style w:type="character" w:customStyle="1" w:styleId="InformationTok">
     <w:name w:val="InformationTok"/>
     <w:basedOn w:val="VerbatimChar"/>
     <w:rPr>
+      <w:rFonts w:eastAsia="黑体"/>
       <w:b/>
       <w:i/>
       <w:color w:val="60a0b0"/>
@@ -14606,6 +15217,7 @@
     <w:name w:val="WarningTok"/>
     <w:basedOn w:val="VerbatimChar"/>
     <w:rPr>
+      <w:rFonts w:eastAsia="黑体"/>
       <w:b/>
       <w:i/>
       <w:color w:val="60a0b0"/>
@@ -14615,6 +15227,7 @@
     <w:name w:val="AlertTok"/>
     <w:basedOn w:val="VerbatimChar"/>
     <w:rPr>
+      <w:rFonts w:eastAsia="黑体"/>
       <w:b/>
       <w:color w:val="ff0000"/>
     </w:rPr>
@@ -14623,6 +15236,7 @@
     <w:name w:val="ErrorTok"/>
     <w:basedOn w:val="VerbatimChar"/>
     <w:rPr>
+      <w:rFonts w:eastAsia="黑体"/>
       <w:b/>
       <w:color w:val="ff0000"/>
     </w:rPr>
@@ -14630,7 +15244,9 @@
   <w:style w:type="character" w:customStyle="1" w:styleId="NormalTok">
     <w:name w:val="NormalTok"/>
     <w:basedOn w:val="VerbatimChar"/>
-    <w:rPr/>
+    <w:rPr>
+      <w:rFonts w:eastAsia="黑体"/>
+    </w:rPr>
   </w:style>
 </w:styles>
 </file>
@@ -14679,12 +15295,12 @@
     <a:fontScheme name="Office">
       <a:majorFont>
         <a:latin typeface="Calibri"/>
-        <a:ea typeface=""/>
+        <a:ea typeface="黑体"/>
         <a:cs typeface=""/>
         <a:font script="Jpan" typeface="ＭＳ ゴシック"/>
         <a:font script="Hang" typeface="맑은 고딕"/>
-        <a:font script="Hans" typeface="宋体"/>
-        <a:font script="Hant" typeface="新細明體"/>
+        <a:font script="Hans" typeface="黑体"/>
+        <a:font script="Hant" typeface="黑体"/>
         <a:font script="Arab" typeface="Times New Roman"/>
         <a:font script="Hebr" typeface="Times New Roman"/>
         <a:font script="Thai" typeface="Angsana New"/>
@@ -14714,12 +15330,12 @@
       </a:majorFont>
       <a:minorFont>
         <a:latin typeface="Cambria"/>
-        <a:ea typeface=""/>
+        <a:ea typeface="黑体"/>
         <a:cs typeface=""/>
         <a:font script="Jpan" typeface="ＭＳ 明朝"/>
         <a:font script="Hang" typeface="맑은 고딕"/>
-        <a:font script="Hans" typeface="宋体"/>
-        <a:font script="Hant" typeface="新細明體"/>
+        <a:font script="Hans" typeface="黑体"/>
+        <a:font script="Hant" typeface="黑体"/>
         <a:font script="Arab" typeface="Arial"/>
         <a:font script="Hebr" typeface="Arial"/>
         <a:font script="Thai" typeface="Cordia New"/>

--- a/09-通信电路/02-调制电路/FM调制电路/FM调制电路.docx
+++ b/09-通信电路/02-调制电路/FM调制电路/FM调制电路.docx
@@ -2224,7 +2224,7 @@
           <w:color w:val="555555"/>
           <w:sz w:val="21"/>
         </w:rPr>
-        <w:t>材料收集者：杜文杰，WX手机：19519196569，QQ:3478827729</w:t>
+        <w:t>材料收集者：杜文杰，微信/手机：19519196569，QQ:3478827729</w:t>
       </w:r>
     </w:p>
     <w:sectPr>
